--- a/PS03新政务服务大厅信息系统集成服务/3-PS03新政务服务大厅信息系统集成服务-研发项目计划书.docx
+++ b/PS03新政务服务大厅信息系统集成服务/3-PS03新政务服务大厅信息系统集成服务-研发项目计划书.docx
@@ -19,7 +19,7 @@
     </w:p>
     <w:p>
       <w:pPr>
-        <w:spacing w:after="120"/>
+        <w:spacing w:after="100" w:line="320"/>
       </w:pPr>
       <w:r>
         <w:rPr>
@@ -34,7 +34,7 @@
     </w:p>
     <w:p>
       <w:pPr>
-        <w:spacing w:after="120"/>
+        <w:spacing w:after="100" w:line="320"/>
       </w:pPr>
       <w:r>
         <w:rPr>
@@ -49,7 +49,7 @@
     </w:p>
     <w:p>
       <w:pPr>
-        <w:spacing w:after="120"/>
+        <w:spacing w:after="100" w:line="320"/>
       </w:pPr>
       <w:r>
         <w:rPr>
@@ -64,7 +64,7 @@
     </w:p>
     <w:p>
       <w:pPr>
-        <w:spacing w:after="120"/>
+        <w:spacing w:after="100" w:line="320"/>
       </w:pPr>
       <w:r>
         <w:rPr>
@@ -79,7 +79,7 @@
     </w:p>
     <w:p>
       <w:pPr>
-        <w:spacing w:after="120"/>
+        <w:spacing w:after="100" w:line="320"/>
       </w:pPr>
       <w:r>
         <w:rPr>
@@ -94,7 +94,7 @@
     </w:p>
     <w:p>
       <w:pPr>
-        <w:spacing w:after="120"/>
+        <w:spacing w:after="100" w:line="320"/>
       </w:pPr>
       <w:r>
         <w:rPr>
@@ -120,11 +120,6 @@
       </w:r>
     </w:p>
     <w:p>
-      <w:r>
-        <w:t xml:space="preserve">新政务服务大厅信息系统集成服务本年度围绕“构建覆盖社区治理场景的综合平台并实现数据集成与业务协同”开展研发与运维技术服务，结合行业现状与客户需求，形成若干子项目并行推进。项目总体以“统一平台、分端协同、数据闭环”为建设思路，服务于政务/行业场景的业务数字化与管理效率提升。</w:t>
-      </w:r>
-    </w:p>
-    <w:p>
       <w:pPr>
         <w:pStyle w:val="Heading2"/>
       </w:pPr>
@@ -133,12 +128,54 @@
           <w:b/>
           <w:bCs/>
         </w:rPr>
-        <w:t xml:space="preserve">(一)现状分析及研究开发的意义</w:t>
-      </w:r>
-    </w:p>
-    <w:p>
-      <w:r>
-        <w:t xml:space="preserve">当前相关业务普遍存在数据分散、填报和协同依赖人工、过程留痕不足、统计分析滞后等问题；同时移动端在一线采集、应急处置、群众服务等场景支撑不足。通过本项目的研发与运维，可实现业务在线化、过程可追溯、协同可量化、数据可分析。</w:t>
+        <w:t xml:space="preserve">(一)政策背景与行业需求</w:t>
+      </w:r>
+    </w:p>
+    <w:p>
+      <w:pPr>
+        <w:pStyle w:val="ListParagraph"/>
+        <w:numPr>
+          <w:ilvl w:val="0"/>
+          <w:numId w:val="2"/>
+        </w:numPr>
+        <w:spacing w:after="80" w:line="320"/>
+      </w:pPr>
+      <w:r>
+        <w:t xml:space="preserve">国家持续推进数字政府建设、基层治理数字化转型、数据资源整合与业务协同，要求重点业务场景实现“在线办理、全程留痕、统计分析、闭环管理”。</w:t>
+      </w:r>
+    </w:p>
+    <w:p>
+      <w:pPr>
+        <w:pStyle w:val="ListParagraph"/>
+        <w:numPr>
+          <w:ilvl w:val="0"/>
+          <w:numId w:val="2"/>
+        </w:numPr>
+        <w:spacing w:after="80" w:line="320"/>
+      </w:pPr>
+      <w:r>
+        <w:t xml:space="preserve">项目面向的政务服务、综合信息平台与基层治理场景，普遍存在系统分散、数据标准不统一、移动端支撑不足、统计口径不一致、日常运维依赖人工经验等问题。</w:t>
+      </w:r>
+    </w:p>
+    <w:p>
+      <w:pPr>
+        <w:pStyle w:val="ListParagraph"/>
+        <w:numPr>
+          <w:ilvl w:val="0"/>
+          <w:numId w:val="2"/>
+        </w:numPr>
+        <w:spacing w:after="80" w:line="320"/>
+      </w:pPr>
+      <w:r>
+        <w:t xml:space="preserve">结合公司近年在政务软件、行业管理系统、移动端应用、运维保障等方面的实施经验，有条件将既有产品能力升级为更加标准化、可复制、可持续运维的解决方案。</w:t>
+      </w:r>
+    </w:p>
+    <w:p>
+      <w:pPr>
+        <w:spacing w:after="120" w:line="360"/>
+      </w:pPr>
+      <w:r>
+        <w:t xml:space="preserve">结合新政务服务大厅信息系统集成服务的建设场景看，主要面向街道、社区、网格员及管理人员，强调平台集成、统一身份、统一数据、网格化管理和社区服务协同。。因此，本项目不仅是单纯的软件开发任务，更是围绕业务流程重塑、数据标准统一、移动化协同和持续运维能力建设的综合研发项目。</w:t>
       </w:r>
     </w:p>
     <w:p>
@@ -150,12 +187,46 @@
           <w:b/>
           <w:bCs/>
         </w:rPr>
-        <w:t xml:space="preserve">(二)研究开发对企业、行业的推动(带动)作用</w:t>
-      </w:r>
-    </w:p>
-    <w:p>
-      <w:r>
-        <w:t xml:space="preserve">项目将沉淀可复制的产品能力和行业解决方案，提升公司在政务软件与综合信息平台领域的交付与运维能力，形成“产品+实施+运维”的持续服务体系，并带动相关单位的信息化应用与管理水平提升。</w:t>
+        <w:t xml:space="preserve">(二)现状问题分析</w:t>
+      </w:r>
+    </w:p>
+    <w:p>
+      <w:pPr>
+        <w:pStyle w:val="ListParagraph"/>
+        <w:numPr>
+          <w:ilvl w:val="0"/>
+          <w:numId w:val="3"/>
+        </w:numPr>
+        <w:spacing w:after="80" w:line="320"/>
+      </w:pPr>
+      <w:r>
+        <w:t xml:space="preserve">现有业务流程在数据填报、任务流转、现场反馈、统计汇总等环节存在人工依赖高、时效性不足的问题。</w:t>
+      </w:r>
+    </w:p>
+    <w:p>
+      <w:pPr>
+        <w:pStyle w:val="ListParagraph"/>
+        <w:numPr>
+          <w:ilvl w:val="0"/>
+          <w:numId w:val="3"/>
+        </w:numPr>
+        <w:spacing w:after="80" w:line="320"/>
+      </w:pPr>
+      <w:r>
+        <w:t xml:space="preserve">多端应用之间缺乏统一数据底座和状态同步机制，导致后台与一线之间信息不对称。</w:t>
+      </w:r>
+    </w:p>
+    <w:p>
+      <w:pPr>
+        <w:pStyle w:val="ListParagraph"/>
+        <w:numPr>
+          <w:ilvl w:val="0"/>
+          <w:numId w:val="3"/>
+        </w:numPr>
+        <w:spacing w:after="80" w:line="320"/>
+      </w:pPr>
+      <w:r>
+        <w:t xml:space="preserve">缺少标准化可复制的交付资料与运维机制，不利于后续推广应用和持续优化。</w:t>
       </w:r>
     </w:p>
     <w:p>
@@ -167,12 +238,35 @@
           <w:b/>
           <w:bCs/>
         </w:rPr>
-        <w:t xml:space="preserve">(三)项目达到的技术水平及市场前景</w:t>
-      </w:r>
-    </w:p>
-    <w:p>
-      <w:r>
-        <w:t xml:space="preserve">项目总体采用前后端分离、模块化/组件化设计，核心服务采用微服务或分层架构，支持PC端与移动端/小程序/H5多端协同，具备可扩展、可运维、可审计的企业级能力。随着数字政府建设与基层治理需求增长，具备持续推广与运维续费空间。</w:t>
+        <w:t xml:space="preserve">(三)研究开发的意义</w:t>
+      </w:r>
+    </w:p>
+    <w:p>
+      <w:pPr>
+        <w:spacing w:after="120" w:line="360"/>
+      </w:pPr>
+      <w:r>
+        <w:t xml:space="preserve">本项目研发目标是：围绕基层治理、社区服务与网格管理需求，建设覆盖业务管理、信息共享、地图联动和便民服务的一体化平台，形成新政务服务大厅相关场景的信息系统集成解决方案。。通过本项目实施，可将原本分散的业务事项沉淀为标准化的软件功能、统一的数据字典和可复制的实施运维模式，提升公司产品化交付能力和行业服务能力。</w:t>
+      </w:r>
+    </w:p>
+    <w:p>
+      <w:pPr>
+        <w:pStyle w:val="Heading2"/>
+      </w:pPr>
+      <w:r>
+        <w:rPr>
+          <w:b/>
+          <w:bCs/>
+        </w:rPr>
+        <w:t xml:space="preserve">(四)对企业与行业的推动作用</w:t>
+      </w:r>
+    </w:p>
+    <w:p>
+      <w:pPr>
+        <w:spacing w:after="120" w:line="360"/>
+      </w:pPr>
+      <w:r>
+        <w:t xml:space="preserve">对企业而言，项目有助于形成可复用的底层能力、组件库、实施模板和运维规范，减少重复开发成本；对行业而言，项目可推动信息化建设从“单点工具”升级为“业务协同平台”，提高数据质量和管理效率。</w:t>
       </w:r>
     </w:p>
     <w:p>
@@ -196,12 +290,35 @@
           <w:b/>
           <w:bCs/>
         </w:rPr>
-        <w:t xml:space="preserve">(一)项目研发主要内容及关键技术</w:t>
-      </w:r>
-    </w:p>
-    <w:p>
-      <w:r>
-        <w:t xml:space="preserve">1、主要内容：</w:t>
+        <w:t xml:space="preserve">(一)总体目标</w:t>
+      </w:r>
+    </w:p>
+    <w:p>
+      <w:pPr>
+        <w:spacing w:after="120" w:line="360"/>
+      </w:pPr>
+      <w:r>
+        <w:t xml:space="preserve">围绕基层治理、社区服务与网格管理需求，建设覆盖业务管理、信息共享、地图联动和便民服务的一体化平台，形成新政务服务大厅相关场景的信息系统集成解决方案。</w:t>
+      </w:r>
+    </w:p>
+    <w:p>
+      <w:pPr>
+        <w:pStyle w:val="Heading2"/>
+      </w:pPr>
+      <w:r>
+        <w:rPr>
+          <w:b/>
+          <w:bCs/>
+        </w:rPr>
+        <w:t xml:space="preserve">(二)研发范围与子项目划分</w:t>
+      </w:r>
+    </w:p>
+    <w:p>
+      <w:pPr>
+        <w:spacing w:after="80" w:before="80"/>
+      </w:pPr>
+      <w:r>
+        <w:t xml:space="preserve">基层治理微平台V1.0（PC端）</w:t>
       </w:r>
     </w:p>
     <w:p>
@@ -211,14 +328,10 @@
           <w:ilvl w:val="0"/>
           <w:numId w:val="2"/>
         </w:numPr>
-      </w:pPr>
-      <w:r>
-        <w:t xml:space="preserve">基层治理微平台V1.0（PC端）：覆盖社区活动、志愿服务、便民服务、网格巡查、居民信息、GIS地图等模块，实现基层治理数字化集成管理。</w:t>
-      </w:r>
-    </w:p>
-    <w:p>
-      <w:r>
-        <w:t xml:space="preserve">2、关键技术：</w:t>
+        <w:spacing w:after="80" w:line="320"/>
+      </w:pPr>
+      <w:r>
+        <w:t xml:space="preserve">社区活动、志愿服务、居民信息、商户信息、便民服务、网格管理等一体化模块</w:t>
       </w:r>
     </w:p>
     <w:p>
@@ -228,9 +341,10 @@
           <w:ilvl w:val="0"/>
           <w:numId w:val="2"/>
         </w:numPr>
-      </w:pPr>
-      <w:r>
-        <w:t xml:space="preserve">平台集成与模块化架构（分层/微服务思路，便于扩展与运维）</w:t>
+        <w:spacing w:after="80" w:line="320"/>
+      </w:pPr>
+      <w:r>
+        <w:t xml:space="preserve">巡查上报、问题流转、整改督办、统计分析与地图展示</w:t>
       </w:r>
     </w:p>
     <w:p>
@@ -240,9 +354,10 @@
           <w:ilvl w:val="0"/>
           <w:numId w:val="2"/>
         </w:numPr>
-      </w:pPr>
-      <w:r>
-        <w:t xml:space="preserve">网格化治理与GIS融合（地图可视化与点位管理）</w:t>
+        <w:spacing w:after="80" w:line="320"/>
+      </w:pPr>
+      <w:r>
+        <w:t xml:space="preserve">社区资源预约、住户与商户台账、网格员信息维护等业务能力</w:t>
       </w:r>
     </w:p>
     <w:p>
@@ -252,9 +367,22 @@
           <w:ilvl w:val="0"/>
           <w:numId w:val="2"/>
         </w:numPr>
-      </w:pPr>
-      <w:r>
-        <w:t xml:space="preserve">统一身份与权限体系（多角色、多组织权限）</w:t>
+        <w:spacing w:after="80" w:line="320"/>
+      </w:pPr>
+      <w:r>
+        <w:t xml:space="preserve">为后续与移动端、小程序端或外部系统对接预留接口基础</w:t>
+      </w:r>
+    </w:p>
+    <w:p>
+      <w:pPr>
+        <w:pStyle w:val="Heading2"/>
+      </w:pPr>
+      <w:r>
+        <w:rPr>
+          <w:b/>
+          <w:bCs/>
+        </w:rPr>
+        <w:t xml:space="preserve">(三)关键技术</w:t>
       </w:r>
     </w:p>
     <w:p>
@@ -264,9 +392,75 @@
           <w:ilvl w:val="0"/>
           <w:numId w:val="2"/>
         </w:numPr>
-      </w:pPr>
-      <w:r>
-        <w:t xml:space="preserve">数据集成与接口对接（按实际业务对接外部系统/数据源）</w:t>
+        <w:spacing w:after="80" w:line="320"/>
+      </w:pPr>
+      <w:r>
+        <w:t xml:space="preserve">分层/模块化服务架构，支持后续与外部业务系统或移动端扩展集成</w:t>
+      </w:r>
+    </w:p>
+    <w:p>
+      <w:pPr>
+        <w:pStyle w:val="ListParagraph"/>
+        <w:numPr>
+          <w:ilvl w:val="0"/>
+          <w:numId w:val="2"/>
+        </w:numPr>
+        <w:spacing w:after="80" w:line="320"/>
+      </w:pPr>
+      <w:r>
+        <w:t xml:space="preserve">Vue + Element UI 统一后台风格与多模块业务承载</w:t>
+      </w:r>
+    </w:p>
+    <w:p>
+      <w:pPr>
+        <w:pStyle w:val="ListParagraph"/>
+        <w:numPr>
+          <w:ilvl w:val="0"/>
+          <w:numId w:val="2"/>
+        </w:numPr>
+        <w:spacing w:after="80" w:line="320"/>
+      </w:pPr>
+      <w:r>
+        <w:t xml:space="preserve">GIS 地图与网格区域信息展示、点位导航、区域联动</w:t>
+      </w:r>
+    </w:p>
+    <w:p>
+      <w:pPr>
+        <w:pStyle w:val="ListParagraph"/>
+        <w:numPr>
+          <w:ilvl w:val="0"/>
+          <w:numId w:val="2"/>
+        </w:numPr>
+        <w:spacing w:after="80" w:line="320"/>
+      </w:pPr>
+      <w:r>
+        <w:t xml:space="preserve">统一权限、组织、岗位与数据访问控制模型</w:t>
+      </w:r>
+    </w:p>
+    <w:p>
+      <w:pPr>
+        <w:pStyle w:val="ListParagraph"/>
+        <w:numPr>
+          <w:ilvl w:val="0"/>
+          <w:numId w:val="2"/>
+        </w:numPr>
+        <w:spacing w:after="80" w:line="320"/>
+      </w:pPr>
+      <w:r>
+        <w:t xml:space="preserve">接口封装与数据集成能力，为外部系统交换预留基础</w:t>
+      </w:r>
+    </w:p>
+    <w:p>
+      <w:pPr>
+        <w:pStyle w:val="ListParagraph"/>
+        <w:numPr>
+          <w:ilvl w:val="0"/>
+          <w:numId w:val="2"/>
+        </w:numPr>
+        <w:spacing w:after="80" w:line="320"/>
+      </w:pPr>
+      <w:r>
+        <w:t xml:space="preserve">日志审计、数据备份、异常告警和基础运维支撑能力</w:t>
       </w:r>
     </w:p>
     <w:p>
@@ -278,12 +472,46 @@
           <w:b/>
           <w:bCs/>
         </w:rPr>
-        <w:t xml:space="preserve">(二)主要技术指标和经济指标</w:t>
-      </w:r>
-    </w:p>
-    <w:p>
-      <w:r>
-        <w:t xml:space="preserve">主要技术指标：系统可用性≥99.5%，核心业务接口响应≤500ms（在设计并发量下），数据同步/消息推送可靠可追溯；主要经济指标：项目预算总额60万元，形成可运营的产品与运维服务能力，支持后续项目销售与运维续约。</w:t>
+        <w:t xml:space="preserve">(四)创新点</w:t>
+      </w:r>
+    </w:p>
+    <w:p>
+      <w:pPr>
+        <w:pStyle w:val="ListParagraph"/>
+        <w:numPr>
+          <w:ilvl w:val="0"/>
+          <w:numId w:val="2"/>
+        </w:numPr>
+        <w:spacing w:after="80" w:line="320"/>
+      </w:pPr>
+      <w:r>
+        <w:t xml:space="preserve">以“新政务服务大厅”理念整合基层治理、便民服务、社区资源管理与网格巡查，提升业务协同程度。</w:t>
+      </w:r>
+    </w:p>
+    <w:p>
+      <w:pPr>
+        <w:pStyle w:val="ListParagraph"/>
+        <w:numPr>
+          <w:ilvl w:val="0"/>
+          <w:numId w:val="2"/>
+        </w:numPr>
+        <w:spacing w:after="80" w:line="320"/>
+      </w:pPr>
+      <w:r>
+        <w:t xml:space="preserve">将地图、网格、居民、商户和巡查问题统一到同一平台中，便于管理者从区域维度开展决策分析。</w:t>
+      </w:r>
+    </w:p>
+    <w:p>
+      <w:pPr>
+        <w:pStyle w:val="ListParagraph"/>
+        <w:numPr>
+          <w:ilvl w:val="0"/>
+          <w:numId w:val="2"/>
+        </w:numPr>
+        <w:spacing w:after="80" w:line="320"/>
+      </w:pPr>
+      <w:r>
+        <w:t xml:space="preserve">通过统一权限和统一数据模型，为后续系统集成和功能扩展打下基础，降低重复建设成本。</w:t>
       </w:r>
     </w:p>
     <w:p>
@@ -295,46 +523,769 @@
           <w:b/>
           <w:bCs/>
         </w:rPr>
-        <w:t xml:space="preserve">三、研究开发方法及技术路线</w:t>
-      </w:r>
-    </w:p>
-    <w:p>
-      <w:r>
-        <w:t xml:space="preserve">研究开发方法：采用需求调研、原型设计、迭代开发、阶段评审、联调测试、试点运行、持续优化等方法推进；同时结合现场走访与用户反馈，形成研发闭环。</w:t>
-      </w:r>
-    </w:p>
-    <w:p>
-      <w:r>
-        <w:t xml:space="preserve">技术路线：以统一后端服务与统一数据模型为核心，面向不同角色提供PC端管理端与移动端应用；通过权限体系、日志审计、消息推送、地图/GIS等能力实现业务闭环，并通过运维监控与版本管理保障稳定运行。</w:t>
-      </w:r>
-    </w:p>
-    <w:p>
-      <w:pPr>
-        <w:pStyle w:val="Heading1"/>
+        <w:t xml:space="preserve">三、技术路线与实施方案</w:t>
+      </w:r>
+    </w:p>
+    <w:p>
+      <w:pPr>
+        <w:pStyle w:val="Heading2"/>
       </w:pPr>
       <w:r>
         <w:rPr>
           <w:b/>
           <w:bCs/>
         </w:rPr>
-        <w:t xml:space="preserve">四、现有研发条件和工作基础</w:t>
-      </w:r>
-    </w:p>
-    <w:p>
-      <w:r>
-        <w:t xml:space="preserve">公司具备成熟的软件研发与运维体系，研发团队在Spring Boot、Vue、微信小程序/H5、GIS集成、消息中间件与数据库等方面具有项目积累；同时具备项目管理制度与质量测试流程，可支撑项目实施。</w:t>
-      </w:r>
-    </w:p>
-    <w:p>
-      <w:pPr>
-        <w:pStyle w:val="Heading1"/>
+        <w:t xml:space="preserve">(一)总体技术路线</w:t>
+      </w:r>
+    </w:p>
+    <w:p>
+      <w:pPr>
+        <w:spacing w:after="120" w:line="360"/>
+      </w:pPr>
+      <w:r>
+        <w:t xml:space="preserve">项目采用“需求调研-方案设计-模块开发-联调测试-试运行-部署运维-持续优化”的实施路径，在研发过程中同步完成资料归档、软件著作权材料整理和实施运维规范沉淀。</w:t>
+      </w:r>
+    </w:p>
+    <w:p>
+      <w:pPr>
+        <w:spacing w:after="120" w:line="360"/>
+      </w:pPr>
+      <w:r>
+        <w:t xml:space="preserve">系统总体上以统一后台服务、统一数据模型、统一权限控制为基础，根据不同角色提供 PC 端管理端、移动端/小程序/H5 端入口，并通过日志审计、消息提醒、数据校验、备份恢复等配套能力保障系统稳定运行。</w:t>
+      </w:r>
+    </w:p>
+    <w:p>
+      <w:pPr>
+        <w:pStyle w:val="Heading2"/>
       </w:pPr>
       <w:r>
         <w:rPr>
           <w:b/>
           <w:bCs/>
         </w:rPr>
-        <w:t xml:space="preserve">五、项目组人员名单</w:t>
+        <w:t xml:space="preserve">(二)数据与安全设计</w:t>
+      </w:r>
+    </w:p>
+    <w:p>
+      <w:pPr>
+        <w:pStyle w:val="ListParagraph"/>
+        <w:numPr>
+          <w:ilvl w:val="0"/>
+          <w:numId w:val="2"/>
+        </w:numPr>
+        <w:spacing w:after="80" w:line="320"/>
+      </w:pPr>
+      <w:r>
+        <w:t xml:space="preserve">建立统一的数据字典、状态字典和组织权限模型，确保统计口径一致。</w:t>
+      </w:r>
+    </w:p>
+    <w:p>
+      <w:pPr>
+        <w:pStyle w:val="ListParagraph"/>
+        <w:numPr>
+          <w:ilvl w:val="0"/>
+          <w:numId w:val="2"/>
+        </w:numPr>
+        <w:spacing w:after="80" w:line="320"/>
+      </w:pPr>
+      <w:r>
+        <w:t xml:space="preserve">通过登录鉴权、角色权限、菜单权限、操作日志与数据留痕机制提升安全可控性。</w:t>
+      </w:r>
+    </w:p>
+    <w:p>
+      <w:pPr>
+        <w:pStyle w:val="ListParagraph"/>
+        <w:numPr>
+          <w:ilvl w:val="0"/>
+          <w:numId w:val="2"/>
+        </w:numPr>
+        <w:spacing w:after="80" w:line="320"/>
+      </w:pPr>
+      <w:r>
+        <w:t xml:space="preserve">通过备份恢复、异常告警、版本发布与问题工单机制保障系统可运维性。</w:t>
+      </w:r>
+    </w:p>
+    <w:p>
+      <w:pPr>
+        <w:pStyle w:val="Heading2"/>
+      </w:pPr>
+      <w:r>
+        <w:rPr>
+          <w:b/>
+          <w:bCs/>
+        </w:rPr>
+        <w:t xml:space="preserve">(三)支撑资料引用</w:t>
+      </w:r>
+    </w:p>
+    <w:p>
+      <w:pPr>
+        <w:spacing w:after="120" w:line="360"/>
+      </w:pPr>
+      <w:r>
+        <w:t xml:space="preserve">本项目在编制过程中，重点参考并吸收以下支撑资料中的功能描述、业务流程和使用说明：</w:t>
+      </w:r>
+    </w:p>
+    <w:p>
+      <w:pPr>
+        <w:pStyle w:val="ListParagraph"/>
+        <w:numPr>
+          <w:ilvl w:val="0"/>
+          <w:numId w:val="2"/>
+        </w:numPr>
+        <w:spacing w:after="80" w:line="320"/>
+      </w:pPr>
+      <w:r>
+        <w:t xml:space="preserve">原始文件支撑资料/3基层治理微平台PC+许邻e家小程序/1-1基层治理微平台-登记表.doc</w:t>
+      </w:r>
+    </w:p>
+    <w:p>
+      <w:pPr>
+        <w:pStyle w:val="ListParagraph"/>
+        <w:numPr>
+          <w:ilvl w:val="0"/>
+          <w:numId w:val="2"/>
+        </w:numPr>
+        <w:spacing w:after="80" w:line="320"/>
+      </w:pPr>
+      <w:r>
+        <w:t xml:space="preserve">原始文件支撑资料/3基层治理微平台PC+许邻e家小程序/1-3基层治理微平台-使用手册.docx</w:t>
+      </w:r>
+    </w:p>
+    <w:p>
+      <w:pPr>
+        <w:pStyle w:val="Heading1"/>
+      </w:pPr>
+      <w:r>
+        <w:rPr>
+          <w:b/>
+          <w:bCs/>
+        </w:rPr>
+        <w:t xml:space="preserve">四、主要技术指标和经济指标</w:t>
+      </w:r>
+    </w:p>
+    <w:tbl>
+      <w:tblPr>
+        <w:tblW w:type="pct" w:w="100%"/>
+        <w:tblBorders>
+          <w:top w:val="single" w:color="auto" w:sz="4"/>
+          <w:left w:val="single" w:color="auto" w:sz="4"/>
+          <w:bottom w:val="single" w:color="auto" w:sz="4"/>
+          <w:right w:val="single" w:color="auto" w:sz="4"/>
+          <w:insideH w:val="single" w:color="auto" w:sz="4"/>
+          <w:insideV w:val="single" w:color="auto" w:sz="4"/>
+        </w:tblBorders>
+      </w:tblPr>
+      <w:tblGrid>
+        <w:gridCol w:w="1800"/>
+        <w:gridCol w:w="3600"/>
+        <w:gridCol w:w="3960"/>
+      </w:tblGrid>
+      <w:tr>
+        <w:trPr>
+          <w:cantSplit/>
+        </w:trPr>
+        <w:tc>
+          <w:tcPr>
+            <w:tcW w:type="dxa" w:w="1800"/>
+            <w:tcBorders>
+              <w:top w:val="single" w:color="B7B7B7" w:sz="1"/>
+              <w:left w:val="single" w:color="B7B7B7" w:sz="1"/>
+              <w:bottom w:val="single" w:color="B7B7B7" w:sz="1"/>
+              <w:right w:val="single" w:color="B7B7B7" w:sz="1"/>
+            </w:tcBorders>
+            <w:shd w:fill="D9EAF7" w:val="clear"/>
+            <w:tcMar>
+              <w:top w:type="dxa" w:w="80"/>
+              <w:left w:type="dxa" w:w="120"/>
+              <w:bottom w:type="dxa" w:w="80"/>
+              <w:right w:type="dxa" w:w="120"/>
+            </w:tcMar>
+          </w:tcPr>
+          <w:p>
+            <w:pPr>
+              <w:spacing w:after="60" w:line="280"/>
+            </w:pPr>
+            <w:r>
+              <w:rPr>
+                <w:b/>
+                <w:bCs/>
+              </w:rPr>
+              <w:t xml:space="preserve">指标名称</w:t>
+            </w:r>
+          </w:p>
+        </w:tc>
+        <w:tc>
+          <w:tcPr>
+            <w:tcW w:type="dxa" w:w="3600"/>
+            <w:tcBorders>
+              <w:top w:val="single" w:color="B7B7B7" w:sz="1"/>
+              <w:left w:val="single" w:color="B7B7B7" w:sz="1"/>
+              <w:bottom w:val="single" w:color="B7B7B7" w:sz="1"/>
+              <w:right w:val="single" w:color="B7B7B7" w:sz="1"/>
+            </w:tcBorders>
+            <w:shd w:fill="D9EAF7" w:val="clear"/>
+            <w:tcMar>
+              <w:top w:type="dxa" w:w="80"/>
+              <w:left w:type="dxa" w:w="120"/>
+              <w:bottom w:type="dxa" w:w="80"/>
+              <w:right w:type="dxa" w:w="120"/>
+            </w:tcMar>
+          </w:tcPr>
+          <w:p>
+            <w:pPr>
+              <w:spacing w:after="60" w:line="280"/>
+            </w:pPr>
+            <w:r>
+              <w:rPr>
+                <w:b/>
+                <w:bCs/>
+              </w:rPr>
+              <w:t xml:space="preserve">目标值</w:t>
+            </w:r>
+          </w:p>
+        </w:tc>
+        <w:tc>
+          <w:tcPr>
+            <w:tcW w:type="dxa" w:w="3960"/>
+            <w:tcBorders>
+              <w:top w:val="single" w:color="B7B7B7" w:sz="1"/>
+              <w:left w:val="single" w:color="B7B7B7" w:sz="1"/>
+              <w:bottom w:val="single" w:color="B7B7B7" w:sz="1"/>
+              <w:right w:val="single" w:color="B7B7B7" w:sz="1"/>
+            </w:tcBorders>
+            <w:shd w:fill="D9EAF7" w:val="clear"/>
+            <w:tcMar>
+              <w:top w:type="dxa" w:w="80"/>
+              <w:left w:type="dxa" w:w="120"/>
+              <w:bottom w:type="dxa" w:w="80"/>
+              <w:right w:type="dxa" w:w="120"/>
+            </w:tcMar>
+          </w:tcPr>
+          <w:p>
+            <w:pPr>
+              <w:spacing w:after="60" w:line="280"/>
+            </w:pPr>
+            <w:r>
+              <w:rPr>
+                <w:b/>
+                <w:bCs/>
+              </w:rPr>
+              <w:t xml:space="preserve">指标说明</w:t>
+            </w:r>
+          </w:p>
+        </w:tc>
+      </w:tr>
+      <w:tr>
+        <w:trPr>
+          <w:cantSplit/>
+        </w:trPr>
+        <w:tc>
+          <w:tcPr>
+            <w:tcW w:type="dxa" w:w="1800"/>
+            <w:tcBorders>
+              <w:top w:val="single" w:color="B7B7B7" w:sz="1"/>
+              <w:left w:val="single" w:color="B7B7B7" w:sz="1"/>
+              <w:bottom w:val="single" w:color="B7B7B7" w:sz="1"/>
+              <w:right w:val="single" w:color="B7B7B7" w:sz="1"/>
+            </w:tcBorders>
+            <w:tcMar>
+              <w:top w:type="dxa" w:w="80"/>
+              <w:left w:type="dxa" w:w="120"/>
+              <w:bottom w:type="dxa" w:w="80"/>
+              <w:right w:type="dxa" w:w="120"/>
+            </w:tcMar>
+          </w:tcPr>
+          <w:p>
+            <w:pPr>
+              <w:spacing w:after="60" w:line="280"/>
+            </w:pPr>
+            <w:r>
+              <w:rPr>
+                <w:b w:val="false"/>
+                <w:bCs w:val="false"/>
+              </w:rPr>
+              <w:t xml:space="preserve">系统可用性</w:t>
+            </w:r>
+          </w:p>
+        </w:tc>
+        <w:tc>
+          <w:tcPr>
+            <w:tcW w:type="dxa" w:w="3600"/>
+            <w:tcBorders>
+              <w:top w:val="single" w:color="B7B7B7" w:sz="1"/>
+              <w:left w:val="single" w:color="B7B7B7" w:sz="1"/>
+              <w:bottom w:val="single" w:color="B7B7B7" w:sz="1"/>
+              <w:right w:val="single" w:color="B7B7B7" w:sz="1"/>
+            </w:tcBorders>
+            <w:tcMar>
+              <w:top w:type="dxa" w:w="80"/>
+              <w:left w:type="dxa" w:w="120"/>
+              <w:bottom w:type="dxa" w:w="80"/>
+              <w:right w:type="dxa" w:w="120"/>
+            </w:tcMar>
+          </w:tcPr>
+          <w:p>
+            <w:pPr>
+              <w:spacing w:after="60" w:line="280"/>
+            </w:pPr>
+            <w:r>
+              <w:rPr>
+                <w:b w:val="false"/>
+                <w:bCs w:val="false"/>
+              </w:rPr>
+              <w:t xml:space="preserve">≥99.5%</w:t>
+            </w:r>
+          </w:p>
+        </w:tc>
+        <w:tc>
+          <w:tcPr>
+            <w:tcW w:type="dxa" w:w="3960"/>
+            <w:tcBorders>
+              <w:top w:val="single" w:color="B7B7B7" w:sz="1"/>
+              <w:left w:val="single" w:color="B7B7B7" w:sz="1"/>
+              <w:bottom w:val="single" w:color="B7B7B7" w:sz="1"/>
+              <w:right w:val="single" w:color="B7B7B7" w:sz="1"/>
+            </w:tcBorders>
+            <w:tcMar>
+              <w:top w:type="dxa" w:w="80"/>
+              <w:left w:type="dxa" w:w="120"/>
+              <w:bottom w:type="dxa" w:w="80"/>
+              <w:right w:type="dxa" w:w="120"/>
+            </w:tcMar>
+          </w:tcPr>
+          <w:p>
+            <w:pPr>
+              <w:spacing w:after="60" w:line="280"/>
+            </w:pPr>
+            <w:r>
+              <w:rPr>
+                <w:b w:val="false"/>
+                <w:bCs w:val="false"/>
+              </w:rPr>
+              <w:t xml:space="preserve">支撑街道与社区日常业务连续开展</w:t>
+            </w:r>
+          </w:p>
+        </w:tc>
+      </w:tr>
+      <w:tr>
+        <w:trPr>
+          <w:cantSplit/>
+        </w:trPr>
+        <w:tc>
+          <w:tcPr>
+            <w:tcW w:type="dxa" w:w="1800"/>
+            <w:tcBorders>
+              <w:top w:val="single" w:color="B7B7B7" w:sz="1"/>
+              <w:left w:val="single" w:color="B7B7B7" w:sz="1"/>
+              <w:bottom w:val="single" w:color="B7B7B7" w:sz="1"/>
+              <w:right w:val="single" w:color="B7B7B7" w:sz="1"/>
+            </w:tcBorders>
+            <w:tcMar>
+              <w:top w:type="dxa" w:w="80"/>
+              <w:left w:type="dxa" w:w="120"/>
+              <w:bottom w:type="dxa" w:w="80"/>
+              <w:right w:type="dxa" w:w="120"/>
+            </w:tcMar>
+          </w:tcPr>
+          <w:p>
+            <w:pPr>
+              <w:spacing w:after="60" w:line="280"/>
+            </w:pPr>
+            <w:r>
+              <w:rPr>
+                <w:b w:val="false"/>
+                <w:bCs w:val="false"/>
+              </w:rPr>
+              <w:t xml:space="preserve">核心接口响应时间</w:t>
+            </w:r>
+          </w:p>
+        </w:tc>
+        <w:tc>
+          <w:tcPr>
+            <w:tcW w:type="dxa" w:w="3600"/>
+            <w:tcBorders>
+              <w:top w:val="single" w:color="B7B7B7" w:sz="1"/>
+              <w:left w:val="single" w:color="B7B7B7" w:sz="1"/>
+              <w:bottom w:val="single" w:color="B7B7B7" w:sz="1"/>
+              <w:right w:val="single" w:color="B7B7B7" w:sz="1"/>
+            </w:tcBorders>
+            <w:tcMar>
+              <w:top w:type="dxa" w:w="80"/>
+              <w:left w:type="dxa" w:w="120"/>
+              <w:bottom w:type="dxa" w:w="80"/>
+              <w:right w:type="dxa" w:w="120"/>
+            </w:tcMar>
+          </w:tcPr>
+          <w:p>
+            <w:pPr>
+              <w:spacing w:after="60" w:line="280"/>
+            </w:pPr>
+            <w:r>
+              <w:rPr>
+                <w:b w:val="false"/>
+                <w:bCs w:val="false"/>
+              </w:rPr>
+              <w:t xml:space="preserve">≤500ms</w:t>
+            </w:r>
+          </w:p>
+        </w:tc>
+        <w:tc>
+          <w:tcPr>
+            <w:tcW w:type="dxa" w:w="3960"/>
+            <w:tcBorders>
+              <w:top w:val="single" w:color="B7B7B7" w:sz="1"/>
+              <w:left w:val="single" w:color="B7B7B7" w:sz="1"/>
+              <w:bottom w:val="single" w:color="B7B7B7" w:sz="1"/>
+              <w:right w:val="single" w:color="B7B7B7" w:sz="1"/>
+            </w:tcBorders>
+            <w:tcMar>
+              <w:top w:type="dxa" w:w="80"/>
+              <w:left w:type="dxa" w:w="120"/>
+              <w:bottom w:type="dxa" w:w="80"/>
+              <w:right w:type="dxa" w:w="120"/>
+            </w:tcMar>
+          </w:tcPr>
+          <w:p>
+            <w:pPr>
+              <w:spacing w:after="60" w:line="280"/>
+            </w:pPr>
+            <w:r>
+              <w:rPr>
+                <w:b w:val="false"/>
+                <w:bCs w:val="false"/>
+              </w:rPr>
+              <w:t xml:space="preserve">满足查询、审批、统计和地图联动需求</w:t>
+            </w:r>
+          </w:p>
+        </w:tc>
+      </w:tr>
+      <w:tr>
+        <w:trPr>
+          <w:cantSplit/>
+        </w:trPr>
+        <w:tc>
+          <w:tcPr>
+            <w:tcW w:type="dxa" w:w="1800"/>
+            <w:tcBorders>
+              <w:top w:val="single" w:color="B7B7B7" w:sz="1"/>
+              <w:left w:val="single" w:color="B7B7B7" w:sz="1"/>
+              <w:bottom w:val="single" w:color="B7B7B7" w:sz="1"/>
+              <w:right w:val="single" w:color="B7B7B7" w:sz="1"/>
+            </w:tcBorders>
+            <w:tcMar>
+              <w:top w:type="dxa" w:w="80"/>
+              <w:left w:type="dxa" w:w="120"/>
+              <w:bottom w:type="dxa" w:w="80"/>
+              <w:right w:type="dxa" w:w="120"/>
+            </w:tcMar>
+          </w:tcPr>
+          <w:p>
+            <w:pPr>
+              <w:spacing w:after="60" w:line="280"/>
+            </w:pPr>
+            <w:r>
+              <w:rPr>
+                <w:b w:val="false"/>
+                <w:bCs w:val="false"/>
+              </w:rPr>
+              <w:t xml:space="preserve">集成数据准确率</w:t>
+            </w:r>
+          </w:p>
+        </w:tc>
+        <w:tc>
+          <w:tcPr>
+            <w:tcW w:type="dxa" w:w="3600"/>
+            <w:tcBorders>
+              <w:top w:val="single" w:color="B7B7B7" w:sz="1"/>
+              <w:left w:val="single" w:color="B7B7B7" w:sz="1"/>
+              <w:bottom w:val="single" w:color="B7B7B7" w:sz="1"/>
+              <w:right w:val="single" w:color="B7B7B7" w:sz="1"/>
+            </w:tcBorders>
+            <w:tcMar>
+              <w:top w:type="dxa" w:w="80"/>
+              <w:left w:type="dxa" w:w="120"/>
+              <w:bottom w:type="dxa" w:w="80"/>
+              <w:right w:type="dxa" w:w="120"/>
+            </w:tcMar>
+          </w:tcPr>
+          <w:p>
+            <w:pPr>
+              <w:spacing w:after="60" w:line="280"/>
+            </w:pPr>
+            <w:r>
+              <w:rPr>
+                <w:b w:val="false"/>
+                <w:bCs w:val="false"/>
+              </w:rPr>
+              <w:t xml:space="preserve">≥99%</w:t>
+            </w:r>
+          </w:p>
+        </w:tc>
+        <w:tc>
+          <w:tcPr>
+            <w:tcW w:type="dxa" w:w="3960"/>
+            <w:tcBorders>
+              <w:top w:val="single" w:color="B7B7B7" w:sz="1"/>
+              <w:left w:val="single" w:color="B7B7B7" w:sz="1"/>
+              <w:bottom w:val="single" w:color="B7B7B7" w:sz="1"/>
+              <w:right w:val="single" w:color="B7B7B7" w:sz="1"/>
+            </w:tcBorders>
+            <w:tcMar>
+              <w:top w:type="dxa" w:w="80"/>
+              <w:left w:type="dxa" w:w="120"/>
+              <w:bottom w:type="dxa" w:w="80"/>
+              <w:right w:type="dxa" w:w="120"/>
+            </w:tcMar>
+          </w:tcPr>
+          <w:p>
+            <w:pPr>
+              <w:spacing w:after="60" w:line="280"/>
+            </w:pPr>
+            <w:r>
+              <w:rPr>
+                <w:b w:val="false"/>
+                <w:bCs w:val="false"/>
+              </w:rPr>
+              <w:t xml:space="preserve">通过统一字典和校验规则保障数据质量</w:t>
+            </w:r>
+          </w:p>
+        </w:tc>
+      </w:tr>
+      <w:tr>
+        <w:trPr>
+          <w:cantSplit/>
+        </w:trPr>
+        <w:tc>
+          <w:tcPr>
+            <w:tcW w:type="dxa" w:w="1800"/>
+            <w:tcBorders>
+              <w:top w:val="single" w:color="B7B7B7" w:sz="1"/>
+              <w:left w:val="single" w:color="B7B7B7" w:sz="1"/>
+              <w:bottom w:val="single" w:color="B7B7B7" w:sz="1"/>
+              <w:right w:val="single" w:color="B7B7B7" w:sz="1"/>
+            </w:tcBorders>
+            <w:tcMar>
+              <w:top w:type="dxa" w:w="80"/>
+              <w:left w:type="dxa" w:w="120"/>
+              <w:bottom w:type="dxa" w:w="80"/>
+              <w:right w:type="dxa" w:w="120"/>
+            </w:tcMar>
+          </w:tcPr>
+          <w:p>
+            <w:pPr>
+              <w:spacing w:after="60" w:line="280"/>
+            </w:pPr>
+            <w:r>
+              <w:rPr>
+                <w:b w:val="false"/>
+                <w:bCs w:val="false"/>
+              </w:rPr>
+              <w:t xml:space="preserve">地图点位展示延迟</w:t>
+            </w:r>
+          </w:p>
+        </w:tc>
+        <w:tc>
+          <w:tcPr>
+            <w:tcW w:type="dxa" w:w="3600"/>
+            <w:tcBorders>
+              <w:top w:val="single" w:color="B7B7B7" w:sz="1"/>
+              <w:left w:val="single" w:color="B7B7B7" w:sz="1"/>
+              <w:bottom w:val="single" w:color="B7B7B7" w:sz="1"/>
+              <w:right w:val="single" w:color="B7B7B7" w:sz="1"/>
+            </w:tcBorders>
+            <w:tcMar>
+              <w:top w:type="dxa" w:w="80"/>
+              <w:left w:type="dxa" w:w="120"/>
+              <w:bottom w:type="dxa" w:w="80"/>
+              <w:right w:type="dxa" w:w="120"/>
+            </w:tcMar>
+          </w:tcPr>
+          <w:p>
+            <w:pPr>
+              <w:spacing w:after="60" w:line="280"/>
+            </w:pPr>
+            <w:r>
+              <w:rPr>
+                <w:b w:val="false"/>
+                <w:bCs w:val="false"/>
+              </w:rPr>
+              <w:t xml:space="preserve">≤2秒</w:t>
+            </w:r>
+          </w:p>
+        </w:tc>
+        <w:tc>
+          <w:tcPr>
+            <w:tcW w:type="dxa" w:w="3960"/>
+            <w:tcBorders>
+              <w:top w:val="single" w:color="B7B7B7" w:sz="1"/>
+              <w:left w:val="single" w:color="B7B7B7" w:sz="1"/>
+              <w:bottom w:val="single" w:color="B7B7B7" w:sz="1"/>
+              <w:right w:val="single" w:color="B7B7B7" w:sz="1"/>
+            </w:tcBorders>
+            <w:tcMar>
+              <w:top w:type="dxa" w:w="80"/>
+              <w:left w:type="dxa" w:w="120"/>
+              <w:bottom w:type="dxa" w:w="80"/>
+              <w:right w:type="dxa" w:w="120"/>
+            </w:tcMar>
+          </w:tcPr>
+          <w:p>
+            <w:pPr>
+              <w:spacing w:after="60" w:line="280"/>
+            </w:pPr>
+            <w:r>
+              <w:rPr>
+                <w:b w:val="false"/>
+                <w:bCs w:val="false"/>
+              </w:rPr>
+              <w:t xml:space="preserve">提升网格点位查询与浏览体验</w:t>
+            </w:r>
+          </w:p>
+        </w:tc>
+      </w:tr>
+      <w:tr>
+        <w:trPr>
+          <w:cantSplit/>
+        </w:trPr>
+        <w:tc>
+          <w:tcPr>
+            <w:tcW w:type="dxa" w:w="1800"/>
+            <w:tcBorders>
+              <w:top w:val="single" w:color="B7B7B7" w:sz="1"/>
+              <w:left w:val="single" w:color="B7B7B7" w:sz="1"/>
+              <w:bottom w:val="single" w:color="B7B7B7" w:sz="1"/>
+              <w:right w:val="single" w:color="B7B7B7" w:sz="1"/>
+            </w:tcBorders>
+            <w:tcMar>
+              <w:top w:type="dxa" w:w="80"/>
+              <w:left w:type="dxa" w:w="120"/>
+              <w:bottom w:type="dxa" w:w="80"/>
+              <w:right w:type="dxa" w:w="120"/>
+            </w:tcMar>
+          </w:tcPr>
+          <w:p>
+            <w:pPr>
+              <w:spacing w:after="60" w:line="280"/>
+            </w:pPr>
+            <w:r>
+              <w:rPr>
+                <w:b w:val="false"/>
+                <w:bCs w:val="false"/>
+              </w:rPr>
+              <w:t xml:space="preserve">单日业务承载能力</w:t>
+            </w:r>
+          </w:p>
+        </w:tc>
+        <w:tc>
+          <w:tcPr>
+            <w:tcW w:type="dxa" w:w="3600"/>
+            <w:tcBorders>
+              <w:top w:val="single" w:color="B7B7B7" w:sz="1"/>
+              <w:left w:val="single" w:color="B7B7B7" w:sz="1"/>
+              <w:bottom w:val="single" w:color="B7B7B7" w:sz="1"/>
+              <w:right w:val="single" w:color="B7B7B7" w:sz="1"/>
+            </w:tcBorders>
+            <w:tcMar>
+              <w:top w:type="dxa" w:w="80"/>
+              <w:left w:type="dxa" w:w="120"/>
+              <w:bottom w:type="dxa" w:w="80"/>
+              <w:right w:type="dxa" w:w="120"/>
+            </w:tcMar>
+          </w:tcPr>
+          <w:p>
+            <w:pPr>
+              <w:spacing w:after="60" w:line="280"/>
+            </w:pPr>
+            <w:r>
+              <w:rPr>
+                <w:b w:val="false"/>
+                <w:bCs w:val="false"/>
+              </w:rPr>
+              <w:t xml:space="preserve">≥4000条</w:t>
+            </w:r>
+          </w:p>
+        </w:tc>
+        <w:tc>
+          <w:tcPr>
+            <w:tcW w:type="dxa" w:w="3960"/>
+            <w:tcBorders>
+              <w:top w:val="single" w:color="B7B7B7" w:sz="1"/>
+              <w:left w:val="single" w:color="B7B7B7" w:sz="1"/>
+              <w:bottom w:val="single" w:color="B7B7B7" w:sz="1"/>
+              <w:right w:val="single" w:color="B7B7B7" w:sz="1"/>
+            </w:tcBorders>
+            <w:tcMar>
+              <w:top w:type="dxa" w:w="80"/>
+              <w:left w:type="dxa" w:w="120"/>
+              <w:bottom w:type="dxa" w:w="80"/>
+              <w:right w:type="dxa" w:w="120"/>
+            </w:tcMar>
+          </w:tcPr>
+          <w:p>
+            <w:pPr>
+              <w:spacing w:after="60" w:line="280"/>
+            </w:pPr>
+            <w:r>
+              <w:rPr>
+                <w:b w:val="false"/>
+                <w:bCs w:val="false"/>
+              </w:rPr>
+              <w:t xml:space="preserve">满足社区管理与巡查流转场景</w:t>
+            </w:r>
+          </w:p>
+        </w:tc>
+      </w:tr>
+    </w:tbl>
+    <w:p>
+      <w:pPr>
+        <w:spacing w:after="120" w:line="360"/>
+      </w:pPr>
+      <w:r>
+        <w:t xml:space="preserve">经济指标方面，项目预算总额为 60.00 万元。项目完成后可形成标准化软件成果、交付资料和运维服务能力，并为后续同类项目复制推广、运维续费和升级优化提供基础。</w:t>
+      </w:r>
+    </w:p>
+    <w:p>
+      <w:pPr>
+        <w:pStyle w:val="Heading1"/>
+      </w:pPr>
+      <w:r>
+        <w:rPr>
+          <w:b/>
+          <w:bCs/>
+        </w:rPr>
+        <w:t xml:space="preserve">五、组织实施与条件保障</w:t>
+      </w:r>
+    </w:p>
+    <w:p>
+      <w:pPr>
+        <w:pStyle w:val="Heading2"/>
+      </w:pPr>
+      <w:r>
+        <w:rPr>
+          <w:b/>
+          <w:bCs/>
+        </w:rPr>
+        <w:t xml:space="preserve">(一)组织保障</w:t>
+      </w:r>
+    </w:p>
+    <w:p>
+      <w:pPr>
+        <w:spacing w:after="120" w:line="360"/>
+      </w:pPr>
+      <w:r>
+        <w:t xml:space="preserve">公司已建立较为完善的研发组织管理制度、研发费用辅助账制度、测试管理制度和版本发布流程。项目实施过程中，由项目负责人统筹需求、计划、资源、进度和风险，研发、测试、UI、实施与运维人员协同推进。</w:t>
+      </w:r>
+    </w:p>
+    <w:p>
+      <w:pPr>
+        <w:pStyle w:val="Heading2"/>
+      </w:pPr>
+      <w:r>
+        <w:rPr>
+          <w:b/>
+          <w:bCs/>
+        </w:rPr>
+        <w:t xml:space="preserve">(二)人员分工</w:t>
       </w:r>
     </w:p>
     <w:tbl>
@@ -351,11 +1302,11 @@
       </w:tblPr>
       <w:tblGrid>
         <w:gridCol w:w="900"/>
-        <w:gridCol w:w="1100"/>
+        <w:gridCol w:w="1000"/>
         <w:gridCol w:w="900"/>
         <w:gridCol w:w="1400"/>
-        <w:gridCol w:w="2800"/>
-        <w:gridCol w:w="2260"/>
+        <w:gridCol w:w="2600"/>
+        <w:gridCol w:w="2560"/>
       </w:tblGrid>
       <w:tr>
         <w:trPr>
@@ -365,20 +1316,23 @@
           <w:tcPr>
             <w:tcW w:type="dxa" w:w="900"/>
             <w:tcBorders>
-              <w:top w:val="single" w:color="CCCCCC" w:sz="1"/>
-              <w:left w:val="single" w:color="CCCCCC" w:sz="1"/>
-              <w:bottom w:val="single" w:color="CCCCCC" w:sz="1"/>
-              <w:right w:val="single" w:color="CCCCCC" w:sz="1"/>
-            </w:tcBorders>
-            <w:shd w:fill="D5E8F0" w:val="clear"/>
-            <w:tcMar>
-              <w:top w:type="dxa" w:w="80"/>
-              <w:left w:type="dxa" w:w="120"/>
-              <w:bottom w:type="dxa" w:w="80"/>
-              <w:right w:type="dxa" w:w="120"/>
-            </w:tcMar>
-          </w:tcPr>
-          <w:p>
+              <w:top w:val="single" w:color="B7B7B7" w:sz="1"/>
+              <w:left w:val="single" w:color="B7B7B7" w:sz="1"/>
+              <w:bottom w:val="single" w:color="B7B7B7" w:sz="1"/>
+              <w:right w:val="single" w:color="B7B7B7" w:sz="1"/>
+            </w:tcBorders>
+            <w:shd w:fill="D9EAF7" w:val="clear"/>
+            <w:tcMar>
+              <w:top w:type="dxa" w:w="80"/>
+              <w:left w:type="dxa" w:w="120"/>
+              <w:bottom w:type="dxa" w:w="80"/>
+              <w:right w:type="dxa" w:w="120"/>
+            </w:tcMar>
+          </w:tcPr>
+          <w:p>
+            <w:pPr>
+              <w:spacing w:after="60" w:line="280"/>
+            </w:pPr>
             <w:r>
               <w:rPr>
                 <w:b/>
@@ -390,22 +1344,25 @@
         </w:tc>
         <w:tc>
           <w:tcPr>
-            <w:tcW w:type="dxa" w:w="1100"/>
-            <w:tcBorders>
-              <w:top w:val="single" w:color="CCCCCC" w:sz="1"/>
-              <w:left w:val="single" w:color="CCCCCC" w:sz="1"/>
-              <w:bottom w:val="single" w:color="CCCCCC" w:sz="1"/>
-              <w:right w:val="single" w:color="CCCCCC" w:sz="1"/>
-            </w:tcBorders>
-            <w:shd w:fill="D5E8F0" w:val="clear"/>
-            <w:tcMar>
-              <w:top w:type="dxa" w:w="80"/>
-              <w:left w:type="dxa" w:w="120"/>
-              <w:bottom w:type="dxa" w:w="80"/>
-              <w:right w:type="dxa" w:w="120"/>
-            </w:tcMar>
-          </w:tcPr>
-          <w:p>
+            <w:tcW w:type="dxa" w:w="1000"/>
+            <w:tcBorders>
+              <w:top w:val="single" w:color="B7B7B7" w:sz="1"/>
+              <w:left w:val="single" w:color="B7B7B7" w:sz="1"/>
+              <w:bottom w:val="single" w:color="B7B7B7" w:sz="1"/>
+              <w:right w:val="single" w:color="B7B7B7" w:sz="1"/>
+            </w:tcBorders>
+            <w:shd w:fill="D9EAF7" w:val="clear"/>
+            <w:tcMar>
+              <w:top w:type="dxa" w:w="80"/>
+              <w:left w:type="dxa" w:w="120"/>
+              <w:bottom w:type="dxa" w:w="80"/>
+              <w:right w:type="dxa" w:w="120"/>
+            </w:tcMar>
+          </w:tcPr>
+          <w:p>
+            <w:pPr>
+              <w:spacing w:after="60" w:line="280"/>
+            </w:pPr>
             <w:r>
               <w:rPr>
                 <w:b/>
@@ -419,20 +1376,23 @@
           <w:tcPr>
             <w:tcW w:type="dxa" w:w="900"/>
             <w:tcBorders>
-              <w:top w:val="single" w:color="CCCCCC" w:sz="1"/>
-              <w:left w:val="single" w:color="CCCCCC" w:sz="1"/>
-              <w:bottom w:val="single" w:color="CCCCCC" w:sz="1"/>
-              <w:right w:val="single" w:color="CCCCCC" w:sz="1"/>
-            </w:tcBorders>
-            <w:shd w:fill="D5E8F0" w:val="clear"/>
-            <w:tcMar>
-              <w:top w:type="dxa" w:w="80"/>
-              <w:left w:type="dxa" w:w="120"/>
-              <w:bottom w:type="dxa" w:w="80"/>
-              <w:right w:type="dxa" w:w="120"/>
-            </w:tcMar>
-          </w:tcPr>
-          <w:p>
+              <w:top w:val="single" w:color="B7B7B7" w:sz="1"/>
+              <w:left w:val="single" w:color="B7B7B7" w:sz="1"/>
+              <w:bottom w:val="single" w:color="B7B7B7" w:sz="1"/>
+              <w:right w:val="single" w:color="B7B7B7" w:sz="1"/>
+            </w:tcBorders>
+            <w:shd w:fill="D9EAF7" w:val="clear"/>
+            <w:tcMar>
+              <w:top w:type="dxa" w:w="80"/>
+              <w:left w:type="dxa" w:w="120"/>
+              <w:bottom w:type="dxa" w:w="80"/>
+              <w:right w:type="dxa" w:w="120"/>
+            </w:tcMar>
+          </w:tcPr>
+          <w:p>
+            <w:pPr>
+              <w:spacing w:after="60" w:line="280"/>
+            </w:pPr>
             <w:r>
               <w:rPr>
                 <w:b/>
@@ -446,20 +1406,23 @@
           <w:tcPr>
             <w:tcW w:type="dxa" w:w="1400"/>
             <w:tcBorders>
-              <w:top w:val="single" w:color="CCCCCC" w:sz="1"/>
-              <w:left w:val="single" w:color="CCCCCC" w:sz="1"/>
-              <w:bottom w:val="single" w:color="CCCCCC" w:sz="1"/>
-              <w:right w:val="single" w:color="CCCCCC" w:sz="1"/>
-            </w:tcBorders>
-            <w:shd w:fill="D5E8F0" w:val="clear"/>
-            <w:tcMar>
-              <w:top w:type="dxa" w:w="80"/>
-              <w:left w:type="dxa" w:w="120"/>
-              <w:bottom w:type="dxa" w:w="80"/>
-              <w:right w:type="dxa" w:w="120"/>
-            </w:tcMar>
-          </w:tcPr>
-          <w:p>
+              <w:top w:val="single" w:color="B7B7B7" w:sz="1"/>
+              <w:left w:val="single" w:color="B7B7B7" w:sz="1"/>
+              <w:bottom w:val="single" w:color="B7B7B7" w:sz="1"/>
+              <w:right w:val="single" w:color="B7B7B7" w:sz="1"/>
+            </w:tcBorders>
+            <w:shd w:fill="D9EAF7" w:val="clear"/>
+            <w:tcMar>
+              <w:top w:type="dxa" w:w="80"/>
+              <w:left w:type="dxa" w:w="120"/>
+              <w:bottom w:type="dxa" w:w="80"/>
+              <w:right w:type="dxa" w:w="120"/>
+            </w:tcMar>
+          </w:tcPr>
+          <w:p>
+            <w:pPr>
+              <w:spacing w:after="60" w:line="280"/>
+            </w:pPr>
             <w:r>
               <w:rPr>
                 <w:b/>
@@ -471,22 +1434,25 @@
         </w:tc>
         <w:tc>
           <w:tcPr>
-            <w:tcW w:type="dxa" w:w="2800"/>
-            <w:tcBorders>
-              <w:top w:val="single" w:color="CCCCCC" w:sz="1"/>
-              <w:left w:val="single" w:color="CCCCCC" w:sz="1"/>
-              <w:bottom w:val="single" w:color="CCCCCC" w:sz="1"/>
-              <w:right w:val="single" w:color="CCCCCC" w:sz="1"/>
-            </w:tcBorders>
-            <w:shd w:fill="D5E8F0" w:val="clear"/>
-            <w:tcMar>
-              <w:top w:type="dxa" w:w="80"/>
-              <w:left w:type="dxa" w:w="120"/>
-              <w:bottom w:type="dxa" w:w="80"/>
-              <w:right w:type="dxa" w:w="120"/>
-            </w:tcMar>
-          </w:tcPr>
-          <w:p>
+            <w:tcW w:type="dxa" w:w="2600"/>
+            <w:tcBorders>
+              <w:top w:val="single" w:color="B7B7B7" w:sz="1"/>
+              <w:left w:val="single" w:color="B7B7B7" w:sz="1"/>
+              <w:bottom w:val="single" w:color="B7B7B7" w:sz="1"/>
+              <w:right w:val="single" w:color="B7B7B7" w:sz="1"/>
+            </w:tcBorders>
+            <w:shd w:fill="D9EAF7" w:val="clear"/>
+            <w:tcMar>
+              <w:top w:type="dxa" w:w="80"/>
+              <w:left w:type="dxa" w:w="120"/>
+              <w:bottom w:type="dxa" w:w="80"/>
+              <w:right w:type="dxa" w:w="120"/>
+            </w:tcMar>
+          </w:tcPr>
+          <w:p>
+            <w:pPr>
+              <w:spacing w:after="60" w:line="280"/>
+            </w:pPr>
             <w:r>
               <w:rPr>
                 <w:b/>
@@ -498,22 +1464,25 @@
         </w:tc>
         <w:tc>
           <w:tcPr>
-            <w:tcW w:type="dxa" w:w="2260"/>
-            <w:tcBorders>
-              <w:top w:val="single" w:color="CCCCCC" w:sz="1"/>
-              <w:left w:val="single" w:color="CCCCCC" w:sz="1"/>
-              <w:bottom w:val="single" w:color="CCCCCC" w:sz="1"/>
-              <w:right w:val="single" w:color="CCCCCC" w:sz="1"/>
-            </w:tcBorders>
-            <w:shd w:fill="D5E8F0" w:val="clear"/>
-            <w:tcMar>
-              <w:top w:type="dxa" w:w="80"/>
-              <w:left w:type="dxa" w:w="120"/>
-              <w:bottom w:type="dxa" w:w="80"/>
-              <w:right w:type="dxa" w:w="120"/>
-            </w:tcMar>
-          </w:tcPr>
-          <w:p>
+            <w:tcW w:type="dxa" w:w="2560"/>
+            <w:tcBorders>
+              <w:top w:val="single" w:color="B7B7B7" w:sz="1"/>
+              <w:left w:val="single" w:color="B7B7B7" w:sz="1"/>
+              <w:bottom w:val="single" w:color="B7B7B7" w:sz="1"/>
+              <w:right w:val="single" w:color="B7B7B7" w:sz="1"/>
+            </w:tcBorders>
+            <w:shd w:fill="D9EAF7" w:val="clear"/>
+            <w:tcMar>
+              <w:top w:type="dxa" w:w="80"/>
+              <w:left w:type="dxa" w:w="120"/>
+              <w:bottom w:type="dxa" w:w="80"/>
+              <w:right w:type="dxa" w:w="120"/>
+            </w:tcMar>
+          </w:tcPr>
+          <w:p>
+            <w:pPr>
+              <w:spacing w:after="60" w:line="280"/>
+            </w:pPr>
             <w:r>
               <w:rPr>
                 <w:b/>
@@ -532,19 +1501,22 @@
           <w:tcPr>
             <w:tcW w:type="dxa" w:w="900"/>
             <w:tcBorders>
-              <w:top w:val="single" w:color="CCCCCC" w:sz="1"/>
-              <w:left w:val="single" w:color="CCCCCC" w:sz="1"/>
-              <w:bottom w:val="single" w:color="CCCCCC" w:sz="1"/>
-              <w:right w:val="single" w:color="CCCCCC" w:sz="1"/>
-            </w:tcBorders>
-            <w:tcMar>
-              <w:top w:type="dxa" w:w="80"/>
-              <w:left w:type="dxa" w:w="120"/>
-              <w:bottom w:type="dxa" w:w="80"/>
-              <w:right w:type="dxa" w:w="120"/>
-            </w:tcMar>
-          </w:tcPr>
-          <w:p>
+              <w:top w:val="single" w:color="B7B7B7" w:sz="1"/>
+              <w:left w:val="single" w:color="B7B7B7" w:sz="1"/>
+              <w:bottom w:val="single" w:color="B7B7B7" w:sz="1"/>
+              <w:right w:val="single" w:color="B7B7B7" w:sz="1"/>
+            </w:tcBorders>
+            <w:tcMar>
+              <w:top w:type="dxa" w:w="80"/>
+              <w:left w:type="dxa" w:w="120"/>
+              <w:bottom w:type="dxa" w:w="80"/>
+              <w:right w:type="dxa" w:w="120"/>
+            </w:tcMar>
+          </w:tcPr>
+          <w:p>
+            <w:pPr>
+              <w:spacing w:after="60" w:line="280"/>
+            </w:pPr>
             <w:r>
               <w:rPr>
                 <w:b w:val="false"/>
@@ -556,21 +1528,24 @@
         </w:tc>
         <w:tc>
           <w:tcPr>
-            <w:tcW w:type="dxa" w:w="1100"/>
-            <w:tcBorders>
-              <w:top w:val="single" w:color="CCCCCC" w:sz="1"/>
-              <w:left w:val="single" w:color="CCCCCC" w:sz="1"/>
-              <w:bottom w:val="single" w:color="CCCCCC" w:sz="1"/>
-              <w:right w:val="single" w:color="CCCCCC" w:sz="1"/>
-            </w:tcBorders>
-            <w:tcMar>
-              <w:top w:type="dxa" w:w="80"/>
-              <w:left w:type="dxa" w:w="120"/>
-              <w:bottom w:type="dxa" w:w="80"/>
-              <w:right w:type="dxa" w:w="120"/>
-            </w:tcMar>
-          </w:tcPr>
-          <w:p>
+            <w:tcW w:type="dxa" w:w="1000"/>
+            <w:tcBorders>
+              <w:top w:val="single" w:color="B7B7B7" w:sz="1"/>
+              <w:left w:val="single" w:color="B7B7B7" w:sz="1"/>
+              <w:bottom w:val="single" w:color="B7B7B7" w:sz="1"/>
+              <w:right w:val="single" w:color="B7B7B7" w:sz="1"/>
+            </w:tcBorders>
+            <w:tcMar>
+              <w:top w:type="dxa" w:w="80"/>
+              <w:left w:type="dxa" w:w="120"/>
+              <w:bottom w:type="dxa" w:w="80"/>
+              <w:right w:type="dxa" w:w="120"/>
+            </w:tcMar>
+          </w:tcPr>
+          <w:p>
+            <w:pPr>
+              <w:spacing w:after="60" w:line="280"/>
+            </w:pPr>
             <w:r>
               <w:rPr>
                 <w:b w:val="false"/>
@@ -584,19 +1559,22 @@
           <w:tcPr>
             <w:tcW w:type="dxa" w:w="900"/>
             <w:tcBorders>
-              <w:top w:val="single" w:color="CCCCCC" w:sz="1"/>
-              <w:left w:val="single" w:color="CCCCCC" w:sz="1"/>
-              <w:bottom w:val="single" w:color="CCCCCC" w:sz="1"/>
-              <w:right w:val="single" w:color="CCCCCC" w:sz="1"/>
-            </w:tcBorders>
-            <w:tcMar>
-              <w:top w:type="dxa" w:w="80"/>
-              <w:left w:type="dxa" w:w="120"/>
-              <w:bottom w:type="dxa" w:w="80"/>
-              <w:right w:type="dxa" w:w="120"/>
-            </w:tcMar>
-          </w:tcPr>
-          <w:p>
+              <w:top w:val="single" w:color="B7B7B7" w:sz="1"/>
+              <w:left w:val="single" w:color="B7B7B7" w:sz="1"/>
+              <w:bottom w:val="single" w:color="B7B7B7" w:sz="1"/>
+              <w:right w:val="single" w:color="B7B7B7" w:sz="1"/>
+            </w:tcBorders>
+            <w:tcMar>
+              <w:top w:type="dxa" w:w="80"/>
+              <w:left w:type="dxa" w:w="120"/>
+              <w:bottom w:type="dxa" w:w="80"/>
+              <w:right w:type="dxa" w:w="120"/>
+            </w:tcMar>
+          </w:tcPr>
+          <w:p>
+            <w:pPr>
+              <w:spacing w:after="60" w:line="280"/>
+            </w:pPr>
             <w:r>
               <w:rPr>
                 <w:b w:val="false"/>
@@ -610,19 +1588,22 @@
           <w:tcPr>
             <w:tcW w:type="dxa" w:w="1400"/>
             <w:tcBorders>
-              <w:top w:val="single" w:color="CCCCCC" w:sz="1"/>
-              <w:left w:val="single" w:color="CCCCCC" w:sz="1"/>
-              <w:bottom w:val="single" w:color="CCCCCC" w:sz="1"/>
-              <w:right w:val="single" w:color="CCCCCC" w:sz="1"/>
-            </w:tcBorders>
-            <w:tcMar>
-              <w:top w:type="dxa" w:w="80"/>
-              <w:left w:type="dxa" w:w="120"/>
-              <w:bottom w:type="dxa" w:w="80"/>
-              <w:right w:type="dxa" w:w="120"/>
-            </w:tcMar>
-          </w:tcPr>
-          <w:p>
+              <w:top w:val="single" w:color="B7B7B7" w:sz="1"/>
+              <w:left w:val="single" w:color="B7B7B7" w:sz="1"/>
+              <w:bottom w:val="single" w:color="B7B7B7" w:sz="1"/>
+              <w:right w:val="single" w:color="B7B7B7" w:sz="1"/>
+            </w:tcBorders>
+            <w:tcMar>
+              <w:top w:type="dxa" w:w="80"/>
+              <w:left w:type="dxa" w:w="120"/>
+              <w:bottom w:type="dxa" w:w="80"/>
+              <w:right w:type="dxa" w:w="120"/>
+            </w:tcMar>
+          </w:tcPr>
+          <w:p>
+            <w:pPr>
+              <w:spacing w:after="60" w:line="280"/>
+            </w:pPr>
             <w:r>
               <w:rPr>
                 <w:b w:val="false"/>
@@ -634,21 +1615,24 @@
         </w:tc>
         <w:tc>
           <w:tcPr>
-            <w:tcW w:type="dxa" w:w="2800"/>
-            <w:tcBorders>
-              <w:top w:val="single" w:color="CCCCCC" w:sz="1"/>
-              <w:left w:val="single" w:color="CCCCCC" w:sz="1"/>
-              <w:bottom w:val="single" w:color="CCCCCC" w:sz="1"/>
-              <w:right w:val="single" w:color="CCCCCC" w:sz="1"/>
-            </w:tcBorders>
-            <w:tcMar>
-              <w:top w:type="dxa" w:w="80"/>
-              <w:left w:type="dxa" w:w="120"/>
-              <w:bottom w:type="dxa" w:w="80"/>
-              <w:right w:type="dxa" w:w="120"/>
-            </w:tcMar>
-          </w:tcPr>
-          <w:p>
+            <w:tcW w:type="dxa" w:w="2600"/>
+            <w:tcBorders>
+              <w:top w:val="single" w:color="B7B7B7" w:sz="1"/>
+              <w:left w:val="single" w:color="B7B7B7" w:sz="1"/>
+              <w:bottom w:val="single" w:color="B7B7B7" w:sz="1"/>
+              <w:right w:val="single" w:color="B7B7B7" w:sz="1"/>
+            </w:tcBorders>
+            <w:tcMar>
+              <w:top w:type="dxa" w:w="80"/>
+              <w:left w:type="dxa" w:w="120"/>
+              <w:bottom w:type="dxa" w:w="80"/>
+              <w:right w:type="dxa" w:w="120"/>
+            </w:tcMar>
+          </w:tcPr>
+          <w:p>
+            <w:pPr>
+              <w:spacing w:after="60" w:line="280"/>
+            </w:pPr>
             <w:r>
               <w:rPr>
                 <w:b w:val="false"/>
@@ -660,27 +1644,30 @@
         </w:tc>
         <w:tc>
           <w:tcPr>
-            <w:tcW w:type="dxa" w:w="2260"/>
-            <w:tcBorders>
-              <w:top w:val="single" w:color="CCCCCC" w:sz="1"/>
-              <w:left w:val="single" w:color="CCCCCC" w:sz="1"/>
-              <w:bottom w:val="single" w:color="CCCCCC" w:sz="1"/>
-              <w:right w:val="single" w:color="CCCCCC" w:sz="1"/>
-            </w:tcBorders>
-            <w:tcMar>
-              <w:top w:type="dxa" w:w="80"/>
-              <w:left w:type="dxa" w:w="120"/>
-              <w:bottom w:type="dxa" w:w="80"/>
-              <w:right w:type="dxa" w:w="120"/>
-            </w:tcMar>
-          </w:tcPr>
-          <w:p>
-            <w:r>
-              <w:rPr>
-                <w:b w:val="false"/>
-                <w:bCs w:val="false"/>
-              </w:rPr>
-              <w:t xml:space="preserve">项目研发工作</w:t>
+            <w:tcW w:type="dxa" w:w="2560"/>
+            <w:tcBorders>
+              <w:top w:val="single" w:color="B7B7B7" w:sz="1"/>
+              <w:left w:val="single" w:color="B7B7B7" w:sz="1"/>
+              <w:bottom w:val="single" w:color="B7B7B7" w:sz="1"/>
+              <w:right w:val="single" w:color="B7B7B7" w:sz="1"/>
+            </w:tcBorders>
+            <w:tcMar>
+              <w:top w:type="dxa" w:w="80"/>
+              <w:left w:type="dxa" w:w="120"/>
+              <w:bottom w:type="dxa" w:w="80"/>
+              <w:right w:type="dxa" w:w="120"/>
+            </w:tcMar>
+          </w:tcPr>
+          <w:p>
+            <w:pPr>
+              <w:spacing w:after="60" w:line="280"/>
+            </w:pPr>
+            <w:r>
+              <w:rPr>
+                <w:b w:val="false"/>
+                <w:bCs w:val="false"/>
+              </w:rPr>
+              <w:t xml:space="preserve">总体方案把控、需求分析、研发组织协调</w:t>
             </w:r>
           </w:p>
         </w:tc>
@@ -693,19 +1680,22 @@
           <w:tcPr>
             <w:tcW w:type="dxa" w:w="900"/>
             <w:tcBorders>
-              <w:top w:val="single" w:color="CCCCCC" w:sz="1"/>
-              <w:left w:val="single" w:color="CCCCCC" w:sz="1"/>
-              <w:bottom w:val="single" w:color="CCCCCC" w:sz="1"/>
-              <w:right w:val="single" w:color="CCCCCC" w:sz="1"/>
-            </w:tcBorders>
-            <w:tcMar>
-              <w:top w:type="dxa" w:w="80"/>
-              <w:left w:type="dxa" w:w="120"/>
-              <w:bottom w:type="dxa" w:w="80"/>
-              <w:right w:type="dxa" w:w="120"/>
-            </w:tcMar>
-          </w:tcPr>
-          <w:p>
+              <w:top w:val="single" w:color="B7B7B7" w:sz="1"/>
+              <w:left w:val="single" w:color="B7B7B7" w:sz="1"/>
+              <w:bottom w:val="single" w:color="B7B7B7" w:sz="1"/>
+              <w:right w:val="single" w:color="B7B7B7" w:sz="1"/>
+            </w:tcBorders>
+            <w:tcMar>
+              <w:top w:type="dxa" w:w="80"/>
+              <w:left w:type="dxa" w:w="120"/>
+              <w:bottom w:type="dxa" w:w="80"/>
+              <w:right w:type="dxa" w:w="120"/>
+            </w:tcMar>
+          </w:tcPr>
+          <w:p>
+            <w:pPr>
+              <w:spacing w:after="60" w:line="280"/>
+            </w:pPr>
             <w:r>
               <w:rPr>
                 <w:b w:val="false"/>
@@ -717,21 +1707,24 @@
         </w:tc>
         <w:tc>
           <w:tcPr>
-            <w:tcW w:type="dxa" w:w="1100"/>
-            <w:tcBorders>
-              <w:top w:val="single" w:color="CCCCCC" w:sz="1"/>
-              <w:left w:val="single" w:color="CCCCCC" w:sz="1"/>
-              <w:bottom w:val="single" w:color="CCCCCC" w:sz="1"/>
-              <w:right w:val="single" w:color="CCCCCC" w:sz="1"/>
-            </w:tcBorders>
-            <w:tcMar>
-              <w:top w:type="dxa" w:w="80"/>
-              <w:left w:type="dxa" w:w="120"/>
-              <w:bottom w:type="dxa" w:w="80"/>
-              <w:right w:type="dxa" w:w="120"/>
-            </w:tcMar>
-          </w:tcPr>
-          <w:p>
+            <w:tcW w:type="dxa" w:w="1000"/>
+            <w:tcBorders>
+              <w:top w:val="single" w:color="B7B7B7" w:sz="1"/>
+              <w:left w:val="single" w:color="B7B7B7" w:sz="1"/>
+              <w:bottom w:val="single" w:color="B7B7B7" w:sz="1"/>
+              <w:right w:val="single" w:color="B7B7B7" w:sz="1"/>
+            </w:tcBorders>
+            <w:tcMar>
+              <w:top w:type="dxa" w:w="80"/>
+              <w:left w:type="dxa" w:w="120"/>
+              <w:bottom w:type="dxa" w:w="80"/>
+              <w:right w:type="dxa" w:w="120"/>
+            </w:tcMar>
+          </w:tcPr>
+          <w:p>
+            <w:pPr>
+              <w:spacing w:after="60" w:line="280"/>
+            </w:pPr>
             <w:r>
               <w:rPr>
                 <w:b w:val="false"/>
@@ -745,19 +1738,22 @@
           <w:tcPr>
             <w:tcW w:type="dxa" w:w="900"/>
             <w:tcBorders>
-              <w:top w:val="single" w:color="CCCCCC" w:sz="1"/>
-              <w:left w:val="single" w:color="CCCCCC" w:sz="1"/>
-              <w:bottom w:val="single" w:color="CCCCCC" w:sz="1"/>
-              <w:right w:val="single" w:color="CCCCCC" w:sz="1"/>
-            </w:tcBorders>
-            <w:tcMar>
-              <w:top w:type="dxa" w:w="80"/>
-              <w:left w:type="dxa" w:w="120"/>
-              <w:bottom w:type="dxa" w:w="80"/>
-              <w:right w:type="dxa" w:w="120"/>
-            </w:tcMar>
-          </w:tcPr>
-          <w:p>
+              <w:top w:val="single" w:color="B7B7B7" w:sz="1"/>
+              <w:left w:val="single" w:color="B7B7B7" w:sz="1"/>
+              <w:bottom w:val="single" w:color="B7B7B7" w:sz="1"/>
+              <w:right w:val="single" w:color="B7B7B7" w:sz="1"/>
+            </w:tcBorders>
+            <w:tcMar>
+              <w:top w:type="dxa" w:w="80"/>
+              <w:left w:type="dxa" w:w="120"/>
+              <w:bottom w:type="dxa" w:w="80"/>
+              <w:right w:type="dxa" w:w="120"/>
+            </w:tcMar>
+          </w:tcPr>
+          <w:p>
+            <w:pPr>
+              <w:spacing w:after="60" w:line="280"/>
+            </w:pPr>
             <w:r>
               <w:rPr>
                 <w:b w:val="false"/>
@@ -771,19 +1767,22 @@
           <w:tcPr>
             <w:tcW w:type="dxa" w:w="1400"/>
             <w:tcBorders>
-              <w:top w:val="single" w:color="CCCCCC" w:sz="1"/>
-              <w:left w:val="single" w:color="CCCCCC" w:sz="1"/>
-              <w:bottom w:val="single" w:color="CCCCCC" w:sz="1"/>
-              <w:right w:val="single" w:color="CCCCCC" w:sz="1"/>
-            </w:tcBorders>
-            <w:tcMar>
-              <w:top w:type="dxa" w:w="80"/>
-              <w:left w:type="dxa" w:w="120"/>
-              <w:bottom w:type="dxa" w:w="80"/>
-              <w:right w:type="dxa" w:w="120"/>
-            </w:tcMar>
-          </w:tcPr>
-          <w:p>
+              <w:top w:val="single" w:color="B7B7B7" w:sz="1"/>
+              <w:left w:val="single" w:color="B7B7B7" w:sz="1"/>
+              <w:bottom w:val="single" w:color="B7B7B7" w:sz="1"/>
+              <w:right w:val="single" w:color="B7B7B7" w:sz="1"/>
+            </w:tcBorders>
+            <w:tcMar>
+              <w:top w:type="dxa" w:w="80"/>
+              <w:left w:type="dxa" w:w="120"/>
+              <w:bottom w:type="dxa" w:w="80"/>
+              <w:right w:type="dxa" w:w="120"/>
+            </w:tcMar>
+          </w:tcPr>
+          <w:p>
+            <w:pPr>
+              <w:spacing w:after="60" w:line="280"/>
+            </w:pPr>
             <w:r>
               <w:rPr>
                 <w:b w:val="false"/>
@@ -795,21 +1794,24 @@
         </w:tc>
         <w:tc>
           <w:tcPr>
-            <w:tcW w:type="dxa" w:w="2800"/>
-            <w:tcBorders>
-              <w:top w:val="single" w:color="CCCCCC" w:sz="1"/>
-              <w:left w:val="single" w:color="CCCCCC" w:sz="1"/>
-              <w:bottom w:val="single" w:color="CCCCCC" w:sz="1"/>
-              <w:right w:val="single" w:color="CCCCCC" w:sz="1"/>
-            </w:tcBorders>
-            <w:tcMar>
-              <w:top w:type="dxa" w:w="80"/>
-              <w:left w:type="dxa" w:w="120"/>
-              <w:bottom w:type="dxa" w:w="80"/>
-              <w:right w:type="dxa" w:w="120"/>
-            </w:tcMar>
-          </w:tcPr>
-          <w:p>
+            <w:tcW w:type="dxa" w:w="2600"/>
+            <w:tcBorders>
+              <w:top w:val="single" w:color="B7B7B7" w:sz="1"/>
+              <w:left w:val="single" w:color="B7B7B7" w:sz="1"/>
+              <w:bottom w:val="single" w:color="B7B7B7" w:sz="1"/>
+              <w:right w:val="single" w:color="B7B7B7" w:sz="1"/>
+            </w:tcBorders>
+            <w:tcMar>
+              <w:top w:type="dxa" w:w="80"/>
+              <w:left w:type="dxa" w:w="120"/>
+              <w:bottom w:type="dxa" w:w="80"/>
+              <w:right w:type="dxa" w:w="120"/>
+            </w:tcMar>
+          </w:tcPr>
+          <w:p>
+            <w:pPr>
+              <w:spacing w:after="60" w:line="280"/>
+            </w:pPr>
             <w:r>
               <w:rPr>
                 <w:b w:val="false"/>
@@ -821,27 +1823,30 @@
         </w:tc>
         <w:tc>
           <w:tcPr>
-            <w:tcW w:type="dxa" w:w="2260"/>
-            <w:tcBorders>
-              <w:top w:val="single" w:color="CCCCCC" w:sz="1"/>
-              <w:left w:val="single" w:color="CCCCCC" w:sz="1"/>
-              <w:bottom w:val="single" w:color="CCCCCC" w:sz="1"/>
-              <w:right w:val="single" w:color="CCCCCC" w:sz="1"/>
-            </w:tcBorders>
-            <w:tcMar>
-              <w:top w:type="dxa" w:w="80"/>
-              <w:left w:type="dxa" w:w="120"/>
-              <w:bottom w:type="dxa" w:w="80"/>
-              <w:right w:type="dxa" w:w="120"/>
-            </w:tcMar>
-          </w:tcPr>
-          <w:p>
-            <w:r>
-              <w:rPr>
-                <w:b w:val="false"/>
-                <w:bCs w:val="false"/>
-              </w:rPr>
-              <w:t xml:space="preserve">项目研发工作</w:t>
+            <w:tcW w:type="dxa" w:w="2560"/>
+            <w:tcBorders>
+              <w:top w:val="single" w:color="B7B7B7" w:sz="1"/>
+              <w:left w:val="single" w:color="B7B7B7" w:sz="1"/>
+              <w:bottom w:val="single" w:color="B7B7B7" w:sz="1"/>
+              <w:right w:val="single" w:color="B7B7B7" w:sz="1"/>
+            </w:tcBorders>
+            <w:tcMar>
+              <w:top w:type="dxa" w:w="80"/>
+              <w:left w:type="dxa" w:w="120"/>
+              <w:bottom w:type="dxa" w:w="80"/>
+              <w:right w:type="dxa" w:w="120"/>
+            </w:tcMar>
+          </w:tcPr>
+          <w:p>
+            <w:pPr>
+              <w:spacing w:after="60" w:line="280"/>
+            </w:pPr>
+            <w:r>
+              <w:rPr>
+                <w:b w:val="false"/>
+                <w:bCs w:val="false"/>
+              </w:rPr>
+              <w:t xml:space="preserve">前端页面开发、交互优化、联调支持</w:t>
             </w:r>
           </w:p>
         </w:tc>
@@ -854,19 +1859,22 @@
           <w:tcPr>
             <w:tcW w:type="dxa" w:w="900"/>
             <w:tcBorders>
-              <w:top w:val="single" w:color="CCCCCC" w:sz="1"/>
-              <w:left w:val="single" w:color="CCCCCC" w:sz="1"/>
-              <w:bottom w:val="single" w:color="CCCCCC" w:sz="1"/>
-              <w:right w:val="single" w:color="CCCCCC" w:sz="1"/>
-            </w:tcBorders>
-            <w:tcMar>
-              <w:top w:type="dxa" w:w="80"/>
-              <w:left w:type="dxa" w:w="120"/>
-              <w:bottom w:type="dxa" w:w="80"/>
-              <w:right w:type="dxa" w:w="120"/>
-            </w:tcMar>
-          </w:tcPr>
-          <w:p>
+              <w:top w:val="single" w:color="B7B7B7" w:sz="1"/>
+              <w:left w:val="single" w:color="B7B7B7" w:sz="1"/>
+              <w:bottom w:val="single" w:color="B7B7B7" w:sz="1"/>
+              <w:right w:val="single" w:color="B7B7B7" w:sz="1"/>
+            </w:tcBorders>
+            <w:tcMar>
+              <w:top w:type="dxa" w:w="80"/>
+              <w:left w:type="dxa" w:w="120"/>
+              <w:bottom w:type="dxa" w:w="80"/>
+              <w:right w:type="dxa" w:w="120"/>
+            </w:tcMar>
+          </w:tcPr>
+          <w:p>
+            <w:pPr>
+              <w:spacing w:after="60" w:line="280"/>
+            </w:pPr>
             <w:r>
               <w:rPr>
                 <w:b w:val="false"/>
@@ -878,21 +1886,24 @@
         </w:tc>
         <w:tc>
           <w:tcPr>
-            <w:tcW w:type="dxa" w:w="1100"/>
-            <w:tcBorders>
-              <w:top w:val="single" w:color="CCCCCC" w:sz="1"/>
-              <w:left w:val="single" w:color="CCCCCC" w:sz="1"/>
-              <w:bottom w:val="single" w:color="CCCCCC" w:sz="1"/>
-              <w:right w:val="single" w:color="CCCCCC" w:sz="1"/>
-            </w:tcBorders>
-            <w:tcMar>
-              <w:top w:type="dxa" w:w="80"/>
-              <w:left w:type="dxa" w:w="120"/>
-              <w:bottom w:type="dxa" w:w="80"/>
-              <w:right w:type="dxa" w:w="120"/>
-            </w:tcMar>
-          </w:tcPr>
-          <w:p>
+            <w:tcW w:type="dxa" w:w="1000"/>
+            <w:tcBorders>
+              <w:top w:val="single" w:color="B7B7B7" w:sz="1"/>
+              <w:left w:val="single" w:color="B7B7B7" w:sz="1"/>
+              <w:bottom w:val="single" w:color="B7B7B7" w:sz="1"/>
+              <w:right w:val="single" w:color="B7B7B7" w:sz="1"/>
+            </w:tcBorders>
+            <w:tcMar>
+              <w:top w:type="dxa" w:w="80"/>
+              <w:left w:type="dxa" w:w="120"/>
+              <w:bottom w:type="dxa" w:w="80"/>
+              <w:right w:type="dxa" w:w="120"/>
+            </w:tcMar>
+          </w:tcPr>
+          <w:p>
+            <w:pPr>
+              <w:spacing w:after="60" w:line="280"/>
+            </w:pPr>
             <w:r>
               <w:rPr>
                 <w:b w:val="false"/>
@@ -906,19 +1917,22 @@
           <w:tcPr>
             <w:tcW w:type="dxa" w:w="900"/>
             <w:tcBorders>
-              <w:top w:val="single" w:color="CCCCCC" w:sz="1"/>
-              <w:left w:val="single" w:color="CCCCCC" w:sz="1"/>
-              <w:bottom w:val="single" w:color="CCCCCC" w:sz="1"/>
-              <w:right w:val="single" w:color="CCCCCC" w:sz="1"/>
-            </w:tcBorders>
-            <w:tcMar>
-              <w:top w:type="dxa" w:w="80"/>
-              <w:left w:type="dxa" w:w="120"/>
-              <w:bottom w:type="dxa" w:w="80"/>
-              <w:right w:type="dxa" w:w="120"/>
-            </w:tcMar>
-          </w:tcPr>
-          <w:p>
+              <w:top w:val="single" w:color="B7B7B7" w:sz="1"/>
+              <w:left w:val="single" w:color="B7B7B7" w:sz="1"/>
+              <w:bottom w:val="single" w:color="B7B7B7" w:sz="1"/>
+              <w:right w:val="single" w:color="B7B7B7" w:sz="1"/>
+            </w:tcBorders>
+            <w:tcMar>
+              <w:top w:type="dxa" w:w="80"/>
+              <w:left w:type="dxa" w:w="120"/>
+              <w:bottom w:type="dxa" w:w="80"/>
+              <w:right w:type="dxa" w:w="120"/>
+            </w:tcMar>
+          </w:tcPr>
+          <w:p>
+            <w:pPr>
+              <w:spacing w:after="60" w:line="280"/>
+            </w:pPr>
             <w:r>
               <w:rPr>
                 <w:b w:val="false"/>
@@ -932,19 +1946,22 @@
           <w:tcPr>
             <w:tcW w:type="dxa" w:w="1400"/>
             <w:tcBorders>
-              <w:top w:val="single" w:color="CCCCCC" w:sz="1"/>
-              <w:left w:val="single" w:color="CCCCCC" w:sz="1"/>
-              <w:bottom w:val="single" w:color="CCCCCC" w:sz="1"/>
-              <w:right w:val="single" w:color="CCCCCC" w:sz="1"/>
-            </w:tcBorders>
-            <w:tcMar>
-              <w:top w:type="dxa" w:w="80"/>
-              <w:left w:type="dxa" w:w="120"/>
-              <w:bottom w:type="dxa" w:w="80"/>
-              <w:right w:type="dxa" w:w="120"/>
-            </w:tcMar>
-          </w:tcPr>
-          <w:p>
+              <w:top w:val="single" w:color="B7B7B7" w:sz="1"/>
+              <w:left w:val="single" w:color="B7B7B7" w:sz="1"/>
+              <w:bottom w:val="single" w:color="B7B7B7" w:sz="1"/>
+              <w:right w:val="single" w:color="B7B7B7" w:sz="1"/>
+            </w:tcBorders>
+            <w:tcMar>
+              <w:top w:type="dxa" w:w="80"/>
+              <w:left w:type="dxa" w:w="120"/>
+              <w:bottom w:type="dxa" w:w="80"/>
+              <w:right w:type="dxa" w:w="120"/>
+            </w:tcMar>
+          </w:tcPr>
+          <w:p>
+            <w:pPr>
+              <w:spacing w:after="60" w:line="280"/>
+            </w:pPr>
             <w:r>
               <w:rPr>
                 <w:b w:val="false"/>
@@ -956,21 +1973,24 @@
         </w:tc>
         <w:tc>
           <w:tcPr>
-            <w:tcW w:type="dxa" w:w="2800"/>
-            <w:tcBorders>
-              <w:top w:val="single" w:color="CCCCCC" w:sz="1"/>
-              <w:left w:val="single" w:color="CCCCCC" w:sz="1"/>
-              <w:bottom w:val="single" w:color="CCCCCC" w:sz="1"/>
-              <w:right w:val="single" w:color="CCCCCC" w:sz="1"/>
-            </w:tcBorders>
-            <w:tcMar>
-              <w:top w:type="dxa" w:w="80"/>
-              <w:left w:type="dxa" w:w="120"/>
-              <w:bottom w:type="dxa" w:w="80"/>
-              <w:right w:type="dxa" w:w="120"/>
-            </w:tcMar>
-          </w:tcPr>
-          <w:p>
+            <w:tcW w:type="dxa" w:w="2600"/>
+            <w:tcBorders>
+              <w:top w:val="single" w:color="B7B7B7" w:sz="1"/>
+              <w:left w:val="single" w:color="B7B7B7" w:sz="1"/>
+              <w:bottom w:val="single" w:color="B7B7B7" w:sz="1"/>
+              <w:right w:val="single" w:color="B7B7B7" w:sz="1"/>
+            </w:tcBorders>
+            <w:tcMar>
+              <w:top w:type="dxa" w:w="80"/>
+              <w:left w:type="dxa" w:w="120"/>
+              <w:bottom w:type="dxa" w:w="80"/>
+              <w:right w:type="dxa" w:w="120"/>
+            </w:tcMar>
+          </w:tcPr>
+          <w:p>
+            <w:pPr>
+              <w:spacing w:after="60" w:line="280"/>
+            </w:pPr>
             <w:r>
               <w:rPr>
                 <w:b w:val="false"/>
@@ -982,27 +2002,30 @@
         </w:tc>
         <w:tc>
           <w:tcPr>
-            <w:tcW w:type="dxa" w:w="2260"/>
-            <w:tcBorders>
-              <w:top w:val="single" w:color="CCCCCC" w:sz="1"/>
-              <w:left w:val="single" w:color="CCCCCC" w:sz="1"/>
-              <w:bottom w:val="single" w:color="CCCCCC" w:sz="1"/>
-              <w:right w:val="single" w:color="CCCCCC" w:sz="1"/>
-            </w:tcBorders>
-            <w:tcMar>
-              <w:top w:type="dxa" w:w="80"/>
-              <w:left w:type="dxa" w:w="120"/>
-              <w:bottom w:type="dxa" w:w="80"/>
-              <w:right w:type="dxa" w:w="120"/>
-            </w:tcMar>
-          </w:tcPr>
-          <w:p>
-            <w:r>
-              <w:rPr>
-                <w:b w:val="false"/>
-                <w:bCs w:val="false"/>
-              </w:rPr>
-              <w:t xml:space="preserve">项目研发工作</w:t>
+            <w:tcW w:type="dxa" w:w="2560"/>
+            <w:tcBorders>
+              <w:top w:val="single" w:color="B7B7B7" w:sz="1"/>
+              <w:left w:val="single" w:color="B7B7B7" w:sz="1"/>
+              <w:bottom w:val="single" w:color="B7B7B7" w:sz="1"/>
+              <w:right w:val="single" w:color="B7B7B7" w:sz="1"/>
+            </w:tcBorders>
+            <w:tcMar>
+              <w:top w:type="dxa" w:w="80"/>
+              <w:left w:type="dxa" w:w="120"/>
+              <w:bottom w:type="dxa" w:w="80"/>
+              <w:right w:type="dxa" w:w="120"/>
+            </w:tcMar>
+          </w:tcPr>
+          <w:p>
+            <w:pPr>
+              <w:spacing w:after="60" w:line="280"/>
+            </w:pPr>
+            <w:r>
+              <w:rPr>
+                <w:b w:val="false"/>
+                <w:bCs w:val="false"/>
+              </w:rPr>
+              <w:t xml:space="preserve">前端开发、数据展示、表单流程实现</w:t>
             </w:r>
           </w:p>
         </w:tc>
@@ -1015,19 +2038,22 @@
           <w:tcPr>
             <w:tcW w:type="dxa" w:w="900"/>
             <w:tcBorders>
-              <w:top w:val="single" w:color="CCCCCC" w:sz="1"/>
-              <w:left w:val="single" w:color="CCCCCC" w:sz="1"/>
-              <w:bottom w:val="single" w:color="CCCCCC" w:sz="1"/>
-              <w:right w:val="single" w:color="CCCCCC" w:sz="1"/>
-            </w:tcBorders>
-            <w:tcMar>
-              <w:top w:type="dxa" w:w="80"/>
-              <w:left w:type="dxa" w:w="120"/>
-              <w:bottom w:type="dxa" w:w="80"/>
-              <w:right w:type="dxa" w:w="120"/>
-            </w:tcMar>
-          </w:tcPr>
-          <w:p>
+              <w:top w:val="single" w:color="B7B7B7" w:sz="1"/>
+              <w:left w:val="single" w:color="B7B7B7" w:sz="1"/>
+              <w:bottom w:val="single" w:color="B7B7B7" w:sz="1"/>
+              <w:right w:val="single" w:color="B7B7B7" w:sz="1"/>
+            </w:tcBorders>
+            <w:tcMar>
+              <w:top w:type="dxa" w:w="80"/>
+              <w:left w:type="dxa" w:w="120"/>
+              <w:bottom w:type="dxa" w:w="80"/>
+              <w:right w:type="dxa" w:w="120"/>
+            </w:tcMar>
+          </w:tcPr>
+          <w:p>
+            <w:pPr>
+              <w:spacing w:after="60" w:line="280"/>
+            </w:pPr>
             <w:r>
               <w:rPr>
                 <w:b w:val="false"/>
@@ -1039,21 +2065,24 @@
         </w:tc>
         <w:tc>
           <w:tcPr>
-            <w:tcW w:type="dxa" w:w="1100"/>
-            <w:tcBorders>
-              <w:top w:val="single" w:color="CCCCCC" w:sz="1"/>
-              <w:left w:val="single" w:color="CCCCCC" w:sz="1"/>
-              <w:bottom w:val="single" w:color="CCCCCC" w:sz="1"/>
-              <w:right w:val="single" w:color="CCCCCC" w:sz="1"/>
-            </w:tcBorders>
-            <w:tcMar>
-              <w:top w:type="dxa" w:w="80"/>
-              <w:left w:type="dxa" w:w="120"/>
-              <w:bottom w:type="dxa" w:w="80"/>
-              <w:right w:type="dxa" w:w="120"/>
-            </w:tcMar>
-          </w:tcPr>
-          <w:p>
+            <w:tcW w:type="dxa" w:w="1000"/>
+            <w:tcBorders>
+              <w:top w:val="single" w:color="B7B7B7" w:sz="1"/>
+              <w:left w:val="single" w:color="B7B7B7" w:sz="1"/>
+              <w:bottom w:val="single" w:color="B7B7B7" w:sz="1"/>
+              <w:right w:val="single" w:color="B7B7B7" w:sz="1"/>
+            </w:tcBorders>
+            <w:tcMar>
+              <w:top w:type="dxa" w:w="80"/>
+              <w:left w:type="dxa" w:w="120"/>
+              <w:bottom w:type="dxa" w:w="80"/>
+              <w:right w:type="dxa" w:w="120"/>
+            </w:tcMar>
+          </w:tcPr>
+          <w:p>
+            <w:pPr>
+              <w:spacing w:after="60" w:line="280"/>
+            </w:pPr>
             <w:r>
               <w:rPr>
                 <w:b w:val="false"/>
@@ -1067,19 +2096,22 @@
           <w:tcPr>
             <w:tcW w:type="dxa" w:w="900"/>
             <w:tcBorders>
-              <w:top w:val="single" w:color="CCCCCC" w:sz="1"/>
-              <w:left w:val="single" w:color="CCCCCC" w:sz="1"/>
-              <w:bottom w:val="single" w:color="CCCCCC" w:sz="1"/>
-              <w:right w:val="single" w:color="CCCCCC" w:sz="1"/>
-            </w:tcBorders>
-            <w:tcMar>
-              <w:top w:type="dxa" w:w="80"/>
-              <w:left w:type="dxa" w:w="120"/>
-              <w:bottom w:type="dxa" w:w="80"/>
-              <w:right w:type="dxa" w:w="120"/>
-            </w:tcMar>
-          </w:tcPr>
-          <w:p>
+              <w:top w:val="single" w:color="B7B7B7" w:sz="1"/>
+              <w:left w:val="single" w:color="B7B7B7" w:sz="1"/>
+              <w:bottom w:val="single" w:color="B7B7B7" w:sz="1"/>
+              <w:right w:val="single" w:color="B7B7B7" w:sz="1"/>
+            </w:tcBorders>
+            <w:tcMar>
+              <w:top w:type="dxa" w:w="80"/>
+              <w:left w:type="dxa" w:w="120"/>
+              <w:bottom w:type="dxa" w:w="80"/>
+              <w:right w:type="dxa" w:w="120"/>
+            </w:tcMar>
+          </w:tcPr>
+          <w:p>
+            <w:pPr>
+              <w:spacing w:after="60" w:line="280"/>
+            </w:pPr>
             <w:r>
               <w:rPr>
                 <w:b w:val="false"/>
@@ -1093,19 +2125,22 @@
           <w:tcPr>
             <w:tcW w:type="dxa" w:w="1400"/>
             <w:tcBorders>
-              <w:top w:val="single" w:color="CCCCCC" w:sz="1"/>
-              <w:left w:val="single" w:color="CCCCCC" w:sz="1"/>
-              <w:bottom w:val="single" w:color="CCCCCC" w:sz="1"/>
-              <w:right w:val="single" w:color="CCCCCC" w:sz="1"/>
-            </w:tcBorders>
-            <w:tcMar>
-              <w:top w:type="dxa" w:w="80"/>
-              <w:left w:type="dxa" w:w="120"/>
-              <w:bottom w:type="dxa" w:w="80"/>
-              <w:right w:type="dxa" w:w="120"/>
-            </w:tcMar>
-          </w:tcPr>
-          <w:p>
+              <w:top w:val="single" w:color="B7B7B7" w:sz="1"/>
+              <w:left w:val="single" w:color="B7B7B7" w:sz="1"/>
+              <w:bottom w:val="single" w:color="B7B7B7" w:sz="1"/>
+              <w:right w:val="single" w:color="B7B7B7" w:sz="1"/>
+            </w:tcBorders>
+            <w:tcMar>
+              <w:top w:type="dxa" w:w="80"/>
+              <w:left w:type="dxa" w:w="120"/>
+              <w:bottom w:type="dxa" w:w="80"/>
+              <w:right w:type="dxa" w:w="120"/>
+            </w:tcMar>
+          </w:tcPr>
+          <w:p>
+            <w:pPr>
+              <w:spacing w:after="60" w:line="280"/>
+            </w:pPr>
             <w:r>
               <w:rPr>
                 <w:b w:val="false"/>
@@ -1117,21 +2152,24 @@
         </w:tc>
         <w:tc>
           <w:tcPr>
-            <w:tcW w:type="dxa" w:w="2800"/>
-            <w:tcBorders>
-              <w:top w:val="single" w:color="CCCCCC" w:sz="1"/>
-              <w:left w:val="single" w:color="CCCCCC" w:sz="1"/>
-              <w:bottom w:val="single" w:color="CCCCCC" w:sz="1"/>
-              <w:right w:val="single" w:color="CCCCCC" w:sz="1"/>
-            </w:tcBorders>
-            <w:tcMar>
-              <w:top w:type="dxa" w:w="80"/>
-              <w:left w:type="dxa" w:w="120"/>
-              <w:bottom w:type="dxa" w:w="80"/>
-              <w:right w:type="dxa" w:w="120"/>
-            </w:tcMar>
-          </w:tcPr>
-          <w:p>
+            <w:tcW w:type="dxa" w:w="2600"/>
+            <w:tcBorders>
+              <w:top w:val="single" w:color="B7B7B7" w:sz="1"/>
+              <w:left w:val="single" w:color="B7B7B7" w:sz="1"/>
+              <w:bottom w:val="single" w:color="B7B7B7" w:sz="1"/>
+              <w:right w:val="single" w:color="B7B7B7" w:sz="1"/>
+            </w:tcBorders>
+            <w:tcMar>
+              <w:top w:type="dxa" w:w="80"/>
+              <w:left w:type="dxa" w:w="120"/>
+              <w:bottom w:type="dxa" w:w="80"/>
+              <w:right w:type="dxa" w:w="120"/>
+            </w:tcMar>
+          </w:tcPr>
+          <w:p>
+            <w:pPr>
+              <w:spacing w:after="60" w:line="280"/>
+            </w:pPr>
             <w:r>
               <w:rPr>
                 <w:b w:val="false"/>
@@ -1143,27 +2181,30 @@
         </w:tc>
         <w:tc>
           <w:tcPr>
-            <w:tcW w:type="dxa" w:w="2260"/>
-            <w:tcBorders>
-              <w:top w:val="single" w:color="CCCCCC" w:sz="1"/>
-              <w:left w:val="single" w:color="CCCCCC" w:sz="1"/>
-              <w:bottom w:val="single" w:color="CCCCCC" w:sz="1"/>
-              <w:right w:val="single" w:color="CCCCCC" w:sz="1"/>
-            </w:tcBorders>
-            <w:tcMar>
-              <w:top w:type="dxa" w:w="80"/>
-              <w:left w:type="dxa" w:w="120"/>
-              <w:bottom w:type="dxa" w:w="80"/>
-              <w:right w:type="dxa" w:w="120"/>
-            </w:tcMar>
-          </w:tcPr>
-          <w:p>
-            <w:r>
-              <w:rPr>
-                <w:b w:val="false"/>
-                <w:bCs w:val="false"/>
-              </w:rPr>
-              <w:t xml:space="preserve">项目研发工作</w:t>
+            <w:tcW w:type="dxa" w:w="2560"/>
+            <w:tcBorders>
+              <w:top w:val="single" w:color="B7B7B7" w:sz="1"/>
+              <w:left w:val="single" w:color="B7B7B7" w:sz="1"/>
+              <w:bottom w:val="single" w:color="B7B7B7" w:sz="1"/>
+              <w:right w:val="single" w:color="B7B7B7" w:sz="1"/>
+            </w:tcBorders>
+            <w:tcMar>
+              <w:top w:type="dxa" w:w="80"/>
+              <w:left w:type="dxa" w:w="120"/>
+              <w:bottom w:type="dxa" w:w="80"/>
+              <w:right w:type="dxa" w:w="120"/>
+            </w:tcMar>
+          </w:tcPr>
+          <w:p>
+            <w:pPr>
+              <w:spacing w:after="60" w:line="280"/>
+            </w:pPr>
+            <w:r>
+              <w:rPr>
+                <w:b w:val="false"/>
+                <w:bCs w:val="false"/>
+              </w:rPr>
+              <w:t xml:space="preserve">后端接口开发、权限控制、数据模型设计</w:t>
             </w:r>
           </w:p>
         </w:tc>
@@ -1176,19 +2217,22 @@
           <w:tcPr>
             <w:tcW w:type="dxa" w:w="900"/>
             <w:tcBorders>
-              <w:top w:val="single" w:color="CCCCCC" w:sz="1"/>
-              <w:left w:val="single" w:color="CCCCCC" w:sz="1"/>
-              <w:bottom w:val="single" w:color="CCCCCC" w:sz="1"/>
-              <w:right w:val="single" w:color="CCCCCC" w:sz="1"/>
-            </w:tcBorders>
-            <w:tcMar>
-              <w:top w:type="dxa" w:w="80"/>
-              <w:left w:type="dxa" w:w="120"/>
-              <w:bottom w:type="dxa" w:w="80"/>
-              <w:right w:type="dxa" w:w="120"/>
-            </w:tcMar>
-          </w:tcPr>
-          <w:p>
+              <w:top w:val="single" w:color="B7B7B7" w:sz="1"/>
+              <w:left w:val="single" w:color="B7B7B7" w:sz="1"/>
+              <w:bottom w:val="single" w:color="B7B7B7" w:sz="1"/>
+              <w:right w:val="single" w:color="B7B7B7" w:sz="1"/>
+            </w:tcBorders>
+            <w:tcMar>
+              <w:top w:type="dxa" w:w="80"/>
+              <w:left w:type="dxa" w:w="120"/>
+              <w:bottom w:type="dxa" w:w="80"/>
+              <w:right w:type="dxa" w:w="120"/>
+            </w:tcMar>
+          </w:tcPr>
+          <w:p>
+            <w:pPr>
+              <w:spacing w:after="60" w:line="280"/>
+            </w:pPr>
             <w:r>
               <w:rPr>
                 <w:b w:val="false"/>
@@ -1200,21 +2244,24 @@
         </w:tc>
         <w:tc>
           <w:tcPr>
-            <w:tcW w:type="dxa" w:w="1100"/>
-            <w:tcBorders>
-              <w:top w:val="single" w:color="CCCCCC" w:sz="1"/>
-              <w:left w:val="single" w:color="CCCCCC" w:sz="1"/>
-              <w:bottom w:val="single" w:color="CCCCCC" w:sz="1"/>
-              <w:right w:val="single" w:color="CCCCCC" w:sz="1"/>
-            </w:tcBorders>
-            <w:tcMar>
-              <w:top w:type="dxa" w:w="80"/>
-              <w:left w:type="dxa" w:w="120"/>
-              <w:bottom w:type="dxa" w:w="80"/>
-              <w:right w:type="dxa" w:w="120"/>
-            </w:tcMar>
-          </w:tcPr>
-          <w:p>
+            <w:tcW w:type="dxa" w:w="1000"/>
+            <w:tcBorders>
+              <w:top w:val="single" w:color="B7B7B7" w:sz="1"/>
+              <w:left w:val="single" w:color="B7B7B7" w:sz="1"/>
+              <w:bottom w:val="single" w:color="B7B7B7" w:sz="1"/>
+              <w:right w:val="single" w:color="B7B7B7" w:sz="1"/>
+            </w:tcBorders>
+            <w:tcMar>
+              <w:top w:type="dxa" w:w="80"/>
+              <w:left w:type="dxa" w:w="120"/>
+              <w:bottom w:type="dxa" w:w="80"/>
+              <w:right w:type="dxa" w:w="120"/>
+            </w:tcMar>
+          </w:tcPr>
+          <w:p>
+            <w:pPr>
+              <w:spacing w:after="60" w:line="280"/>
+            </w:pPr>
             <w:r>
               <w:rPr>
                 <w:b w:val="false"/>
@@ -1228,19 +2275,22 @@
           <w:tcPr>
             <w:tcW w:type="dxa" w:w="900"/>
             <w:tcBorders>
-              <w:top w:val="single" w:color="CCCCCC" w:sz="1"/>
-              <w:left w:val="single" w:color="CCCCCC" w:sz="1"/>
-              <w:bottom w:val="single" w:color="CCCCCC" w:sz="1"/>
-              <w:right w:val="single" w:color="CCCCCC" w:sz="1"/>
-            </w:tcBorders>
-            <w:tcMar>
-              <w:top w:type="dxa" w:w="80"/>
-              <w:left w:type="dxa" w:w="120"/>
-              <w:bottom w:type="dxa" w:w="80"/>
-              <w:right w:type="dxa" w:w="120"/>
-            </w:tcMar>
-          </w:tcPr>
-          <w:p>
+              <w:top w:val="single" w:color="B7B7B7" w:sz="1"/>
+              <w:left w:val="single" w:color="B7B7B7" w:sz="1"/>
+              <w:bottom w:val="single" w:color="B7B7B7" w:sz="1"/>
+              <w:right w:val="single" w:color="B7B7B7" w:sz="1"/>
+            </w:tcBorders>
+            <w:tcMar>
+              <w:top w:type="dxa" w:w="80"/>
+              <w:left w:type="dxa" w:w="120"/>
+              <w:bottom w:type="dxa" w:w="80"/>
+              <w:right w:type="dxa" w:w="120"/>
+            </w:tcMar>
+          </w:tcPr>
+          <w:p>
+            <w:pPr>
+              <w:spacing w:after="60" w:line="280"/>
+            </w:pPr>
             <w:r>
               <w:rPr>
                 <w:b w:val="false"/>
@@ -1254,19 +2304,22 @@
           <w:tcPr>
             <w:tcW w:type="dxa" w:w="1400"/>
             <w:tcBorders>
-              <w:top w:val="single" w:color="CCCCCC" w:sz="1"/>
-              <w:left w:val="single" w:color="CCCCCC" w:sz="1"/>
-              <w:bottom w:val="single" w:color="CCCCCC" w:sz="1"/>
-              <w:right w:val="single" w:color="CCCCCC" w:sz="1"/>
-            </w:tcBorders>
-            <w:tcMar>
-              <w:top w:type="dxa" w:w="80"/>
-              <w:left w:type="dxa" w:w="120"/>
-              <w:bottom w:type="dxa" w:w="80"/>
-              <w:right w:type="dxa" w:w="120"/>
-            </w:tcMar>
-          </w:tcPr>
-          <w:p>
+              <w:top w:val="single" w:color="B7B7B7" w:sz="1"/>
+              <w:left w:val="single" w:color="B7B7B7" w:sz="1"/>
+              <w:bottom w:val="single" w:color="B7B7B7" w:sz="1"/>
+              <w:right w:val="single" w:color="B7B7B7" w:sz="1"/>
+            </w:tcBorders>
+            <w:tcMar>
+              <w:top w:type="dxa" w:w="80"/>
+              <w:left w:type="dxa" w:w="120"/>
+              <w:bottom w:type="dxa" w:w="80"/>
+              <w:right w:type="dxa" w:w="120"/>
+            </w:tcMar>
+          </w:tcPr>
+          <w:p>
+            <w:pPr>
+              <w:spacing w:after="60" w:line="280"/>
+            </w:pPr>
             <w:r>
               <w:rPr>
                 <w:b w:val="false"/>
@@ -1278,21 +2331,24 @@
         </w:tc>
         <w:tc>
           <w:tcPr>
-            <w:tcW w:type="dxa" w:w="2800"/>
-            <w:tcBorders>
-              <w:top w:val="single" w:color="CCCCCC" w:sz="1"/>
-              <w:left w:val="single" w:color="CCCCCC" w:sz="1"/>
-              <w:bottom w:val="single" w:color="CCCCCC" w:sz="1"/>
-              <w:right w:val="single" w:color="CCCCCC" w:sz="1"/>
-            </w:tcBorders>
-            <w:tcMar>
-              <w:top w:type="dxa" w:w="80"/>
-              <w:left w:type="dxa" w:w="120"/>
-              <w:bottom w:type="dxa" w:w="80"/>
-              <w:right w:type="dxa" w:w="120"/>
-            </w:tcMar>
-          </w:tcPr>
-          <w:p>
+            <w:tcW w:type="dxa" w:w="2600"/>
+            <w:tcBorders>
+              <w:top w:val="single" w:color="B7B7B7" w:sz="1"/>
+              <w:left w:val="single" w:color="B7B7B7" w:sz="1"/>
+              <w:bottom w:val="single" w:color="B7B7B7" w:sz="1"/>
+              <w:right w:val="single" w:color="B7B7B7" w:sz="1"/>
+            </w:tcBorders>
+            <w:tcMar>
+              <w:top w:type="dxa" w:w="80"/>
+              <w:left w:type="dxa" w:w="120"/>
+              <w:bottom w:type="dxa" w:w="80"/>
+              <w:right w:type="dxa" w:w="120"/>
+            </w:tcMar>
+          </w:tcPr>
+          <w:p>
+            <w:pPr>
+              <w:spacing w:after="60" w:line="280"/>
+            </w:pPr>
             <w:r>
               <w:rPr>
                 <w:b w:val="false"/>
@@ -1304,27 +2360,30 @@
         </w:tc>
         <w:tc>
           <w:tcPr>
-            <w:tcW w:type="dxa" w:w="2260"/>
-            <w:tcBorders>
-              <w:top w:val="single" w:color="CCCCCC" w:sz="1"/>
-              <w:left w:val="single" w:color="CCCCCC" w:sz="1"/>
-              <w:bottom w:val="single" w:color="CCCCCC" w:sz="1"/>
-              <w:right w:val="single" w:color="CCCCCC" w:sz="1"/>
-            </w:tcBorders>
-            <w:tcMar>
-              <w:top w:type="dxa" w:w="80"/>
-              <w:left w:type="dxa" w:w="120"/>
-              <w:bottom w:type="dxa" w:w="80"/>
-              <w:right w:type="dxa" w:w="120"/>
-            </w:tcMar>
-          </w:tcPr>
-          <w:p>
-            <w:r>
-              <w:rPr>
-                <w:b w:val="false"/>
-                <w:bCs w:val="false"/>
-              </w:rPr>
-              <w:t xml:space="preserve">项目研发工作</w:t>
+            <w:tcW w:type="dxa" w:w="2560"/>
+            <w:tcBorders>
+              <w:top w:val="single" w:color="B7B7B7" w:sz="1"/>
+              <w:left w:val="single" w:color="B7B7B7" w:sz="1"/>
+              <w:bottom w:val="single" w:color="B7B7B7" w:sz="1"/>
+              <w:right w:val="single" w:color="B7B7B7" w:sz="1"/>
+            </w:tcBorders>
+            <w:tcMar>
+              <w:top w:type="dxa" w:w="80"/>
+              <w:left w:type="dxa" w:w="120"/>
+              <w:bottom w:type="dxa" w:w="80"/>
+              <w:right w:type="dxa" w:w="120"/>
+            </w:tcMar>
+          </w:tcPr>
+          <w:p>
+            <w:pPr>
+              <w:spacing w:after="60" w:line="280"/>
+            </w:pPr>
+            <w:r>
+              <w:rPr>
+                <w:b w:val="false"/>
+                <w:bCs w:val="false"/>
+              </w:rPr>
+              <w:t xml:space="preserve">后端业务逻辑开发、接口联调、性能优化</w:t>
             </w:r>
           </w:p>
         </w:tc>
@@ -1337,19 +2396,22 @@
           <w:tcPr>
             <w:tcW w:type="dxa" w:w="900"/>
             <w:tcBorders>
-              <w:top w:val="single" w:color="CCCCCC" w:sz="1"/>
-              <w:left w:val="single" w:color="CCCCCC" w:sz="1"/>
-              <w:bottom w:val="single" w:color="CCCCCC" w:sz="1"/>
-              <w:right w:val="single" w:color="CCCCCC" w:sz="1"/>
-            </w:tcBorders>
-            <w:tcMar>
-              <w:top w:type="dxa" w:w="80"/>
-              <w:left w:type="dxa" w:w="120"/>
-              <w:bottom w:type="dxa" w:w="80"/>
-              <w:right w:type="dxa" w:w="120"/>
-            </w:tcMar>
-          </w:tcPr>
-          <w:p>
+              <w:top w:val="single" w:color="B7B7B7" w:sz="1"/>
+              <w:left w:val="single" w:color="B7B7B7" w:sz="1"/>
+              <w:bottom w:val="single" w:color="B7B7B7" w:sz="1"/>
+              <w:right w:val="single" w:color="B7B7B7" w:sz="1"/>
+            </w:tcBorders>
+            <w:tcMar>
+              <w:top w:type="dxa" w:w="80"/>
+              <w:left w:type="dxa" w:w="120"/>
+              <w:bottom w:type="dxa" w:w="80"/>
+              <w:right w:type="dxa" w:w="120"/>
+            </w:tcMar>
+          </w:tcPr>
+          <w:p>
+            <w:pPr>
+              <w:spacing w:after="60" w:line="280"/>
+            </w:pPr>
             <w:r>
               <w:rPr>
                 <w:b w:val="false"/>
@@ -1361,21 +2423,24 @@
         </w:tc>
         <w:tc>
           <w:tcPr>
-            <w:tcW w:type="dxa" w:w="1100"/>
-            <w:tcBorders>
-              <w:top w:val="single" w:color="CCCCCC" w:sz="1"/>
-              <w:left w:val="single" w:color="CCCCCC" w:sz="1"/>
-              <w:bottom w:val="single" w:color="CCCCCC" w:sz="1"/>
-              <w:right w:val="single" w:color="CCCCCC" w:sz="1"/>
-            </w:tcBorders>
-            <w:tcMar>
-              <w:top w:type="dxa" w:w="80"/>
-              <w:left w:type="dxa" w:w="120"/>
-              <w:bottom w:type="dxa" w:w="80"/>
-              <w:right w:type="dxa" w:w="120"/>
-            </w:tcMar>
-          </w:tcPr>
-          <w:p>
+            <w:tcW w:type="dxa" w:w="1000"/>
+            <w:tcBorders>
+              <w:top w:val="single" w:color="B7B7B7" w:sz="1"/>
+              <w:left w:val="single" w:color="B7B7B7" w:sz="1"/>
+              <w:bottom w:val="single" w:color="B7B7B7" w:sz="1"/>
+              <w:right w:val="single" w:color="B7B7B7" w:sz="1"/>
+            </w:tcBorders>
+            <w:tcMar>
+              <w:top w:type="dxa" w:w="80"/>
+              <w:left w:type="dxa" w:w="120"/>
+              <w:bottom w:type="dxa" w:w="80"/>
+              <w:right w:type="dxa" w:w="120"/>
+            </w:tcMar>
+          </w:tcPr>
+          <w:p>
+            <w:pPr>
+              <w:spacing w:after="60" w:line="280"/>
+            </w:pPr>
             <w:r>
               <w:rPr>
                 <w:b w:val="false"/>
@@ -1389,19 +2454,22 @@
           <w:tcPr>
             <w:tcW w:type="dxa" w:w="900"/>
             <w:tcBorders>
-              <w:top w:val="single" w:color="CCCCCC" w:sz="1"/>
-              <w:left w:val="single" w:color="CCCCCC" w:sz="1"/>
-              <w:bottom w:val="single" w:color="CCCCCC" w:sz="1"/>
-              <w:right w:val="single" w:color="CCCCCC" w:sz="1"/>
-            </w:tcBorders>
-            <w:tcMar>
-              <w:top w:type="dxa" w:w="80"/>
-              <w:left w:type="dxa" w:w="120"/>
-              <w:bottom w:type="dxa" w:w="80"/>
-              <w:right w:type="dxa" w:w="120"/>
-            </w:tcMar>
-          </w:tcPr>
-          <w:p>
+              <w:top w:val="single" w:color="B7B7B7" w:sz="1"/>
+              <w:left w:val="single" w:color="B7B7B7" w:sz="1"/>
+              <w:bottom w:val="single" w:color="B7B7B7" w:sz="1"/>
+              <w:right w:val="single" w:color="B7B7B7" w:sz="1"/>
+            </w:tcBorders>
+            <w:tcMar>
+              <w:top w:type="dxa" w:w="80"/>
+              <w:left w:type="dxa" w:w="120"/>
+              <w:bottom w:type="dxa" w:w="80"/>
+              <w:right w:type="dxa" w:w="120"/>
+            </w:tcMar>
+          </w:tcPr>
+          <w:p>
+            <w:pPr>
+              <w:spacing w:after="60" w:line="280"/>
+            </w:pPr>
             <w:r>
               <w:rPr>
                 <w:b w:val="false"/>
@@ -1415,19 +2483,22 @@
           <w:tcPr>
             <w:tcW w:type="dxa" w:w="1400"/>
             <w:tcBorders>
-              <w:top w:val="single" w:color="CCCCCC" w:sz="1"/>
-              <w:left w:val="single" w:color="CCCCCC" w:sz="1"/>
-              <w:bottom w:val="single" w:color="CCCCCC" w:sz="1"/>
-              <w:right w:val="single" w:color="CCCCCC" w:sz="1"/>
-            </w:tcBorders>
-            <w:tcMar>
-              <w:top w:type="dxa" w:w="80"/>
-              <w:left w:type="dxa" w:w="120"/>
-              <w:bottom w:type="dxa" w:w="80"/>
-              <w:right w:type="dxa" w:w="120"/>
-            </w:tcMar>
-          </w:tcPr>
-          <w:p>
+              <w:top w:val="single" w:color="B7B7B7" w:sz="1"/>
+              <w:left w:val="single" w:color="B7B7B7" w:sz="1"/>
+              <w:bottom w:val="single" w:color="B7B7B7" w:sz="1"/>
+              <w:right w:val="single" w:color="B7B7B7" w:sz="1"/>
+            </w:tcBorders>
+            <w:tcMar>
+              <w:top w:type="dxa" w:w="80"/>
+              <w:left w:type="dxa" w:w="120"/>
+              <w:bottom w:type="dxa" w:w="80"/>
+              <w:right w:type="dxa" w:w="120"/>
+            </w:tcMar>
+          </w:tcPr>
+          <w:p>
+            <w:pPr>
+              <w:spacing w:after="60" w:line="280"/>
+            </w:pPr>
             <w:r>
               <w:rPr>
                 <w:b w:val="false"/>
@@ -1439,21 +2510,24 @@
         </w:tc>
         <w:tc>
           <w:tcPr>
-            <w:tcW w:type="dxa" w:w="2800"/>
-            <w:tcBorders>
-              <w:top w:val="single" w:color="CCCCCC" w:sz="1"/>
-              <w:left w:val="single" w:color="CCCCCC" w:sz="1"/>
-              <w:bottom w:val="single" w:color="CCCCCC" w:sz="1"/>
-              <w:right w:val="single" w:color="CCCCCC" w:sz="1"/>
-            </w:tcBorders>
-            <w:tcMar>
-              <w:top w:type="dxa" w:w="80"/>
-              <w:left w:type="dxa" w:w="120"/>
-              <w:bottom w:type="dxa" w:w="80"/>
-              <w:right w:type="dxa" w:w="120"/>
-            </w:tcMar>
-          </w:tcPr>
-          <w:p>
+            <w:tcW w:type="dxa" w:w="2600"/>
+            <w:tcBorders>
+              <w:top w:val="single" w:color="B7B7B7" w:sz="1"/>
+              <w:left w:val="single" w:color="B7B7B7" w:sz="1"/>
+              <w:bottom w:val="single" w:color="B7B7B7" w:sz="1"/>
+              <w:right w:val="single" w:color="B7B7B7" w:sz="1"/>
+            </w:tcBorders>
+            <w:tcMar>
+              <w:top w:type="dxa" w:w="80"/>
+              <w:left w:type="dxa" w:w="120"/>
+              <w:bottom w:type="dxa" w:w="80"/>
+              <w:right w:type="dxa" w:w="120"/>
+            </w:tcMar>
+          </w:tcPr>
+          <w:p>
+            <w:pPr>
+              <w:spacing w:after="60" w:line="280"/>
+            </w:pPr>
             <w:r>
               <w:rPr>
                 <w:b w:val="false"/>
@@ -1465,27 +2539,30 @@
         </w:tc>
         <w:tc>
           <w:tcPr>
-            <w:tcW w:type="dxa" w:w="2260"/>
-            <w:tcBorders>
-              <w:top w:val="single" w:color="CCCCCC" w:sz="1"/>
-              <w:left w:val="single" w:color="CCCCCC" w:sz="1"/>
-              <w:bottom w:val="single" w:color="CCCCCC" w:sz="1"/>
-              <w:right w:val="single" w:color="CCCCCC" w:sz="1"/>
-            </w:tcBorders>
-            <w:tcMar>
-              <w:top w:type="dxa" w:w="80"/>
-              <w:left w:type="dxa" w:w="120"/>
-              <w:bottom w:type="dxa" w:w="80"/>
-              <w:right w:type="dxa" w:w="120"/>
-            </w:tcMar>
-          </w:tcPr>
-          <w:p>
-            <w:r>
-              <w:rPr>
-                <w:b w:val="false"/>
-                <w:bCs w:val="false"/>
-              </w:rPr>
-              <w:t xml:space="preserve">项目研发工作</w:t>
+            <w:tcW w:type="dxa" w:w="2560"/>
+            <w:tcBorders>
+              <w:top w:val="single" w:color="B7B7B7" w:sz="1"/>
+              <w:left w:val="single" w:color="B7B7B7" w:sz="1"/>
+              <w:bottom w:val="single" w:color="B7B7B7" w:sz="1"/>
+              <w:right w:val="single" w:color="B7B7B7" w:sz="1"/>
+            </w:tcBorders>
+            <w:tcMar>
+              <w:top w:type="dxa" w:w="80"/>
+              <w:left w:type="dxa" w:w="120"/>
+              <w:bottom w:type="dxa" w:w="80"/>
+              <w:right w:type="dxa" w:w="120"/>
+            </w:tcMar>
+          </w:tcPr>
+          <w:p>
+            <w:pPr>
+              <w:spacing w:after="60" w:line="280"/>
+            </w:pPr>
+            <w:r>
+              <w:rPr>
+                <w:b w:val="false"/>
+                <w:bCs w:val="false"/>
+              </w:rPr>
+              <w:t xml:space="preserve">移动端/小程序开发、消息推送与集成适配</w:t>
             </w:r>
           </w:p>
         </w:tc>
@@ -1498,19 +2575,22 @@
           <w:tcPr>
             <w:tcW w:type="dxa" w:w="900"/>
             <w:tcBorders>
-              <w:top w:val="single" w:color="CCCCCC" w:sz="1"/>
-              <w:left w:val="single" w:color="CCCCCC" w:sz="1"/>
-              <w:bottom w:val="single" w:color="CCCCCC" w:sz="1"/>
-              <w:right w:val="single" w:color="CCCCCC" w:sz="1"/>
-            </w:tcBorders>
-            <w:tcMar>
-              <w:top w:type="dxa" w:w="80"/>
-              <w:left w:type="dxa" w:w="120"/>
-              <w:bottom w:type="dxa" w:w="80"/>
-              <w:right w:type="dxa" w:w="120"/>
-            </w:tcMar>
-          </w:tcPr>
-          <w:p>
+              <w:top w:val="single" w:color="B7B7B7" w:sz="1"/>
+              <w:left w:val="single" w:color="B7B7B7" w:sz="1"/>
+              <w:bottom w:val="single" w:color="B7B7B7" w:sz="1"/>
+              <w:right w:val="single" w:color="B7B7B7" w:sz="1"/>
+            </w:tcBorders>
+            <w:tcMar>
+              <w:top w:type="dxa" w:w="80"/>
+              <w:left w:type="dxa" w:w="120"/>
+              <w:bottom w:type="dxa" w:w="80"/>
+              <w:right w:type="dxa" w:w="120"/>
+            </w:tcMar>
+          </w:tcPr>
+          <w:p>
+            <w:pPr>
+              <w:spacing w:after="60" w:line="280"/>
+            </w:pPr>
             <w:r>
               <w:rPr>
                 <w:b w:val="false"/>
@@ -1522,21 +2602,24 @@
         </w:tc>
         <w:tc>
           <w:tcPr>
-            <w:tcW w:type="dxa" w:w="1100"/>
-            <w:tcBorders>
-              <w:top w:val="single" w:color="CCCCCC" w:sz="1"/>
-              <w:left w:val="single" w:color="CCCCCC" w:sz="1"/>
-              <w:bottom w:val="single" w:color="CCCCCC" w:sz="1"/>
-              <w:right w:val="single" w:color="CCCCCC" w:sz="1"/>
-            </w:tcBorders>
-            <w:tcMar>
-              <w:top w:type="dxa" w:w="80"/>
-              <w:left w:type="dxa" w:w="120"/>
-              <w:bottom w:type="dxa" w:w="80"/>
-              <w:right w:type="dxa" w:w="120"/>
-            </w:tcMar>
-          </w:tcPr>
-          <w:p>
+            <w:tcW w:type="dxa" w:w="1000"/>
+            <w:tcBorders>
+              <w:top w:val="single" w:color="B7B7B7" w:sz="1"/>
+              <w:left w:val="single" w:color="B7B7B7" w:sz="1"/>
+              <w:bottom w:val="single" w:color="B7B7B7" w:sz="1"/>
+              <w:right w:val="single" w:color="B7B7B7" w:sz="1"/>
+            </w:tcBorders>
+            <w:tcMar>
+              <w:top w:type="dxa" w:w="80"/>
+              <w:left w:type="dxa" w:w="120"/>
+              <w:bottom w:type="dxa" w:w="80"/>
+              <w:right w:type="dxa" w:w="120"/>
+            </w:tcMar>
+          </w:tcPr>
+          <w:p>
+            <w:pPr>
+              <w:spacing w:after="60" w:line="280"/>
+            </w:pPr>
             <w:r>
               <w:rPr>
                 <w:b w:val="false"/>
@@ -1550,19 +2633,22 @@
           <w:tcPr>
             <w:tcW w:type="dxa" w:w="900"/>
             <w:tcBorders>
-              <w:top w:val="single" w:color="CCCCCC" w:sz="1"/>
-              <w:left w:val="single" w:color="CCCCCC" w:sz="1"/>
-              <w:bottom w:val="single" w:color="CCCCCC" w:sz="1"/>
-              <w:right w:val="single" w:color="CCCCCC" w:sz="1"/>
-            </w:tcBorders>
-            <w:tcMar>
-              <w:top w:type="dxa" w:w="80"/>
-              <w:left w:type="dxa" w:w="120"/>
-              <w:bottom w:type="dxa" w:w="80"/>
-              <w:right w:type="dxa" w:w="120"/>
-            </w:tcMar>
-          </w:tcPr>
-          <w:p>
+              <w:top w:val="single" w:color="B7B7B7" w:sz="1"/>
+              <w:left w:val="single" w:color="B7B7B7" w:sz="1"/>
+              <w:bottom w:val="single" w:color="B7B7B7" w:sz="1"/>
+              <w:right w:val="single" w:color="B7B7B7" w:sz="1"/>
+            </w:tcBorders>
+            <w:tcMar>
+              <w:top w:type="dxa" w:w="80"/>
+              <w:left w:type="dxa" w:w="120"/>
+              <w:bottom w:type="dxa" w:w="80"/>
+              <w:right w:type="dxa" w:w="120"/>
+            </w:tcMar>
+          </w:tcPr>
+          <w:p>
+            <w:pPr>
+              <w:spacing w:after="60" w:line="280"/>
+            </w:pPr>
             <w:r>
               <w:rPr>
                 <w:b w:val="false"/>
@@ -1576,19 +2662,22 @@
           <w:tcPr>
             <w:tcW w:type="dxa" w:w="1400"/>
             <w:tcBorders>
-              <w:top w:val="single" w:color="CCCCCC" w:sz="1"/>
-              <w:left w:val="single" w:color="CCCCCC" w:sz="1"/>
-              <w:bottom w:val="single" w:color="CCCCCC" w:sz="1"/>
-              <w:right w:val="single" w:color="CCCCCC" w:sz="1"/>
-            </w:tcBorders>
-            <w:tcMar>
-              <w:top w:type="dxa" w:w="80"/>
-              <w:left w:type="dxa" w:w="120"/>
-              <w:bottom w:type="dxa" w:w="80"/>
-              <w:right w:type="dxa" w:w="120"/>
-            </w:tcMar>
-          </w:tcPr>
-          <w:p>
+              <w:top w:val="single" w:color="B7B7B7" w:sz="1"/>
+              <w:left w:val="single" w:color="B7B7B7" w:sz="1"/>
+              <w:bottom w:val="single" w:color="B7B7B7" w:sz="1"/>
+              <w:right w:val="single" w:color="B7B7B7" w:sz="1"/>
+            </w:tcBorders>
+            <w:tcMar>
+              <w:top w:type="dxa" w:w="80"/>
+              <w:left w:type="dxa" w:w="120"/>
+              <w:bottom w:type="dxa" w:w="80"/>
+              <w:right w:type="dxa" w:w="120"/>
+            </w:tcMar>
+          </w:tcPr>
+          <w:p>
+            <w:pPr>
+              <w:spacing w:after="60" w:line="280"/>
+            </w:pPr>
             <w:r>
               <w:rPr>
                 <w:b w:val="false"/>
@@ -1600,21 +2689,24 @@
         </w:tc>
         <w:tc>
           <w:tcPr>
-            <w:tcW w:type="dxa" w:w="2800"/>
-            <w:tcBorders>
-              <w:top w:val="single" w:color="CCCCCC" w:sz="1"/>
-              <w:left w:val="single" w:color="CCCCCC" w:sz="1"/>
-              <w:bottom w:val="single" w:color="CCCCCC" w:sz="1"/>
-              <w:right w:val="single" w:color="CCCCCC" w:sz="1"/>
-            </w:tcBorders>
-            <w:tcMar>
-              <w:top w:type="dxa" w:w="80"/>
-              <w:left w:type="dxa" w:w="120"/>
-              <w:bottom w:type="dxa" w:w="80"/>
-              <w:right w:type="dxa" w:w="120"/>
-            </w:tcMar>
-          </w:tcPr>
-          <w:p>
+            <w:tcW w:type="dxa" w:w="2600"/>
+            <w:tcBorders>
+              <w:top w:val="single" w:color="B7B7B7" w:sz="1"/>
+              <w:left w:val="single" w:color="B7B7B7" w:sz="1"/>
+              <w:bottom w:val="single" w:color="B7B7B7" w:sz="1"/>
+              <w:right w:val="single" w:color="B7B7B7" w:sz="1"/>
+            </w:tcBorders>
+            <w:tcMar>
+              <w:top w:type="dxa" w:w="80"/>
+              <w:left w:type="dxa" w:w="120"/>
+              <w:bottom w:type="dxa" w:w="80"/>
+              <w:right w:type="dxa" w:w="120"/>
+            </w:tcMar>
+          </w:tcPr>
+          <w:p>
+            <w:pPr>
+              <w:spacing w:after="60" w:line="280"/>
+            </w:pPr>
             <w:r>
               <w:rPr>
                 <w:b w:val="false"/>
@@ -1626,27 +2718,30 @@
         </w:tc>
         <w:tc>
           <w:tcPr>
-            <w:tcW w:type="dxa" w:w="2260"/>
-            <w:tcBorders>
-              <w:top w:val="single" w:color="CCCCCC" w:sz="1"/>
-              <w:left w:val="single" w:color="CCCCCC" w:sz="1"/>
-              <w:bottom w:val="single" w:color="CCCCCC" w:sz="1"/>
-              <w:right w:val="single" w:color="CCCCCC" w:sz="1"/>
-            </w:tcBorders>
-            <w:tcMar>
-              <w:top w:type="dxa" w:w="80"/>
-              <w:left w:type="dxa" w:w="120"/>
-              <w:bottom w:type="dxa" w:w="80"/>
-              <w:right w:type="dxa" w:w="120"/>
-            </w:tcMar>
-          </w:tcPr>
-          <w:p>
-            <w:r>
-              <w:rPr>
-                <w:b w:val="false"/>
-                <w:bCs w:val="false"/>
-              </w:rPr>
-              <w:t xml:space="preserve">项目测试工作</w:t>
+            <w:tcW w:type="dxa" w:w="2560"/>
+            <w:tcBorders>
+              <w:top w:val="single" w:color="B7B7B7" w:sz="1"/>
+              <w:left w:val="single" w:color="B7B7B7" w:sz="1"/>
+              <w:bottom w:val="single" w:color="B7B7B7" w:sz="1"/>
+              <w:right w:val="single" w:color="B7B7B7" w:sz="1"/>
+            </w:tcBorders>
+            <w:tcMar>
+              <w:top w:type="dxa" w:w="80"/>
+              <w:left w:type="dxa" w:w="120"/>
+              <w:bottom w:type="dxa" w:w="80"/>
+              <w:right w:type="dxa" w:w="120"/>
+            </w:tcMar>
+          </w:tcPr>
+          <w:p>
+            <w:pPr>
+              <w:spacing w:after="60" w:line="280"/>
+            </w:pPr>
+            <w:r>
+              <w:rPr>
+                <w:b w:val="false"/>
+                <w:bCs w:val="false"/>
+              </w:rPr>
+              <w:t xml:space="preserve">测试计划、功能测试、回归测试</w:t>
             </w:r>
           </w:p>
         </w:tc>
@@ -1659,19 +2754,22 @@
           <w:tcPr>
             <w:tcW w:type="dxa" w:w="900"/>
             <w:tcBorders>
-              <w:top w:val="single" w:color="CCCCCC" w:sz="1"/>
-              <w:left w:val="single" w:color="CCCCCC" w:sz="1"/>
-              <w:bottom w:val="single" w:color="CCCCCC" w:sz="1"/>
-              <w:right w:val="single" w:color="CCCCCC" w:sz="1"/>
-            </w:tcBorders>
-            <w:tcMar>
-              <w:top w:type="dxa" w:w="80"/>
-              <w:left w:type="dxa" w:w="120"/>
-              <w:bottom w:type="dxa" w:w="80"/>
-              <w:right w:type="dxa" w:w="120"/>
-            </w:tcMar>
-          </w:tcPr>
-          <w:p>
+              <w:top w:val="single" w:color="B7B7B7" w:sz="1"/>
+              <w:left w:val="single" w:color="B7B7B7" w:sz="1"/>
+              <w:bottom w:val="single" w:color="B7B7B7" w:sz="1"/>
+              <w:right w:val="single" w:color="B7B7B7" w:sz="1"/>
+            </w:tcBorders>
+            <w:tcMar>
+              <w:top w:type="dxa" w:w="80"/>
+              <w:left w:type="dxa" w:w="120"/>
+              <w:bottom w:type="dxa" w:w="80"/>
+              <w:right w:type="dxa" w:w="120"/>
+            </w:tcMar>
+          </w:tcPr>
+          <w:p>
+            <w:pPr>
+              <w:spacing w:after="60" w:line="280"/>
+            </w:pPr>
             <w:r>
               <w:rPr>
                 <w:b w:val="false"/>
@@ -1683,21 +2781,24 @@
         </w:tc>
         <w:tc>
           <w:tcPr>
-            <w:tcW w:type="dxa" w:w="1100"/>
-            <w:tcBorders>
-              <w:top w:val="single" w:color="CCCCCC" w:sz="1"/>
-              <w:left w:val="single" w:color="CCCCCC" w:sz="1"/>
-              <w:bottom w:val="single" w:color="CCCCCC" w:sz="1"/>
-              <w:right w:val="single" w:color="CCCCCC" w:sz="1"/>
-            </w:tcBorders>
-            <w:tcMar>
-              <w:top w:type="dxa" w:w="80"/>
-              <w:left w:type="dxa" w:w="120"/>
-              <w:bottom w:type="dxa" w:w="80"/>
-              <w:right w:type="dxa" w:w="120"/>
-            </w:tcMar>
-          </w:tcPr>
-          <w:p>
+            <w:tcW w:type="dxa" w:w="1000"/>
+            <w:tcBorders>
+              <w:top w:val="single" w:color="B7B7B7" w:sz="1"/>
+              <w:left w:val="single" w:color="B7B7B7" w:sz="1"/>
+              <w:bottom w:val="single" w:color="B7B7B7" w:sz="1"/>
+              <w:right w:val="single" w:color="B7B7B7" w:sz="1"/>
+            </w:tcBorders>
+            <w:tcMar>
+              <w:top w:type="dxa" w:w="80"/>
+              <w:left w:type="dxa" w:w="120"/>
+              <w:bottom w:type="dxa" w:w="80"/>
+              <w:right w:type="dxa" w:w="120"/>
+            </w:tcMar>
+          </w:tcPr>
+          <w:p>
+            <w:pPr>
+              <w:spacing w:after="60" w:line="280"/>
+            </w:pPr>
             <w:r>
               <w:rPr>
                 <w:b w:val="false"/>
@@ -1711,19 +2812,22 @@
           <w:tcPr>
             <w:tcW w:type="dxa" w:w="900"/>
             <w:tcBorders>
-              <w:top w:val="single" w:color="CCCCCC" w:sz="1"/>
-              <w:left w:val="single" w:color="CCCCCC" w:sz="1"/>
-              <w:bottom w:val="single" w:color="CCCCCC" w:sz="1"/>
-              <w:right w:val="single" w:color="CCCCCC" w:sz="1"/>
-            </w:tcBorders>
-            <w:tcMar>
-              <w:top w:type="dxa" w:w="80"/>
-              <w:left w:type="dxa" w:w="120"/>
-              <w:bottom w:type="dxa" w:w="80"/>
-              <w:right w:type="dxa" w:w="120"/>
-            </w:tcMar>
-          </w:tcPr>
-          <w:p>
+              <w:top w:val="single" w:color="B7B7B7" w:sz="1"/>
+              <w:left w:val="single" w:color="B7B7B7" w:sz="1"/>
+              <w:bottom w:val="single" w:color="B7B7B7" w:sz="1"/>
+              <w:right w:val="single" w:color="B7B7B7" w:sz="1"/>
+            </w:tcBorders>
+            <w:tcMar>
+              <w:top w:type="dxa" w:w="80"/>
+              <w:left w:type="dxa" w:w="120"/>
+              <w:bottom w:type="dxa" w:w="80"/>
+              <w:right w:type="dxa" w:w="120"/>
+            </w:tcMar>
+          </w:tcPr>
+          <w:p>
+            <w:pPr>
+              <w:spacing w:after="60" w:line="280"/>
+            </w:pPr>
             <w:r>
               <w:rPr>
                 <w:b w:val="false"/>
@@ -1737,19 +2841,22 @@
           <w:tcPr>
             <w:tcW w:type="dxa" w:w="1400"/>
             <w:tcBorders>
-              <w:top w:val="single" w:color="CCCCCC" w:sz="1"/>
-              <w:left w:val="single" w:color="CCCCCC" w:sz="1"/>
-              <w:bottom w:val="single" w:color="CCCCCC" w:sz="1"/>
-              <w:right w:val="single" w:color="CCCCCC" w:sz="1"/>
-            </w:tcBorders>
-            <w:tcMar>
-              <w:top w:type="dxa" w:w="80"/>
-              <w:left w:type="dxa" w:w="120"/>
-              <w:bottom w:type="dxa" w:w="80"/>
-              <w:right w:type="dxa" w:w="120"/>
-            </w:tcMar>
-          </w:tcPr>
-          <w:p>
+              <w:top w:val="single" w:color="B7B7B7" w:sz="1"/>
+              <w:left w:val="single" w:color="B7B7B7" w:sz="1"/>
+              <w:bottom w:val="single" w:color="B7B7B7" w:sz="1"/>
+              <w:right w:val="single" w:color="B7B7B7" w:sz="1"/>
+            </w:tcBorders>
+            <w:tcMar>
+              <w:top w:type="dxa" w:w="80"/>
+              <w:left w:type="dxa" w:w="120"/>
+              <w:bottom w:type="dxa" w:w="80"/>
+              <w:right w:type="dxa" w:w="120"/>
+            </w:tcMar>
+          </w:tcPr>
+          <w:p>
+            <w:pPr>
+              <w:spacing w:after="60" w:line="280"/>
+            </w:pPr>
             <w:r>
               <w:rPr>
                 <w:b w:val="false"/>
@@ -1761,21 +2868,24 @@
         </w:tc>
         <w:tc>
           <w:tcPr>
-            <w:tcW w:type="dxa" w:w="2800"/>
-            <w:tcBorders>
-              <w:top w:val="single" w:color="CCCCCC" w:sz="1"/>
-              <w:left w:val="single" w:color="CCCCCC" w:sz="1"/>
-              <w:bottom w:val="single" w:color="CCCCCC" w:sz="1"/>
-              <w:right w:val="single" w:color="CCCCCC" w:sz="1"/>
-            </w:tcBorders>
-            <w:tcMar>
-              <w:top w:type="dxa" w:w="80"/>
-              <w:left w:type="dxa" w:w="120"/>
-              <w:bottom w:type="dxa" w:w="80"/>
-              <w:right w:type="dxa" w:w="120"/>
-            </w:tcMar>
-          </w:tcPr>
-          <w:p>
+            <w:tcW w:type="dxa" w:w="2600"/>
+            <w:tcBorders>
+              <w:top w:val="single" w:color="B7B7B7" w:sz="1"/>
+              <w:left w:val="single" w:color="B7B7B7" w:sz="1"/>
+              <w:bottom w:val="single" w:color="B7B7B7" w:sz="1"/>
+              <w:right w:val="single" w:color="B7B7B7" w:sz="1"/>
+            </w:tcBorders>
+            <w:tcMar>
+              <w:top w:type="dxa" w:w="80"/>
+              <w:left w:type="dxa" w:w="120"/>
+              <w:bottom w:type="dxa" w:w="80"/>
+              <w:right w:type="dxa" w:w="120"/>
+            </w:tcMar>
+          </w:tcPr>
+          <w:p>
+            <w:pPr>
+              <w:spacing w:after="60" w:line="280"/>
+            </w:pPr>
             <w:r>
               <w:rPr>
                 <w:b w:val="false"/>
@@ -1787,27 +2897,30 @@
         </w:tc>
         <w:tc>
           <w:tcPr>
-            <w:tcW w:type="dxa" w:w="2260"/>
-            <w:tcBorders>
-              <w:top w:val="single" w:color="CCCCCC" w:sz="1"/>
-              <w:left w:val="single" w:color="CCCCCC" w:sz="1"/>
-              <w:bottom w:val="single" w:color="CCCCCC" w:sz="1"/>
-              <w:right w:val="single" w:color="CCCCCC" w:sz="1"/>
-            </w:tcBorders>
-            <w:tcMar>
-              <w:top w:type="dxa" w:w="80"/>
-              <w:left w:type="dxa" w:w="120"/>
-              <w:bottom w:type="dxa" w:w="80"/>
-              <w:right w:type="dxa" w:w="120"/>
-            </w:tcMar>
-          </w:tcPr>
-          <w:p>
-            <w:r>
-              <w:rPr>
-                <w:b w:val="false"/>
-                <w:bCs w:val="false"/>
-              </w:rPr>
-              <w:t xml:space="preserve">项目测试工作</w:t>
+            <w:tcW w:type="dxa" w:w="2560"/>
+            <w:tcBorders>
+              <w:top w:val="single" w:color="B7B7B7" w:sz="1"/>
+              <w:left w:val="single" w:color="B7B7B7" w:sz="1"/>
+              <w:bottom w:val="single" w:color="B7B7B7" w:sz="1"/>
+              <w:right w:val="single" w:color="B7B7B7" w:sz="1"/>
+            </w:tcBorders>
+            <w:tcMar>
+              <w:top w:type="dxa" w:w="80"/>
+              <w:left w:type="dxa" w:w="120"/>
+              <w:bottom w:type="dxa" w:w="80"/>
+              <w:right w:type="dxa" w:w="120"/>
+            </w:tcMar>
+          </w:tcPr>
+          <w:p>
+            <w:pPr>
+              <w:spacing w:after="60" w:line="280"/>
+            </w:pPr>
+            <w:r>
+              <w:rPr>
+                <w:b w:val="false"/>
+                <w:bCs w:val="false"/>
+              </w:rPr>
+              <w:t xml:space="preserve">性能测试、上线验证、缺陷跟踪</w:t>
             </w:r>
           </w:p>
         </w:tc>
@@ -1820,19 +2933,22 @@
           <w:tcPr>
             <w:tcW w:type="dxa" w:w="900"/>
             <w:tcBorders>
-              <w:top w:val="single" w:color="CCCCCC" w:sz="1"/>
-              <w:left w:val="single" w:color="CCCCCC" w:sz="1"/>
-              <w:bottom w:val="single" w:color="CCCCCC" w:sz="1"/>
-              <w:right w:val="single" w:color="CCCCCC" w:sz="1"/>
-            </w:tcBorders>
-            <w:tcMar>
-              <w:top w:type="dxa" w:w="80"/>
-              <w:left w:type="dxa" w:w="120"/>
-              <w:bottom w:type="dxa" w:w="80"/>
-              <w:right w:type="dxa" w:w="120"/>
-            </w:tcMar>
-          </w:tcPr>
-          <w:p>
+              <w:top w:val="single" w:color="B7B7B7" w:sz="1"/>
+              <w:left w:val="single" w:color="B7B7B7" w:sz="1"/>
+              <w:bottom w:val="single" w:color="B7B7B7" w:sz="1"/>
+              <w:right w:val="single" w:color="B7B7B7" w:sz="1"/>
+            </w:tcBorders>
+            <w:tcMar>
+              <w:top w:type="dxa" w:w="80"/>
+              <w:left w:type="dxa" w:w="120"/>
+              <w:bottom w:type="dxa" w:w="80"/>
+              <w:right w:type="dxa" w:w="120"/>
+            </w:tcMar>
+          </w:tcPr>
+          <w:p>
+            <w:pPr>
+              <w:spacing w:after="60" w:line="280"/>
+            </w:pPr>
             <w:r>
               <w:rPr>
                 <w:b w:val="false"/>
@@ -1844,21 +2960,24 @@
         </w:tc>
         <w:tc>
           <w:tcPr>
-            <w:tcW w:type="dxa" w:w="1100"/>
-            <w:tcBorders>
-              <w:top w:val="single" w:color="CCCCCC" w:sz="1"/>
-              <w:left w:val="single" w:color="CCCCCC" w:sz="1"/>
-              <w:bottom w:val="single" w:color="CCCCCC" w:sz="1"/>
-              <w:right w:val="single" w:color="CCCCCC" w:sz="1"/>
-            </w:tcBorders>
-            <w:tcMar>
-              <w:top w:type="dxa" w:w="80"/>
-              <w:left w:type="dxa" w:w="120"/>
-              <w:bottom w:type="dxa" w:w="80"/>
-              <w:right w:type="dxa" w:w="120"/>
-            </w:tcMar>
-          </w:tcPr>
-          <w:p>
+            <w:tcW w:type="dxa" w:w="1000"/>
+            <w:tcBorders>
+              <w:top w:val="single" w:color="B7B7B7" w:sz="1"/>
+              <w:left w:val="single" w:color="B7B7B7" w:sz="1"/>
+              <w:bottom w:val="single" w:color="B7B7B7" w:sz="1"/>
+              <w:right w:val="single" w:color="B7B7B7" w:sz="1"/>
+            </w:tcBorders>
+            <w:tcMar>
+              <w:top w:type="dxa" w:w="80"/>
+              <w:left w:type="dxa" w:w="120"/>
+              <w:bottom w:type="dxa" w:w="80"/>
+              <w:right w:type="dxa" w:w="120"/>
+            </w:tcMar>
+          </w:tcPr>
+          <w:p>
+            <w:pPr>
+              <w:spacing w:after="60" w:line="280"/>
+            </w:pPr>
             <w:r>
               <w:rPr>
                 <w:b w:val="false"/>
@@ -1872,19 +2991,22 @@
           <w:tcPr>
             <w:tcW w:type="dxa" w:w="900"/>
             <w:tcBorders>
-              <w:top w:val="single" w:color="CCCCCC" w:sz="1"/>
-              <w:left w:val="single" w:color="CCCCCC" w:sz="1"/>
-              <w:bottom w:val="single" w:color="CCCCCC" w:sz="1"/>
-              <w:right w:val="single" w:color="CCCCCC" w:sz="1"/>
-            </w:tcBorders>
-            <w:tcMar>
-              <w:top w:type="dxa" w:w="80"/>
-              <w:left w:type="dxa" w:w="120"/>
-              <w:bottom w:type="dxa" w:w="80"/>
-              <w:right w:type="dxa" w:w="120"/>
-            </w:tcMar>
-          </w:tcPr>
-          <w:p>
+              <w:top w:val="single" w:color="B7B7B7" w:sz="1"/>
+              <w:left w:val="single" w:color="B7B7B7" w:sz="1"/>
+              <w:bottom w:val="single" w:color="B7B7B7" w:sz="1"/>
+              <w:right w:val="single" w:color="B7B7B7" w:sz="1"/>
+            </w:tcBorders>
+            <w:tcMar>
+              <w:top w:type="dxa" w:w="80"/>
+              <w:left w:type="dxa" w:w="120"/>
+              <w:bottom w:type="dxa" w:w="80"/>
+              <w:right w:type="dxa" w:w="120"/>
+            </w:tcMar>
+          </w:tcPr>
+          <w:p>
+            <w:pPr>
+              <w:spacing w:after="60" w:line="280"/>
+            </w:pPr>
             <w:r>
               <w:rPr>
                 <w:b w:val="false"/>
@@ -1898,19 +3020,22 @@
           <w:tcPr>
             <w:tcW w:type="dxa" w:w="1400"/>
             <w:tcBorders>
-              <w:top w:val="single" w:color="CCCCCC" w:sz="1"/>
-              <w:left w:val="single" w:color="CCCCCC" w:sz="1"/>
-              <w:bottom w:val="single" w:color="CCCCCC" w:sz="1"/>
-              <w:right w:val="single" w:color="CCCCCC" w:sz="1"/>
-            </w:tcBorders>
-            <w:tcMar>
-              <w:top w:type="dxa" w:w="80"/>
-              <w:left w:type="dxa" w:w="120"/>
-              <w:bottom w:type="dxa" w:w="80"/>
-              <w:right w:type="dxa" w:w="120"/>
-            </w:tcMar>
-          </w:tcPr>
-          <w:p>
+              <w:top w:val="single" w:color="B7B7B7" w:sz="1"/>
+              <w:left w:val="single" w:color="B7B7B7" w:sz="1"/>
+              <w:bottom w:val="single" w:color="B7B7B7" w:sz="1"/>
+              <w:right w:val="single" w:color="B7B7B7" w:sz="1"/>
+            </w:tcBorders>
+            <w:tcMar>
+              <w:top w:type="dxa" w:w="80"/>
+              <w:left w:type="dxa" w:w="120"/>
+              <w:bottom w:type="dxa" w:w="80"/>
+              <w:right w:type="dxa" w:w="120"/>
+            </w:tcMar>
+          </w:tcPr>
+          <w:p>
+            <w:pPr>
+              <w:spacing w:after="60" w:line="280"/>
+            </w:pPr>
             <w:r>
               <w:rPr>
                 <w:b w:val="false"/>
@@ -1922,21 +3047,24 @@
         </w:tc>
         <w:tc>
           <w:tcPr>
-            <w:tcW w:type="dxa" w:w="2800"/>
-            <w:tcBorders>
-              <w:top w:val="single" w:color="CCCCCC" w:sz="1"/>
-              <w:left w:val="single" w:color="CCCCCC" w:sz="1"/>
-              <w:bottom w:val="single" w:color="CCCCCC" w:sz="1"/>
-              <w:right w:val="single" w:color="CCCCCC" w:sz="1"/>
-            </w:tcBorders>
-            <w:tcMar>
-              <w:top w:type="dxa" w:w="80"/>
-              <w:left w:type="dxa" w:w="120"/>
-              <w:bottom w:type="dxa" w:w="80"/>
-              <w:right w:type="dxa" w:w="120"/>
-            </w:tcMar>
-          </w:tcPr>
-          <w:p>
+            <w:tcW w:type="dxa" w:w="2600"/>
+            <w:tcBorders>
+              <w:top w:val="single" w:color="B7B7B7" w:sz="1"/>
+              <w:left w:val="single" w:color="B7B7B7" w:sz="1"/>
+              <w:bottom w:val="single" w:color="B7B7B7" w:sz="1"/>
+              <w:right w:val="single" w:color="B7B7B7" w:sz="1"/>
+            </w:tcBorders>
+            <w:tcMar>
+              <w:top w:type="dxa" w:w="80"/>
+              <w:left w:type="dxa" w:w="120"/>
+              <w:bottom w:type="dxa" w:w="80"/>
+              <w:right w:type="dxa" w:w="120"/>
+            </w:tcMar>
+          </w:tcPr>
+          <w:p>
+            <w:pPr>
+              <w:spacing w:after="60" w:line="280"/>
+            </w:pPr>
             <w:r>
               <w:rPr>
                 <w:b w:val="false"/>
@@ -1948,27 +3076,30 @@
         </w:tc>
         <w:tc>
           <w:tcPr>
-            <w:tcW w:type="dxa" w:w="2260"/>
-            <w:tcBorders>
-              <w:top w:val="single" w:color="CCCCCC" w:sz="1"/>
-              <w:left w:val="single" w:color="CCCCCC" w:sz="1"/>
-              <w:bottom w:val="single" w:color="CCCCCC" w:sz="1"/>
-              <w:right w:val="single" w:color="CCCCCC" w:sz="1"/>
-            </w:tcBorders>
-            <w:tcMar>
-              <w:top w:type="dxa" w:w="80"/>
-              <w:left w:type="dxa" w:w="120"/>
-              <w:bottom w:type="dxa" w:w="80"/>
-              <w:right w:type="dxa" w:w="120"/>
-            </w:tcMar>
-          </w:tcPr>
-          <w:p>
-            <w:r>
-              <w:rPr>
-                <w:b w:val="false"/>
-                <w:bCs w:val="false"/>
-              </w:rPr>
-              <w:t xml:space="preserve">项目UI设计</w:t>
+            <w:tcW w:type="dxa" w:w="2560"/>
+            <w:tcBorders>
+              <w:top w:val="single" w:color="B7B7B7" w:sz="1"/>
+              <w:left w:val="single" w:color="B7B7B7" w:sz="1"/>
+              <w:bottom w:val="single" w:color="B7B7B7" w:sz="1"/>
+              <w:right w:val="single" w:color="B7B7B7" w:sz="1"/>
+            </w:tcBorders>
+            <w:tcMar>
+              <w:top w:type="dxa" w:w="80"/>
+              <w:left w:type="dxa" w:w="120"/>
+              <w:bottom w:type="dxa" w:w="80"/>
+              <w:right w:type="dxa" w:w="120"/>
+            </w:tcMar>
+          </w:tcPr>
+          <w:p>
+            <w:pPr>
+              <w:spacing w:after="60" w:line="280"/>
+            </w:pPr>
+            <w:r>
+              <w:rPr>
+                <w:b w:val="false"/>
+                <w:bCs w:val="false"/>
+              </w:rPr>
+              <w:t xml:space="preserve">原型设计、视觉规范、界面统一性设计</w:t>
             </w:r>
           </w:p>
         </w:tc>
@@ -1976,14 +3107,1797 @@
     </w:tbl>
     <w:p>
       <w:pPr>
-        <w:pStyle w:val="Heading1"/>
+        <w:pStyle w:val="Heading2"/>
       </w:pPr>
       <w:r>
         <w:rPr>
           <w:b/>
           <w:bCs/>
         </w:rPr>
-        <w:t xml:space="preserve">六、计划进度</w:t>
+        <w:t xml:space="preserve">(三)研发基础</w:t>
+      </w:r>
+    </w:p>
+    <w:p>
+      <w:pPr>
+        <w:spacing w:after="120" w:line="360"/>
+      </w:pPr>
+      <w:r>
+        <w:t xml:space="preserve">公司在 Spring Boot、Vue、微信小程序/H5、GIS、数据统计分析、权限体系和运维保障方面已有积累，具备一定的项目沉淀、实施经验与客户场景理解，可为本项目研发提供可靠基础。</w:t>
+      </w:r>
+    </w:p>
+    <w:p>
+      <w:pPr>
+        <w:pStyle w:val="Heading1"/>
+      </w:pPr>
+      <w:r>
+        <w:rPr>
+          <w:b/>
+          <w:bCs/>
+        </w:rPr>
+        <w:t xml:space="preserve">六、实施进度计划</w:t>
+      </w:r>
+    </w:p>
+    <w:tbl>
+      <w:tblPr>
+        <w:tblW w:type="pct" w:w="100%"/>
+        <w:tblBorders>
+          <w:top w:val="single" w:color="auto" w:sz="4"/>
+          <w:left w:val="single" w:color="auto" w:sz="4"/>
+          <w:bottom w:val="single" w:color="auto" w:sz="4"/>
+          <w:right w:val="single" w:color="auto" w:sz="4"/>
+          <w:insideH w:val="single" w:color="auto" w:sz="4"/>
+          <w:insideV w:val="single" w:color="auto" w:sz="4"/>
+        </w:tblBorders>
+      </w:tblPr>
+      <w:tblGrid>
+        <w:gridCol w:w="1800"/>
+        <w:gridCol w:w="3600"/>
+        <w:gridCol w:w="3960"/>
+      </w:tblGrid>
+      <w:tr>
+        <w:trPr>
+          <w:cantSplit/>
+        </w:trPr>
+        <w:tc>
+          <w:tcPr>
+            <w:tcW w:type="dxa" w:w="1800"/>
+            <w:tcBorders>
+              <w:top w:val="single" w:color="B7B7B7" w:sz="1"/>
+              <w:left w:val="single" w:color="B7B7B7" w:sz="1"/>
+              <w:bottom w:val="single" w:color="B7B7B7" w:sz="1"/>
+              <w:right w:val="single" w:color="B7B7B7" w:sz="1"/>
+            </w:tcBorders>
+            <w:shd w:fill="D9EAF7" w:val="clear"/>
+            <w:tcMar>
+              <w:top w:type="dxa" w:w="80"/>
+              <w:left w:type="dxa" w:w="120"/>
+              <w:bottom w:type="dxa" w:w="80"/>
+              <w:right w:type="dxa" w:w="120"/>
+            </w:tcMar>
+          </w:tcPr>
+          <w:p>
+            <w:pPr>
+              <w:spacing w:after="60" w:line="280"/>
+            </w:pPr>
+            <w:r>
+              <w:rPr>
+                <w:b/>
+                <w:bCs/>
+              </w:rPr>
+              <w:t xml:space="preserve">阶段</w:t>
+            </w:r>
+          </w:p>
+        </w:tc>
+        <w:tc>
+          <w:tcPr>
+            <w:tcW w:type="dxa" w:w="3600"/>
+            <w:tcBorders>
+              <w:top w:val="single" w:color="B7B7B7" w:sz="1"/>
+              <w:left w:val="single" w:color="B7B7B7" w:sz="1"/>
+              <w:bottom w:val="single" w:color="B7B7B7" w:sz="1"/>
+              <w:right w:val="single" w:color="B7B7B7" w:sz="1"/>
+            </w:tcBorders>
+            <w:shd w:fill="D9EAF7" w:val="clear"/>
+            <w:tcMar>
+              <w:top w:type="dxa" w:w="80"/>
+              <w:left w:type="dxa" w:w="120"/>
+              <w:bottom w:type="dxa" w:w="80"/>
+              <w:right w:type="dxa" w:w="120"/>
+            </w:tcMar>
+          </w:tcPr>
+          <w:p>
+            <w:pPr>
+              <w:spacing w:after="60" w:line="280"/>
+            </w:pPr>
+            <w:r>
+              <w:rPr>
+                <w:b/>
+                <w:bCs/>
+              </w:rPr>
+              <w:t xml:space="preserve">主要工作</w:t>
+            </w:r>
+          </w:p>
+        </w:tc>
+        <w:tc>
+          <w:tcPr>
+            <w:tcW w:type="dxa" w:w="3960"/>
+            <w:tcBorders>
+              <w:top w:val="single" w:color="B7B7B7" w:sz="1"/>
+              <w:left w:val="single" w:color="B7B7B7" w:sz="1"/>
+              <w:bottom w:val="single" w:color="B7B7B7" w:sz="1"/>
+              <w:right w:val="single" w:color="B7B7B7" w:sz="1"/>
+            </w:tcBorders>
+            <w:shd w:fill="D9EAF7" w:val="clear"/>
+            <w:tcMar>
+              <w:top w:type="dxa" w:w="80"/>
+              <w:left w:type="dxa" w:w="120"/>
+              <w:bottom w:type="dxa" w:w="80"/>
+              <w:right w:type="dxa" w:w="120"/>
+            </w:tcMar>
+          </w:tcPr>
+          <w:p>
+            <w:pPr>
+              <w:spacing w:after="60" w:line="280"/>
+            </w:pPr>
+            <w:r>
+              <w:rPr>
+                <w:b/>
+                <w:bCs/>
+              </w:rPr>
+              <w:t xml:space="preserve">预期成果</w:t>
+            </w:r>
+          </w:p>
+        </w:tc>
+      </w:tr>
+      <w:tr>
+        <w:trPr>
+          <w:cantSplit/>
+        </w:trPr>
+        <w:tc>
+          <w:tcPr>
+            <w:tcW w:type="dxa" w:w="1800"/>
+            <w:tcBorders>
+              <w:top w:val="single" w:color="B7B7B7" w:sz="1"/>
+              <w:left w:val="single" w:color="B7B7B7" w:sz="1"/>
+              <w:bottom w:val="single" w:color="B7B7B7" w:sz="1"/>
+              <w:right w:val="single" w:color="B7B7B7" w:sz="1"/>
+            </w:tcBorders>
+            <w:tcMar>
+              <w:top w:type="dxa" w:w="80"/>
+              <w:left w:type="dxa" w:w="120"/>
+              <w:bottom w:type="dxa" w:w="80"/>
+              <w:right w:type="dxa" w:w="120"/>
+            </w:tcMar>
+          </w:tcPr>
+          <w:p>
+            <w:pPr>
+              <w:spacing w:after="60" w:line="280"/>
+            </w:pPr>
+            <w:r>
+              <w:rPr>
+                <w:b w:val="false"/>
+                <w:bCs w:val="false"/>
+              </w:rPr>
+              <w:t xml:space="preserve">2025.01-2025.02</w:t>
+            </w:r>
+          </w:p>
+        </w:tc>
+        <w:tc>
+          <w:tcPr>
+            <w:tcW w:type="dxa" w:w="3600"/>
+            <w:tcBorders>
+              <w:top w:val="single" w:color="B7B7B7" w:sz="1"/>
+              <w:left w:val="single" w:color="B7B7B7" w:sz="1"/>
+              <w:bottom w:val="single" w:color="B7B7B7" w:sz="1"/>
+              <w:right w:val="single" w:color="B7B7B7" w:sz="1"/>
+            </w:tcBorders>
+            <w:tcMar>
+              <w:top w:type="dxa" w:w="80"/>
+              <w:left w:type="dxa" w:w="120"/>
+              <w:bottom w:type="dxa" w:w="80"/>
+              <w:right w:type="dxa" w:w="120"/>
+            </w:tcMar>
+          </w:tcPr>
+          <w:p>
+            <w:pPr>
+              <w:spacing w:after="60" w:line="280"/>
+            </w:pPr>
+            <w:r>
+              <w:rPr>
+                <w:b w:val="false"/>
+                <w:bCs w:val="false"/>
+              </w:rPr>
+              <w:t xml:space="preserve">调研与总体方案</w:t>
+            </w:r>
+          </w:p>
+        </w:tc>
+        <w:tc>
+          <w:tcPr>
+            <w:tcW w:type="dxa" w:w="3960"/>
+            <w:tcBorders>
+              <w:top w:val="single" w:color="B7B7B7" w:sz="1"/>
+              <w:left w:val="single" w:color="B7B7B7" w:sz="1"/>
+              <w:bottom w:val="single" w:color="B7B7B7" w:sz="1"/>
+              <w:right w:val="single" w:color="B7B7B7" w:sz="1"/>
+            </w:tcBorders>
+            <w:tcMar>
+              <w:top w:type="dxa" w:w="80"/>
+              <w:left w:type="dxa" w:w="120"/>
+              <w:bottom w:type="dxa" w:w="80"/>
+              <w:right w:type="dxa" w:w="120"/>
+            </w:tcMar>
+          </w:tcPr>
+          <w:p>
+            <w:pPr>
+              <w:spacing w:after="60" w:line="280"/>
+            </w:pPr>
+            <w:r>
+              <w:rPr>
+                <w:b w:val="false"/>
+                <w:bCs w:val="false"/>
+              </w:rPr>
+              <w:t xml:space="preserve">完成社区治理业务梳理、模块规划、数据结构与集成需求分析</w:t>
+            </w:r>
+          </w:p>
+        </w:tc>
+      </w:tr>
+      <w:tr>
+        <w:trPr>
+          <w:cantSplit/>
+        </w:trPr>
+        <w:tc>
+          <w:tcPr>
+            <w:tcW w:type="dxa" w:w="1800"/>
+            <w:tcBorders>
+              <w:top w:val="single" w:color="B7B7B7" w:sz="1"/>
+              <w:left w:val="single" w:color="B7B7B7" w:sz="1"/>
+              <w:bottom w:val="single" w:color="B7B7B7" w:sz="1"/>
+              <w:right w:val="single" w:color="B7B7B7" w:sz="1"/>
+            </w:tcBorders>
+            <w:tcMar>
+              <w:top w:type="dxa" w:w="80"/>
+              <w:left w:type="dxa" w:w="120"/>
+              <w:bottom w:type="dxa" w:w="80"/>
+              <w:right w:type="dxa" w:w="120"/>
+            </w:tcMar>
+          </w:tcPr>
+          <w:p>
+            <w:pPr>
+              <w:spacing w:after="60" w:line="280"/>
+            </w:pPr>
+            <w:r>
+              <w:rPr>
+                <w:b w:val="false"/>
+                <w:bCs w:val="false"/>
+              </w:rPr>
+              <w:t xml:space="preserve">2025.03-2025.05</w:t>
+            </w:r>
+          </w:p>
+        </w:tc>
+        <w:tc>
+          <w:tcPr>
+            <w:tcW w:type="dxa" w:w="3600"/>
+            <w:tcBorders>
+              <w:top w:val="single" w:color="B7B7B7" w:sz="1"/>
+              <w:left w:val="single" w:color="B7B7B7" w:sz="1"/>
+              <w:bottom w:val="single" w:color="B7B7B7" w:sz="1"/>
+              <w:right w:val="single" w:color="B7B7B7" w:sz="1"/>
+            </w:tcBorders>
+            <w:tcMar>
+              <w:top w:type="dxa" w:w="80"/>
+              <w:left w:type="dxa" w:w="120"/>
+              <w:bottom w:type="dxa" w:w="80"/>
+              <w:right w:type="dxa" w:w="120"/>
+            </w:tcMar>
+          </w:tcPr>
+          <w:p>
+            <w:pPr>
+              <w:spacing w:after="60" w:line="280"/>
+            </w:pPr>
+            <w:r>
+              <w:rPr>
+                <w:b w:val="false"/>
+                <w:bCs w:val="false"/>
+              </w:rPr>
+              <w:t xml:space="preserve">基础平台研发</w:t>
+            </w:r>
+          </w:p>
+        </w:tc>
+        <w:tc>
+          <w:tcPr>
+            <w:tcW w:type="dxa" w:w="3960"/>
+            <w:tcBorders>
+              <w:top w:val="single" w:color="B7B7B7" w:sz="1"/>
+              <w:left w:val="single" w:color="B7B7B7" w:sz="1"/>
+              <w:bottom w:val="single" w:color="B7B7B7" w:sz="1"/>
+              <w:right w:val="single" w:color="B7B7B7" w:sz="1"/>
+            </w:tcBorders>
+            <w:tcMar>
+              <w:top w:type="dxa" w:w="80"/>
+              <w:left w:type="dxa" w:w="120"/>
+              <w:bottom w:type="dxa" w:w="80"/>
+              <w:right w:type="dxa" w:w="120"/>
+            </w:tcMar>
+          </w:tcPr>
+          <w:p>
+            <w:pPr>
+              <w:spacing w:after="60" w:line="280"/>
+            </w:pPr>
+            <w:r>
+              <w:rPr>
+                <w:b w:val="false"/>
+                <w:bCs w:val="false"/>
+              </w:rPr>
+              <w:t xml:space="preserve">完成组织权限、基础台账、居民/商户/网格等基础模块</w:t>
+            </w:r>
+          </w:p>
+        </w:tc>
+      </w:tr>
+      <w:tr>
+        <w:trPr>
+          <w:cantSplit/>
+        </w:trPr>
+        <w:tc>
+          <w:tcPr>
+            <w:tcW w:type="dxa" w:w="1800"/>
+            <w:tcBorders>
+              <w:top w:val="single" w:color="B7B7B7" w:sz="1"/>
+              <w:left w:val="single" w:color="B7B7B7" w:sz="1"/>
+              <w:bottom w:val="single" w:color="B7B7B7" w:sz="1"/>
+              <w:right w:val="single" w:color="B7B7B7" w:sz="1"/>
+            </w:tcBorders>
+            <w:tcMar>
+              <w:top w:type="dxa" w:w="80"/>
+              <w:left w:type="dxa" w:w="120"/>
+              <w:bottom w:type="dxa" w:w="80"/>
+              <w:right w:type="dxa" w:w="120"/>
+            </w:tcMar>
+          </w:tcPr>
+          <w:p>
+            <w:pPr>
+              <w:spacing w:after="60" w:line="280"/>
+            </w:pPr>
+            <w:r>
+              <w:rPr>
+                <w:b w:val="false"/>
+                <w:bCs w:val="false"/>
+              </w:rPr>
+              <w:t xml:space="preserve">2025.06-2025.08</w:t>
+            </w:r>
+          </w:p>
+        </w:tc>
+        <w:tc>
+          <w:tcPr>
+            <w:tcW w:type="dxa" w:w="3600"/>
+            <w:tcBorders>
+              <w:top w:val="single" w:color="B7B7B7" w:sz="1"/>
+              <w:left w:val="single" w:color="B7B7B7" w:sz="1"/>
+              <w:bottom w:val="single" w:color="B7B7B7" w:sz="1"/>
+              <w:right w:val="single" w:color="B7B7B7" w:sz="1"/>
+            </w:tcBorders>
+            <w:tcMar>
+              <w:top w:type="dxa" w:w="80"/>
+              <w:left w:type="dxa" w:w="120"/>
+              <w:bottom w:type="dxa" w:w="80"/>
+              <w:right w:type="dxa" w:w="120"/>
+            </w:tcMar>
+          </w:tcPr>
+          <w:p>
+            <w:pPr>
+              <w:spacing w:after="60" w:line="280"/>
+            </w:pPr>
+            <w:r>
+              <w:rPr>
+                <w:b w:val="false"/>
+                <w:bCs w:val="false"/>
+              </w:rPr>
+              <w:t xml:space="preserve">业务功能集成</w:t>
+            </w:r>
+          </w:p>
+        </w:tc>
+        <w:tc>
+          <w:tcPr>
+            <w:tcW w:type="dxa" w:w="3960"/>
+            <w:tcBorders>
+              <w:top w:val="single" w:color="B7B7B7" w:sz="1"/>
+              <w:left w:val="single" w:color="B7B7B7" w:sz="1"/>
+              <w:bottom w:val="single" w:color="B7B7B7" w:sz="1"/>
+              <w:right w:val="single" w:color="B7B7B7" w:sz="1"/>
+            </w:tcBorders>
+            <w:tcMar>
+              <w:top w:type="dxa" w:w="80"/>
+              <w:left w:type="dxa" w:w="120"/>
+              <w:bottom w:type="dxa" w:w="80"/>
+              <w:right w:type="dxa" w:w="120"/>
+            </w:tcMar>
+          </w:tcPr>
+          <w:p>
+            <w:pPr>
+              <w:spacing w:after="60" w:line="280"/>
+            </w:pPr>
+            <w:r>
+              <w:rPr>
+                <w:b w:val="false"/>
+                <w:bCs w:val="false"/>
+              </w:rPr>
+              <w:t xml:space="preserve">完成活动、志愿、巡查、问题流转、地图展示等重点模块</w:t>
+            </w:r>
+          </w:p>
+        </w:tc>
+      </w:tr>
+      <w:tr>
+        <w:trPr>
+          <w:cantSplit/>
+        </w:trPr>
+        <w:tc>
+          <w:tcPr>
+            <w:tcW w:type="dxa" w:w="1800"/>
+            <w:tcBorders>
+              <w:top w:val="single" w:color="B7B7B7" w:sz="1"/>
+              <w:left w:val="single" w:color="B7B7B7" w:sz="1"/>
+              <w:bottom w:val="single" w:color="B7B7B7" w:sz="1"/>
+              <w:right w:val="single" w:color="B7B7B7" w:sz="1"/>
+            </w:tcBorders>
+            <w:tcMar>
+              <w:top w:type="dxa" w:w="80"/>
+              <w:left w:type="dxa" w:w="120"/>
+              <w:bottom w:type="dxa" w:w="80"/>
+              <w:right w:type="dxa" w:w="120"/>
+            </w:tcMar>
+          </w:tcPr>
+          <w:p>
+            <w:pPr>
+              <w:spacing w:after="60" w:line="280"/>
+            </w:pPr>
+            <w:r>
+              <w:rPr>
+                <w:b w:val="false"/>
+                <w:bCs w:val="false"/>
+              </w:rPr>
+              <w:t xml:space="preserve">2025.09-2025.10</w:t>
+            </w:r>
+          </w:p>
+        </w:tc>
+        <w:tc>
+          <w:tcPr>
+            <w:tcW w:type="dxa" w:w="3600"/>
+            <w:tcBorders>
+              <w:top w:val="single" w:color="B7B7B7" w:sz="1"/>
+              <w:left w:val="single" w:color="B7B7B7" w:sz="1"/>
+              <w:bottom w:val="single" w:color="B7B7B7" w:sz="1"/>
+              <w:right w:val="single" w:color="B7B7B7" w:sz="1"/>
+            </w:tcBorders>
+            <w:tcMar>
+              <w:top w:type="dxa" w:w="80"/>
+              <w:left w:type="dxa" w:w="120"/>
+              <w:bottom w:type="dxa" w:w="80"/>
+              <w:right w:type="dxa" w:w="120"/>
+            </w:tcMar>
+          </w:tcPr>
+          <w:p>
+            <w:pPr>
+              <w:spacing w:after="60" w:line="280"/>
+            </w:pPr>
+            <w:r>
+              <w:rPr>
+                <w:b w:val="false"/>
+                <w:bCs w:val="false"/>
+              </w:rPr>
+              <w:t xml:space="preserve">测试与完善</w:t>
+            </w:r>
+          </w:p>
+        </w:tc>
+        <w:tc>
+          <w:tcPr>
+            <w:tcW w:type="dxa" w:w="3960"/>
+            <w:tcBorders>
+              <w:top w:val="single" w:color="B7B7B7" w:sz="1"/>
+              <w:left w:val="single" w:color="B7B7B7" w:sz="1"/>
+              <w:bottom w:val="single" w:color="B7B7B7" w:sz="1"/>
+              <w:right w:val="single" w:color="B7B7B7" w:sz="1"/>
+            </w:tcBorders>
+            <w:tcMar>
+              <w:top w:type="dxa" w:w="80"/>
+              <w:left w:type="dxa" w:w="120"/>
+              <w:bottom w:type="dxa" w:w="80"/>
+              <w:right w:type="dxa" w:w="120"/>
+            </w:tcMar>
+          </w:tcPr>
+          <w:p>
+            <w:pPr>
+              <w:spacing w:after="60" w:line="280"/>
+            </w:pPr>
+            <w:r>
+              <w:rPr>
+                <w:b w:val="false"/>
+                <w:bCs w:val="false"/>
+              </w:rPr>
+              <w:t xml:space="preserve">完成联调测试、性能优化、资料归档和软著材料整理</w:t>
+            </w:r>
+          </w:p>
+        </w:tc>
+      </w:tr>
+      <w:tr>
+        <w:trPr>
+          <w:cantSplit/>
+        </w:trPr>
+        <w:tc>
+          <w:tcPr>
+            <w:tcW w:type="dxa" w:w="1800"/>
+            <w:tcBorders>
+              <w:top w:val="single" w:color="B7B7B7" w:sz="1"/>
+              <w:left w:val="single" w:color="B7B7B7" w:sz="1"/>
+              <w:bottom w:val="single" w:color="B7B7B7" w:sz="1"/>
+              <w:right w:val="single" w:color="B7B7B7" w:sz="1"/>
+            </w:tcBorders>
+            <w:tcMar>
+              <w:top w:type="dxa" w:w="80"/>
+              <w:left w:type="dxa" w:w="120"/>
+              <w:bottom w:type="dxa" w:w="80"/>
+              <w:right w:type="dxa" w:w="120"/>
+            </w:tcMar>
+          </w:tcPr>
+          <w:p>
+            <w:pPr>
+              <w:spacing w:after="60" w:line="280"/>
+            </w:pPr>
+            <w:r>
+              <w:rPr>
+                <w:b w:val="false"/>
+                <w:bCs w:val="false"/>
+              </w:rPr>
+              <w:t xml:space="preserve">2025.11-2025.12</w:t>
+            </w:r>
+          </w:p>
+        </w:tc>
+        <w:tc>
+          <w:tcPr>
+            <w:tcW w:type="dxa" w:w="3600"/>
+            <w:tcBorders>
+              <w:top w:val="single" w:color="B7B7B7" w:sz="1"/>
+              <w:left w:val="single" w:color="B7B7B7" w:sz="1"/>
+              <w:bottom w:val="single" w:color="B7B7B7" w:sz="1"/>
+              <w:right w:val="single" w:color="B7B7B7" w:sz="1"/>
+            </w:tcBorders>
+            <w:tcMar>
+              <w:top w:type="dxa" w:w="80"/>
+              <w:left w:type="dxa" w:w="120"/>
+              <w:bottom w:type="dxa" w:w="80"/>
+              <w:right w:type="dxa" w:w="120"/>
+            </w:tcMar>
+          </w:tcPr>
+          <w:p>
+            <w:pPr>
+              <w:spacing w:after="60" w:line="280"/>
+            </w:pPr>
+            <w:r>
+              <w:rPr>
+                <w:b w:val="false"/>
+                <w:bCs w:val="false"/>
+              </w:rPr>
+              <w:t xml:space="preserve">部署应用与总结</w:t>
+            </w:r>
+          </w:p>
+        </w:tc>
+        <w:tc>
+          <w:tcPr>
+            <w:tcW w:type="dxa" w:w="3960"/>
+            <w:tcBorders>
+              <w:top w:val="single" w:color="B7B7B7" w:sz="1"/>
+              <w:left w:val="single" w:color="B7B7B7" w:sz="1"/>
+              <w:bottom w:val="single" w:color="B7B7B7" w:sz="1"/>
+              <w:right w:val="single" w:color="B7B7B7" w:sz="1"/>
+            </w:tcBorders>
+            <w:tcMar>
+              <w:top w:type="dxa" w:w="80"/>
+              <w:left w:type="dxa" w:w="120"/>
+              <w:bottom w:type="dxa" w:w="80"/>
+              <w:right w:type="dxa" w:w="120"/>
+            </w:tcMar>
+          </w:tcPr>
+          <w:p>
+            <w:pPr>
+              <w:spacing w:after="60" w:line="280"/>
+            </w:pPr>
+            <w:r>
+              <w:rPr>
+                <w:b w:val="false"/>
+                <w:bCs w:val="false"/>
+              </w:rPr>
+              <w:t xml:space="preserve">完成试点部署、培训、运维保障与成果总结</w:t>
+            </w:r>
+          </w:p>
+        </w:tc>
+      </w:tr>
+    </w:tbl>
+    <w:p>
+      <w:pPr>
+        <w:pStyle w:val="Heading1"/>
+      </w:pPr>
+      <w:r>
+        <w:rPr>
+          <w:b/>
+          <w:bCs/>
+        </w:rPr>
+        <w:t xml:space="preserve">七、风险分析及控制措施</w:t>
+      </w:r>
+    </w:p>
+    <w:tbl>
+      <w:tblPr>
+        <w:tblW w:type="pct" w:w="100%"/>
+        <w:tblBorders>
+          <w:top w:val="single" w:color="auto" w:sz="4"/>
+          <w:left w:val="single" w:color="auto" w:sz="4"/>
+          <w:bottom w:val="single" w:color="auto" w:sz="4"/>
+          <w:right w:val="single" w:color="auto" w:sz="4"/>
+          <w:insideH w:val="single" w:color="auto" w:sz="4"/>
+          <w:insideV w:val="single" w:color="auto" w:sz="4"/>
+        </w:tblBorders>
+      </w:tblPr>
+      <w:tblGrid>
+        <w:gridCol w:w="1800"/>
+        <w:gridCol w:w="3600"/>
+        <w:gridCol w:w="3960"/>
+      </w:tblGrid>
+      <w:tr>
+        <w:trPr>
+          <w:cantSplit/>
+        </w:trPr>
+        <w:tc>
+          <w:tcPr>
+            <w:tcW w:type="dxa" w:w="1800"/>
+            <w:tcBorders>
+              <w:top w:val="single" w:color="B7B7B7" w:sz="1"/>
+              <w:left w:val="single" w:color="B7B7B7" w:sz="1"/>
+              <w:bottom w:val="single" w:color="B7B7B7" w:sz="1"/>
+              <w:right w:val="single" w:color="B7B7B7" w:sz="1"/>
+            </w:tcBorders>
+            <w:shd w:fill="D9EAF7" w:val="clear"/>
+            <w:tcMar>
+              <w:top w:type="dxa" w:w="80"/>
+              <w:left w:type="dxa" w:w="120"/>
+              <w:bottom w:type="dxa" w:w="80"/>
+              <w:right w:type="dxa" w:w="120"/>
+            </w:tcMar>
+          </w:tcPr>
+          <w:p>
+            <w:pPr>
+              <w:spacing w:after="60" w:line="280"/>
+            </w:pPr>
+            <w:r>
+              <w:rPr>
+                <w:b/>
+                <w:bCs/>
+              </w:rPr>
+              <w:t xml:space="preserve">风险类别</w:t>
+            </w:r>
+          </w:p>
+        </w:tc>
+        <w:tc>
+          <w:tcPr>
+            <w:tcW w:type="dxa" w:w="3600"/>
+            <w:tcBorders>
+              <w:top w:val="single" w:color="B7B7B7" w:sz="1"/>
+              <w:left w:val="single" w:color="B7B7B7" w:sz="1"/>
+              <w:bottom w:val="single" w:color="B7B7B7" w:sz="1"/>
+              <w:right w:val="single" w:color="B7B7B7" w:sz="1"/>
+            </w:tcBorders>
+            <w:shd w:fill="D9EAF7" w:val="clear"/>
+            <w:tcMar>
+              <w:top w:type="dxa" w:w="80"/>
+              <w:left w:type="dxa" w:w="120"/>
+              <w:bottom w:type="dxa" w:w="80"/>
+              <w:right w:type="dxa" w:w="120"/>
+            </w:tcMar>
+          </w:tcPr>
+          <w:p>
+            <w:pPr>
+              <w:spacing w:after="60" w:line="280"/>
+            </w:pPr>
+            <w:r>
+              <w:rPr>
+                <w:b/>
+                <w:bCs/>
+              </w:rPr>
+              <w:t xml:space="preserve">风险表现</w:t>
+            </w:r>
+          </w:p>
+        </w:tc>
+        <w:tc>
+          <w:tcPr>
+            <w:tcW w:type="dxa" w:w="3960"/>
+            <w:tcBorders>
+              <w:top w:val="single" w:color="B7B7B7" w:sz="1"/>
+              <w:left w:val="single" w:color="B7B7B7" w:sz="1"/>
+              <w:bottom w:val="single" w:color="B7B7B7" w:sz="1"/>
+              <w:right w:val="single" w:color="B7B7B7" w:sz="1"/>
+            </w:tcBorders>
+            <w:shd w:fill="D9EAF7" w:val="clear"/>
+            <w:tcMar>
+              <w:top w:type="dxa" w:w="80"/>
+              <w:left w:type="dxa" w:w="120"/>
+              <w:bottom w:type="dxa" w:w="80"/>
+              <w:right w:type="dxa" w:w="120"/>
+            </w:tcMar>
+          </w:tcPr>
+          <w:p>
+            <w:pPr>
+              <w:spacing w:after="60" w:line="280"/>
+            </w:pPr>
+            <w:r>
+              <w:rPr>
+                <w:b/>
+                <w:bCs/>
+              </w:rPr>
+              <w:t xml:space="preserve">控制措施</w:t>
+            </w:r>
+          </w:p>
+        </w:tc>
+      </w:tr>
+      <w:tr>
+        <w:trPr>
+          <w:cantSplit/>
+        </w:trPr>
+        <w:tc>
+          <w:tcPr>
+            <w:tcW w:type="dxa" w:w="1800"/>
+            <w:tcBorders>
+              <w:top w:val="single" w:color="B7B7B7" w:sz="1"/>
+              <w:left w:val="single" w:color="B7B7B7" w:sz="1"/>
+              <w:bottom w:val="single" w:color="B7B7B7" w:sz="1"/>
+              <w:right w:val="single" w:color="B7B7B7" w:sz="1"/>
+            </w:tcBorders>
+            <w:tcMar>
+              <w:top w:type="dxa" w:w="80"/>
+              <w:left w:type="dxa" w:w="120"/>
+              <w:bottom w:type="dxa" w:w="80"/>
+              <w:right w:type="dxa" w:w="120"/>
+            </w:tcMar>
+          </w:tcPr>
+          <w:p>
+            <w:pPr>
+              <w:spacing w:after="60" w:line="280"/>
+            </w:pPr>
+            <w:r>
+              <w:rPr>
+                <w:b w:val="false"/>
+                <w:bCs w:val="false"/>
+              </w:rPr>
+              <w:t xml:space="preserve">业务边界扩张</w:t>
+            </w:r>
+          </w:p>
+        </w:tc>
+        <w:tc>
+          <w:tcPr>
+            <w:tcW w:type="dxa" w:w="3600"/>
+            <w:tcBorders>
+              <w:top w:val="single" w:color="B7B7B7" w:sz="1"/>
+              <w:left w:val="single" w:color="B7B7B7" w:sz="1"/>
+              <w:bottom w:val="single" w:color="B7B7B7" w:sz="1"/>
+              <w:right w:val="single" w:color="B7B7B7" w:sz="1"/>
+            </w:tcBorders>
+            <w:tcMar>
+              <w:top w:type="dxa" w:w="80"/>
+              <w:left w:type="dxa" w:w="120"/>
+              <w:bottom w:type="dxa" w:w="80"/>
+              <w:right w:type="dxa" w:w="120"/>
+            </w:tcMar>
+          </w:tcPr>
+          <w:p>
+            <w:pPr>
+              <w:spacing w:after="60" w:line="280"/>
+            </w:pPr>
+            <w:r>
+              <w:rPr>
+                <w:b w:val="false"/>
+                <w:bCs w:val="false"/>
+              </w:rPr>
+              <w:t xml:space="preserve">社区治理场景广，需求易扩散</w:t>
+            </w:r>
+          </w:p>
+        </w:tc>
+        <w:tc>
+          <w:tcPr>
+            <w:tcW w:type="dxa" w:w="3960"/>
+            <w:tcBorders>
+              <w:top w:val="single" w:color="B7B7B7" w:sz="1"/>
+              <w:left w:val="single" w:color="B7B7B7" w:sz="1"/>
+              <w:bottom w:val="single" w:color="B7B7B7" w:sz="1"/>
+              <w:right w:val="single" w:color="B7B7B7" w:sz="1"/>
+            </w:tcBorders>
+            <w:tcMar>
+              <w:top w:type="dxa" w:w="80"/>
+              <w:left w:type="dxa" w:w="120"/>
+              <w:bottom w:type="dxa" w:w="80"/>
+              <w:right w:type="dxa" w:w="120"/>
+            </w:tcMar>
+          </w:tcPr>
+          <w:p>
+            <w:pPr>
+              <w:spacing w:after="60" w:line="280"/>
+            </w:pPr>
+            <w:r>
+              <w:rPr>
+                <w:b w:val="false"/>
+                <w:bCs w:val="false"/>
+              </w:rPr>
+              <w:t xml:space="preserve">通过分阶段建设、功能优先级控制范围</w:t>
+            </w:r>
+          </w:p>
+        </w:tc>
+      </w:tr>
+      <w:tr>
+        <w:trPr>
+          <w:cantSplit/>
+        </w:trPr>
+        <w:tc>
+          <w:tcPr>
+            <w:tcW w:type="dxa" w:w="1800"/>
+            <w:tcBorders>
+              <w:top w:val="single" w:color="B7B7B7" w:sz="1"/>
+              <w:left w:val="single" w:color="B7B7B7" w:sz="1"/>
+              <w:bottom w:val="single" w:color="B7B7B7" w:sz="1"/>
+              <w:right w:val="single" w:color="B7B7B7" w:sz="1"/>
+            </w:tcBorders>
+            <w:tcMar>
+              <w:top w:type="dxa" w:w="80"/>
+              <w:left w:type="dxa" w:w="120"/>
+              <w:bottom w:type="dxa" w:w="80"/>
+              <w:right w:type="dxa" w:w="120"/>
+            </w:tcMar>
+          </w:tcPr>
+          <w:p>
+            <w:pPr>
+              <w:spacing w:after="60" w:line="280"/>
+            </w:pPr>
+            <w:r>
+              <w:rPr>
+                <w:b w:val="false"/>
+                <w:bCs w:val="false"/>
+              </w:rPr>
+              <w:t xml:space="preserve">数据来源复杂</w:t>
+            </w:r>
+          </w:p>
+        </w:tc>
+        <w:tc>
+          <w:tcPr>
+            <w:tcW w:type="dxa" w:w="3600"/>
+            <w:tcBorders>
+              <w:top w:val="single" w:color="B7B7B7" w:sz="1"/>
+              <w:left w:val="single" w:color="B7B7B7" w:sz="1"/>
+              <w:bottom w:val="single" w:color="B7B7B7" w:sz="1"/>
+              <w:right w:val="single" w:color="B7B7B7" w:sz="1"/>
+            </w:tcBorders>
+            <w:tcMar>
+              <w:top w:type="dxa" w:w="80"/>
+              <w:left w:type="dxa" w:w="120"/>
+              <w:bottom w:type="dxa" w:w="80"/>
+              <w:right w:type="dxa" w:w="120"/>
+            </w:tcMar>
+          </w:tcPr>
+          <w:p>
+            <w:pPr>
+              <w:spacing w:after="60" w:line="280"/>
+            </w:pPr>
+            <w:r>
+              <w:rPr>
+                <w:b w:val="false"/>
+                <w:bCs w:val="false"/>
+              </w:rPr>
+              <w:t xml:space="preserve">居民、商户、网格等数据源多</w:t>
+            </w:r>
+          </w:p>
+        </w:tc>
+        <w:tc>
+          <w:tcPr>
+            <w:tcW w:type="dxa" w:w="3960"/>
+            <w:tcBorders>
+              <w:top w:val="single" w:color="B7B7B7" w:sz="1"/>
+              <w:left w:val="single" w:color="B7B7B7" w:sz="1"/>
+              <w:bottom w:val="single" w:color="B7B7B7" w:sz="1"/>
+              <w:right w:val="single" w:color="B7B7B7" w:sz="1"/>
+            </w:tcBorders>
+            <w:tcMar>
+              <w:top w:type="dxa" w:w="80"/>
+              <w:left w:type="dxa" w:w="120"/>
+              <w:bottom w:type="dxa" w:w="80"/>
+              <w:right w:type="dxa" w:w="120"/>
+            </w:tcMar>
+          </w:tcPr>
+          <w:p>
+            <w:pPr>
+              <w:spacing w:after="60" w:line="280"/>
+            </w:pPr>
+            <w:r>
+              <w:rPr>
+                <w:b w:val="false"/>
+                <w:bCs w:val="false"/>
+              </w:rPr>
+              <w:t xml:space="preserve">建立数据标准、导入模板和审核流程</w:t>
+            </w:r>
+          </w:p>
+        </w:tc>
+      </w:tr>
+      <w:tr>
+        <w:trPr>
+          <w:cantSplit/>
+        </w:trPr>
+        <w:tc>
+          <w:tcPr>
+            <w:tcW w:type="dxa" w:w="1800"/>
+            <w:tcBorders>
+              <w:top w:val="single" w:color="B7B7B7" w:sz="1"/>
+              <w:left w:val="single" w:color="B7B7B7" w:sz="1"/>
+              <w:bottom w:val="single" w:color="B7B7B7" w:sz="1"/>
+              <w:right w:val="single" w:color="B7B7B7" w:sz="1"/>
+            </w:tcBorders>
+            <w:tcMar>
+              <w:top w:type="dxa" w:w="80"/>
+              <w:left w:type="dxa" w:w="120"/>
+              <w:bottom w:type="dxa" w:w="80"/>
+              <w:right w:type="dxa" w:w="120"/>
+            </w:tcMar>
+          </w:tcPr>
+          <w:p>
+            <w:pPr>
+              <w:spacing w:after="60" w:line="280"/>
+            </w:pPr>
+            <w:r>
+              <w:rPr>
+                <w:b w:val="false"/>
+                <w:bCs w:val="false"/>
+              </w:rPr>
+              <w:t xml:space="preserve">系统集成不确定性</w:t>
+            </w:r>
+          </w:p>
+        </w:tc>
+        <w:tc>
+          <w:tcPr>
+            <w:tcW w:type="dxa" w:w="3600"/>
+            <w:tcBorders>
+              <w:top w:val="single" w:color="B7B7B7" w:sz="1"/>
+              <w:left w:val="single" w:color="B7B7B7" w:sz="1"/>
+              <w:bottom w:val="single" w:color="B7B7B7" w:sz="1"/>
+              <w:right w:val="single" w:color="B7B7B7" w:sz="1"/>
+            </w:tcBorders>
+            <w:tcMar>
+              <w:top w:type="dxa" w:w="80"/>
+              <w:left w:type="dxa" w:w="120"/>
+              <w:bottom w:type="dxa" w:w="80"/>
+              <w:right w:type="dxa" w:w="120"/>
+            </w:tcMar>
+          </w:tcPr>
+          <w:p>
+            <w:pPr>
+              <w:spacing w:after="60" w:line="280"/>
+            </w:pPr>
+            <w:r>
+              <w:rPr>
+                <w:b w:val="false"/>
+                <w:bCs w:val="false"/>
+              </w:rPr>
+              <w:t xml:space="preserve">外部接口规范可能调整</w:t>
+            </w:r>
+          </w:p>
+        </w:tc>
+        <w:tc>
+          <w:tcPr>
+            <w:tcW w:type="dxa" w:w="3960"/>
+            <w:tcBorders>
+              <w:top w:val="single" w:color="B7B7B7" w:sz="1"/>
+              <w:left w:val="single" w:color="B7B7B7" w:sz="1"/>
+              <w:bottom w:val="single" w:color="B7B7B7" w:sz="1"/>
+              <w:right w:val="single" w:color="B7B7B7" w:sz="1"/>
+            </w:tcBorders>
+            <w:tcMar>
+              <w:top w:type="dxa" w:w="80"/>
+              <w:left w:type="dxa" w:w="120"/>
+              <w:bottom w:type="dxa" w:w="80"/>
+              <w:right w:type="dxa" w:w="120"/>
+            </w:tcMar>
+          </w:tcPr>
+          <w:p>
+            <w:pPr>
+              <w:spacing w:after="60" w:line="280"/>
+            </w:pPr>
+            <w:r>
+              <w:rPr>
+                <w:b w:val="false"/>
+                <w:bCs w:val="false"/>
+              </w:rPr>
+              <w:t xml:space="preserve">采用适配层封装并预留接口兼容策略</w:t>
+            </w:r>
+          </w:p>
+        </w:tc>
+      </w:tr>
+      <w:tr>
+        <w:trPr>
+          <w:cantSplit/>
+        </w:trPr>
+        <w:tc>
+          <w:tcPr>
+            <w:tcW w:type="dxa" w:w="1800"/>
+            <w:tcBorders>
+              <w:top w:val="single" w:color="B7B7B7" w:sz="1"/>
+              <w:left w:val="single" w:color="B7B7B7" w:sz="1"/>
+              <w:bottom w:val="single" w:color="B7B7B7" w:sz="1"/>
+              <w:right w:val="single" w:color="B7B7B7" w:sz="1"/>
+            </w:tcBorders>
+            <w:tcMar>
+              <w:top w:type="dxa" w:w="80"/>
+              <w:left w:type="dxa" w:w="120"/>
+              <w:bottom w:type="dxa" w:w="80"/>
+              <w:right w:type="dxa" w:w="120"/>
+            </w:tcMar>
+          </w:tcPr>
+          <w:p>
+            <w:pPr>
+              <w:spacing w:after="60" w:line="280"/>
+            </w:pPr>
+            <w:r>
+              <w:rPr>
+                <w:b w:val="false"/>
+                <w:bCs w:val="false"/>
+              </w:rPr>
+              <w:t xml:space="preserve">用户使用习惯差异</w:t>
+            </w:r>
+          </w:p>
+        </w:tc>
+        <w:tc>
+          <w:tcPr>
+            <w:tcW w:type="dxa" w:w="3600"/>
+            <w:tcBorders>
+              <w:top w:val="single" w:color="B7B7B7" w:sz="1"/>
+              <w:left w:val="single" w:color="B7B7B7" w:sz="1"/>
+              <w:bottom w:val="single" w:color="B7B7B7" w:sz="1"/>
+              <w:right w:val="single" w:color="B7B7B7" w:sz="1"/>
+            </w:tcBorders>
+            <w:tcMar>
+              <w:top w:type="dxa" w:w="80"/>
+              <w:left w:type="dxa" w:w="120"/>
+              <w:bottom w:type="dxa" w:w="80"/>
+              <w:right w:type="dxa" w:w="120"/>
+            </w:tcMar>
+          </w:tcPr>
+          <w:p>
+            <w:pPr>
+              <w:spacing w:after="60" w:line="280"/>
+            </w:pPr>
+            <w:r>
+              <w:rPr>
+                <w:b w:val="false"/>
+                <w:bCs w:val="false"/>
+              </w:rPr>
+              <w:t xml:space="preserve">街道与社区操作习惯不同</w:t>
+            </w:r>
+          </w:p>
+        </w:tc>
+        <w:tc>
+          <w:tcPr>
+            <w:tcW w:type="dxa" w:w="3960"/>
+            <w:tcBorders>
+              <w:top w:val="single" w:color="B7B7B7" w:sz="1"/>
+              <w:left w:val="single" w:color="B7B7B7" w:sz="1"/>
+              <w:bottom w:val="single" w:color="B7B7B7" w:sz="1"/>
+              <w:right w:val="single" w:color="B7B7B7" w:sz="1"/>
+            </w:tcBorders>
+            <w:tcMar>
+              <w:top w:type="dxa" w:w="80"/>
+              <w:left w:type="dxa" w:w="120"/>
+              <w:bottom w:type="dxa" w:w="80"/>
+              <w:right w:type="dxa" w:w="120"/>
+            </w:tcMar>
+          </w:tcPr>
+          <w:p>
+            <w:pPr>
+              <w:spacing w:after="60" w:line="280"/>
+            </w:pPr>
+            <w:r>
+              <w:rPr>
+                <w:b w:val="false"/>
+                <w:bCs w:val="false"/>
+              </w:rPr>
+              <w:t xml:space="preserve">加强培训、优化表单交互与帮助提示</w:t>
+            </w:r>
+          </w:p>
+        </w:tc>
+      </w:tr>
+    </w:tbl>
+    <w:p>
+      <w:pPr>
+        <w:pStyle w:val="Heading1"/>
+      </w:pPr>
+      <w:r>
+        <w:rPr>
+          <w:b/>
+          <w:bCs/>
+        </w:rPr>
+        <w:t xml:space="preserve">八、经费预算情况</w:t>
+      </w:r>
+    </w:p>
+    <w:tbl>
+      <w:tblPr>
+        <w:tblW w:type="pct" w:w="100%"/>
+        <w:tblBorders>
+          <w:top w:val="single" w:color="auto" w:sz="4"/>
+          <w:left w:val="single" w:color="auto" w:sz="4"/>
+          <w:bottom w:val="single" w:color="auto" w:sz="4"/>
+          <w:right w:val="single" w:color="auto" w:sz="4"/>
+          <w:insideH w:val="single" w:color="auto" w:sz="4"/>
+          <w:insideV w:val="single" w:color="auto" w:sz="4"/>
+        </w:tblBorders>
+      </w:tblPr>
+      <w:tblGrid>
+        <w:gridCol w:w="1800"/>
+        <w:gridCol w:w="3600"/>
+        <w:gridCol w:w="3960"/>
+      </w:tblGrid>
+      <w:tr>
+        <w:trPr>
+          <w:cantSplit/>
+        </w:trPr>
+        <w:tc>
+          <w:tcPr>
+            <w:tcW w:type="dxa" w:w="1800"/>
+            <w:tcBorders>
+              <w:top w:val="single" w:color="B7B7B7" w:sz="1"/>
+              <w:left w:val="single" w:color="B7B7B7" w:sz="1"/>
+              <w:bottom w:val="single" w:color="B7B7B7" w:sz="1"/>
+              <w:right w:val="single" w:color="B7B7B7" w:sz="1"/>
+            </w:tcBorders>
+            <w:shd w:fill="D9EAF7" w:val="clear"/>
+            <w:tcMar>
+              <w:top w:type="dxa" w:w="80"/>
+              <w:left w:type="dxa" w:w="120"/>
+              <w:bottom w:type="dxa" w:w="80"/>
+              <w:right w:type="dxa" w:w="120"/>
+            </w:tcMar>
+          </w:tcPr>
+          <w:p>
+            <w:pPr>
+              <w:spacing w:after="60" w:line="280"/>
+            </w:pPr>
+            <w:r>
+              <w:rPr>
+                <w:b/>
+                <w:bCs/>
+              </w:rPr>
+              <w:t xml:space="preserve">费用科目</w:t>
+            </w:r>
+          </w:p>
+        </w:tc>
+        <w:tc>
+          <w:tcPr>
+            <w:tcW w:type="dxa" w:w="3600"/>
+            <w:tcBorders>
+              <w:top w:val="single" w:color="B7B7B7" w:sz="1"/>
+              <w:left w:val="single" w:color="B7B7B7" w:sz="1"/>
+              <w:bottom w:val="single" w:color="B7B7B7" w:sz="1"/>
+              <w:right w:val="single" w:color="B7B7B7" w:sz="1"/>
+            </w:tcBorders>
+            <w:shd w:fill="D9EAF7" w:val="clear"/>
+            <w:tcMar>
+              <w:top w:type="dxa" w:w="80"/>
+              <w:left w:type="dxa" w:w="120"/>
+              <w:bottom w:type="dxa" w:w="80"/>
+              <w:right w:type="dxa" w:w="120"/>
+            </w:tcMar>
+          </w:tcPr>
+          <w:p>
+            <w:pPr>
+              <w:spacing w:after="60" w:line="280"/>
+            </w:pPr>
+            <w:r>
+              <w:rPr>
+                <w:b/>
+                <w:bCs/>
+              </w:rPr>
+              <w:t xml:space="preserve">预算（万元）</w:t>
+            </w:r>
+          </w:p>
+        </w:tc>
+        <w:tc>
+          <w:tcPr>
+            <w:tcW w:type="dxa" w:w="3960"/>
+            <w:tcBorders>
+              <w:top w:val="single" w:color="B7B7B7" w:sz="1"/>
+              <w:left w:val="single" w:color="B7B7B7" w:sz="1"/>
+              <w:bottom w:val="single" w:color="B7B7B7" w:sz="1"/>
+              <w:right w:val="single" w:color="B7B7B7" w:sz="1"/>
+            </w:tcBorders>
+            <w:shd w:fill="D9EAF7" w:val="clear"/>
+            <w:tcMar>
+              <w:top w:type="dxa" w:w="80"/>
+              <w:left w:type="dxa" w:w="120"/>
+              <w:bottom w:type="dxa" w:w="80"/>
+              <w:right w:type="dxa" w:w="120"/>
+            </w:tcMar>
+          </w:tcPr>
+          <w:p>
+            <w:pPr>
+              <w:spacing w:after="60" w:line="280"/>
+            </w:pPr>
+            <w:r>
+              <w:rPr>
+                <w:b/>
+                <w:bCs/>
+              </w:rPr>
+              <w:t xml:space="preserve">说明</w:t>
+            </w:r>
+          </w:p>
+        </w:tc>
+      </w:tr>
+      <w:tr>
+        <w:trPr>
+          <w:cantSplit/>
+        </w:trPr>
+        <w:tc>
+          <w:tcPr>
+            <w:tcW w:type="dxa" w:w="1800"/>
+            <w:tcBorders>
+              <w:top w:val="single" w:color="B7B7B7" w:sz="1"/>
+              <w:left w:val="single" w:color="B7B7B7" w:sz="1"/>
+              <w:bottom w:val="single" w:color="B7B7B7" w:sz="1"/>
+              <w:right w:val="single" w:color="B7B7B7" w:sz="1"/>
+            </w:tcBorders>
+            <w:tcMar>
+              <w:top w:type="dxa" w:w="80"/>
+              <w:left w:type="dxa" w:w="120"/>
+              <w:bottom w:type="dxa" w:w="80"/>
+              <w:right w:type="dxa" w:w="120"/>
+            </w:tcMar>
+          </w:tcPr>
+          <w:p>
+            <w:pPr>
+              <w:spacing w:after="60" w:line="280"/>
+            </w:pPr>
+            <w:r>
+              <w:rPr>
+                <w:b w:val="false"/>
+                <w:bCs w:val="false"/>
+              </w:rPr>
+              <w:t xml:space="preserve">人员人工费用</w:t>
+            </w:r>
+          </w:p>
+        </w:tc>
+        <w:tc>
+          <w:tcPr>
+            <w:tcW w:type="dxa" w:w="3600"/>
+            <w:tcBorders>
+              <w:top w:val="single" w:color="B7B7B7" w:sz="1"/>
+              <w:left w:val="single" w:color="B7B7B7" w:sz="1"/>
+              <w:bottom w:val="single" w:color="B7B7B7" w:sz="1"/>
+              <w:right w:val="single" w:color="B7B7B7" w:sz="1"/>
+            </w:tcBorders>
+            <w:tcMar>
+              <w:top w:type="dxa" w:w="80"/>
+              <w:left w:type="dxa" w:w="120"/>
+              <w:bottom w:type="dxa" w:w="80"/>
+              <w:right w:type="dxa" w:w="120"/>
+            </w:tcMar>
+          </w:tcPr>
+          <w:p>
+            <w:pPr>
+              <w:spacing w:after="60" w:line="280"/>
+            </w:pPr>
+            <w:r>
+              <w:rPr>
+                <w:b w:val="false"/>
+                <w:bCs w:val="false"/>
+              </w:rPr>
+              <w:t xml:space="preserve">30.00</w:t>
+            </w:r>
+          </w:p>
+        </w:tc>
+        <w:tc>
+          <w:tcPr>
+            <w:tcW w:type="dxa" w:w="3960"/>
+            <w:tcBorders>
+              <w:top w:val="single" w:color="B7B7B7" w:sz="1"/>
+              <w:left w:val="single" w:color="B7B7B7" w:sz="1"/>
+              <w:bottom w:val="single" w:color="B7B7B7" w:sz="1"/>
+              <w:right w:val="single" w:color="B7B7B7" w:sz="1"/>
+            </w:tcBorders>
+            <w:tcMar>
+              <w:top w:type="dxa" w:w="80"/>
+              <w:left w:type="dxa" w:w="120"/>
+              <w:bottom w:type="dxa" w:w="80"/>
+              <w:right w:type="dxa" w:w="120"/>
+            </w:tcMar>
+          </w:tcPr>
+          <w:p>
+            <w:pPr>
+              <w:spacing w:after="60" w:line="280"/>
+            </w:pPr>
+            <w:r>
+              <w:rPr>
+                <w:b w:val="false"/>
+                <w:bCs w:val="false"/>
+              </w:rPr>
+              <w:t xml:space="preserve">平台研发、测试、UI、集成适配等人工投入</w:t>
+            </w:r>
+          </w:p>
+        </w:tc>
+      </w:tr>
+      <w:tr>
+        <w:trPr>
+          <w:cantSplit/>
+        </w:trPr>
+        <w:tc>
+          <w:tcPr>
+            <w:tcW w:type="dxa" w:w="1800"/>
+            <w:tcBorders>
+              <w:top w:val="single" w:color="B7B7B7" w:sz="1"/>
+              <w:left w:val="single" w:color="B7B7B7" w:sz="1"/>
+              <w:bottom w:val="single" w:color="B7B7B7" w:sz="1"/>
+              <w:right w:val="single" w:color="B7B7B7" w:sz="1"/>
+            </w:tcBorders>
+            <w:tcMar>
+              <w:top w:type="dxa" w:w="80"/>
+              <w:left w:type="dxa" w:w="120"/>
+              <w:bottom w:type="dxa" w:w="80"/>
+              <w:right w:type="dxa" w:w="120"/>
+            </w:tcMar>
+          </w:tcPr>
+          <w:p>
+            <w:pPr>
+              <w:spacing w:after="60" w:line="280"/>
+            </w:pPr>
+            <w:r>
+              <w:rPr>
+                <w:b w:val="false"/>
+                <w:bCs w:val="false"/>
+              </w:rPr>
+              <w:t xml:space="preserve">直接投入费用</w:t>
+            </w:r>
+          </w:p>
+        </w:tc>
+        <w:tc>
+          <w:tcPr>
+            <w:tcW w:type="dxa" w:w="3600"/>
+            <w:tcBorders>
+              <w:top w:val="single" w:color="B7B7B7" w:sz="1"/>
+              <w:left w:val="single" w:color="B7B7B7" w:sz="1"/>
+              <w:bottom w:val="single" w:color="B7B7B7" w:sz="1"/>
+              <w:right w:val="single" w:color="B7B7B7" w:sz="1"/>
+            </w:tcBorders>
+            <w:tcMar>
+              <w:top w:type="dxa" w:w="80"/>
+              <w:left w:type="dxa" w:w="120"/>
+              <w:bottom w:type="dxa" w:w="80"/>
+              <w:right w:type="dxa" w:w="120"/>
+            </w:tcMar>
+          </w:tcPr>
+          <w:p>
+            <w:pPr>
+              <w:spacing w:after="60" w:line="280"/>
+            </w:pPr>
+            <w:r>
+              <w:rPr>
+                <w:b w:val="false"/>
+                <w:bCs w:val="false"/>
+              </w:rPr>
+              <w:t xml:space="preserve">10.00</w:t>
+            </w:r>
+          </w:p>
+        </w:tc>
+        <w:tc>
+          <w:tcPr>
+            <w:tcW w:type="dxa" w:w="3960"/>
+            <w:tcBorders>
+              <w:top w:val="single" w:color="B7B7B7" w:sz="1"/>
+              <w:left w:val="single" w:color="B7B7B7" w:sz="1"/>
+              <w:bottom w:val="single" w:color="B7B7B7" w:sz="1"/>
+              <w:right w:val="single" w:color="B7B7B7" w:sz="1"/>
+            </w:tcBorders>
+            <w:tcMar>
+              <w:top w:type="dxa" w:w="80"/>
+              <w:left w:type="dxa" w:w="120"/>
+              <w:bottom w:type="dxa" w:w="80"/>
+              <w:right w:type="dxa" w:w="120"/>
+            </w:tcMar>
+          </w:tcPr>
+          <w:p>
+            <w:pPr>
+              <w:spacing w:after="60" w:line="280"/>
+            </w:pPr>
+            <w:r>
+              <w:rPr>
+                <w:b w:val="false"/>
+                <w:bCs w:val="false"/>
+              </w:rPr>
+              <w:t xml:space="preserve">服务器、地图服务、环境配置与集成资源投入</w:t>
+            </w:r>
+          </w:p>
+        </w:tc>
+      </w:tr>
+      <w:tr>
+        <w:trPr>
+          <w:cantSplit/>
+        </w:trPr>
+        <w:tc>
+          <w:tcPr>
+            <w:tcW w:type="dxa" w:w="1800"/>
+            <w:tcBorders>
+              <w:top w:val="single" w:color="B7B7B7" w:sz="1"/>
+              <w:left w:val="single" w:color="B7B7B7" w:sz="1"/>
+              <w:bottom w:val="single" w:color="B7B7B7" w:sz="1"/>
+              <w:right w:val="single" w:color="B7B7B7" w:sz="1"/>
+            </w:tcBorders>
+            <w:tcMar>
+              <w:top w:type="dxa" w:w="80"/>
+              <w:left w:type="dxa" w:w="120"/>
+              <w:bottom w:type="dxa" w:w="80"/>
+              <w:right w:type="dxa" w:w="120"/>
+            </w:tcMar>
+          </w:tcPr>
+          <w:p>
+            <w:pPr>
+              <w:spacing w:after="60" w:line="280"/>
+            </w:pPr>
+            <w:r>
+              <w:rPr>
+                <w:b w:val="false"/>
+                <w:bCs w:val="false"/>
+              </w:rPr>
+              <w:t xml:space="preserve">折旧及摊销</w:t>
+            </w:r>
+          </w:p>
+        </w:tc>
+        <w:tc>
+          <w:tcPr>
+            <w:tcW w:type="dxa" w:w="3600"/>
+            <w:tcBorders>
+              <w:top w:val="single" w:color="B7B7B7" w:sz="1"/>
+              <w:left w:val="single" w:color="B7B7B7" w:sz="1"/>
+              <w:bottom w:val="single" w:color="B7B7B7" w:sz="1"/>
+              <w:right w:val="single" w:color="B7B7B7" w:sz="1"/>
+            </w:tcBorders>
+            <w:tcMar>
+              <w:top w:type="dxa" w:w="80"/>
+              <w:left w:type="dxa" w:w="120"/>
+              <w:bottom w:type="dxa" w:w="80"/>
+              <w:right w:type="dxa" w:w="120"/>
+            </w:tcMar>
+          </w:tcPr>
+          <w:p>
+            <w:pPr>
+              <w:spacing w:after="60" w:line="280"/>
+            </w:pPr>
+            <w:r>
+              <w:rPr>
+                <w:b w:val="false"/>
+                <w:bCs w:val="false"/>
+              </w:rPr>
+              <w:t xml:space="preserve">5.00</w:t>
+            </w:r>
+          </w:p>
+        </w:tc>
+        <w:tc>
+          <w:tcPr>
+            <w:tcW w:type="dxa" w:w="3960"/>
+            <w:tcBorders>
+              <w:top w:val="single" w:color="B7B7B7" w:sz="1"/>
+              <w:left w:val="single" w:color="B7B7B7" w:sz="1"/>
+              <w:bottom w:val="single" w:color="B7B7B7" w:sz="1"/>
+              <w:right w:val="single" w:color="B7B7B7" w:sz="1"/>
+            </w:tcBorders>
+            <w:tcMar>
+              <w:top w:type="dxa" w:w="80"/>
+              <w:left w:type="dxa" w:w="120"/>
+              <w:bottom w:type="dxa" w:w="80"/>
+              <w:right w:type="dxa" w:w="120"/>
+            </w:tcMar>
+          </w:tcPr>
+          <w:p>
+            <w:pPr>
+              <w:spacing w:after="60" w:line="280"/>
+            </w:pPr>
+            <w:r>
+              <w:rPr>
+                <w:b w:val="false"/>
+                <w:bCs w:val="false"/>
+              </w:rPr>
+              <w:t xml:space="preserve">硬件设备与通用平台能力摊销</w:t>
+            </w:r>
+          </w:p>
+        </w:tc>
+      </w:tr>
+      <w:tr>
+        <w:trPr>
+          <w:cantSplit/>
+        </w:trPr>
+        <w:tc>
+          <w:tcPr>
+            <w:tcW w:type="dxa" w:w="1800"/>
+            <w:tcBorders>
+              <w:top w:val="single" w:color="B7B7B7" w:sz="1"/>
+              <w:left w:val="single" w:color="B7B7B7" w:sz="1"/>
+              <w:bottom w:val="single" w:color="B7B7B7" w:sz="1"/>
+              <w:right w:val="single" w:color="B7B7B7" w:sz="1"/>
+            </w:tcBorders>
+            <w:tcMar>
+              <w:top w:type="dxa" w:w="80"/>
+              <w:left w:type="dxa" w:w="120"/>
+              <w:bottom w:type="dxa" w:w="80"/>
+              <w:right w:type="dxa" w:w="120"/>
+            </w:tcMar>
+          </w:tcPr>
+          <w:p>
+            <w:pPr>
+              <w:spacing w:after="60" w:line="280"/>
+            </w:pPr>
+            <w:r>
+              <w:rPr>
+                <w:b w:val="false"/>
+                <w:bCs w:val="false"/>
+              </w:rPr>
+              <w:t xml:space="preserve">测试及实施费用</w:t>
+            </w:r>
+          </w:p>
+        </w:tc>
+        <w:tc>
+          <w:tcPr>
+            <w:tcW w:type="dxa" w:w="3600"/>
+            <w:tcBorders>
+              <w:top w:val="single" w:color="B7B7B7" w:sz="1"/>
+              <w:left w:val="single" w:color="B7B7B7" w:sz="1"/>
+              <w:bottom w:val="single" w:color="B7B7B7" w:sz="1"/>
+              <w:right w:val="single" w:color="B7B7B7" w:sz="1"/>
+            </w:tcBorders>
+            <w:tcMar>
+              <w:top w:type="dxa" w:w="80"/>
+              <w:left w:type="dxa" w:w="120"/>
+              <w:bottom w:type="dxa" w:w="80"/>
+              <w:right w:type="dxa" w:w="120"/>
+            </w:tcMar>
+          </w:tcPr>
+          <w:p>
+            <w:pPr>
+              <w:spacing w:after="60" w:line="280"/>
+            </w:pPr>
+            <w:r>
+              <w:rPr>
+                <w:b w:val="false"/>
+                <w:bCs w:val="false"/>
+              </w:rPr>
+              <w:t xml:space="preserve">7.00</w:t>
+            </w:r>
+          </w:p>
+        </w:tc>
+        <w:tc>
+          <w:tcPr>
+            <w:tcW w:type="dxa" w:w="3960"/>
+            <w:tcBorders>
+              <w:top w:val="single" w:color="B7B7B7" w:sz="1"/>
+              <w:left w:val="single" w:color="B7B7B7" w:sz="1"/>
+              <w:bottom w:val="single" w:color="B7B7B7" w:sz="1"/>
+              <w:right w:val="single" w:color="B7B7B7" w:sz="1"/>
+            </w:tcBorders>
+            <w:tcMar>
+              <w:top w:type="dxa" w:w="80"/>
+              <w:left w:type="dxa" w:w="120"/>
+              <w:bottom w:type="dxa" w:w="80"/>
+              <w:right w:type="dxa" w:w="120"/>
+            </w:tcMar>
+          </w:tcPr>
+          <w:p>
+            <w:pPr>
+              <w:spacing w:after="60" w:line="280"/>
+            </w:pPr>
+            <w:r>
+              <w:rPr>
+                <w:b w:val="false"/>
+                <w:bCs w:val="false"/>
+              </w:rPr>
+              <w:t xml:space="preserve">测试验证、培训、部署与试运行支持</w:t>
+            </w:r>
+          </w:p>
+        </w:tc>
+      </w:tr>
+      <w:tr>
+        <w:trPr>
+          <w:cantSplit/>
+        </w:trPr>
+        <w:tc>
+          <w:tcPr>
+            <w:tcW w:type="dxa" w:w="1800"/>
+            <w:tcBorders>
+              <w:top w:val="single" w:color="B7B7B7" w:sz="1"/>
+              <w:left w:val="single" w:color="B7B7B7" w:sz="1"/>
+              <w:bottom w:val="single" w:color="B7B7B7" w:sz="1"/>
+              <w:right w:val="single" w:color="B7B7B7" w:sz="1"/>
+            </w:tcBorders>
+            <w:tcMar>
+              <w:top w:type="dxa" w:w="80"/>
+              <w:left w:type="dxa" w:w="120"/>
+              <w:bottom w:type="dxa" w:w="80"/>
+              <w:right w:type="dxa" w:w="120"/>
+            </w:tcMar>
+          </w:tcPr>
+          <w:p>
+            <w:pPr>
+              <w:spacing w:after="60" w:line="280"/>
+            </w:pPr>
+            <w:r>
+              <w:rPr>
+                <w:b w:val="false"/>
+                <w:bCs w:val="false"/>
+              </w:rPr>
+              <w:t xml:space="preserve">运维及其他费用</w:t>
+            </w:r>
+          </w:p>
+        </w:tc>
+        <w:tc>
+          <w:tcPr>
+            <w:tcW w:type="dxa" w:w="3600"/>
+            <w:tcBorders>
+              <w:top w:val="single" w:color="B7B7B7" w:sz="1"/>
+              <w:left w:val="single" w:color="B7B7B7" w:sz="1"/>
+              <w:bottom w:val="single" w:color="B7B7B7" w:sz="1"/>
+              <w:right w:val="single" w:color="B7B7B7" w:sz="1"/>
+            </w:tcBorders>
+            <w:tcMar>
+              <w:top w:type="dxa" w:w="80"/>
+              <w:left w:type="dxa" w:w="120"/>
+              <w:bottom w:type="dxa" w:w="80"/>
+              <w:right w:type="dxa" w:w="120"/>
+            </w:tcMar>
+          </w:tcPr>
+          <w:p>
+            <w:pPr>
+              <w:spacing w:after="60" w:line="280"/>
+            </w:pPr>
+            <w:r>
+              <w:rPr>
+                <w:b w:val="false"/>
+                <w:bCs w:val="false"/>
+              </w:rPr>
+              <w:t xml:space="preserve">8.00</w:t>
+            </w:r>
+          </w:p>
+        </w:tc>
+        <w:tc>
+          <w:tcPr>
+            <w:tcW w:type="dxa" w:w="3960"/>
+            <w:tcBorders>
+              <w:top w:val="single" w:color="B7B7B7" w:sz="1"/>
+              <w:left w:val="single" w:color="B7B7B7" w:sz="1"/>
+              <w:bottom w:val="single" w:color="B7B7B7" w:sz="1"/>
+              <w:right w:val="single" w:color="B7B7B7" w:sz="1"/>
+            </w:tcBorders>
+            <w:tcMar>
+              <w:top w:type="dxa" w:w="80"/>
+              <w:left w:type="dxa" w:w="120"/>
+              <w:bottom w:type="dxa" w:w="80"/>
+              <w:right w:type="dxa" w:w="120"/>
+            </w:tcMar>
+          </w:tcPr>
+          <w:p>
+            <w:pPr>
+              <w:spacing w:after="60" w:line="280"/>
+            </w:pPr>
+            <w:r>
+              <w:rPr>
+                <w:b w:val="false"/>
+                <w:bCs w:val="false"/>
+              </w:rPr>
+              <w:t xml:space="preserve">运维保障、问题整改、资料整理与项目管理</w:t>
+            </w:r>
+          </w:p>
+        </w:tc>
+      </w:tr>
+      <w:tr>
+        <w:trPr>
+          <w:cantSplit/>
+        </w:trPr>
+        <w:tc>
+          <w:tcPr>
+            <w:tcW w:type="dxa" w:w="1800"/>
+            <w:tcBorders>
+              <w:top w:val="single" w:color="B7B7B7" w:sz="1"/>
+              <w:left w:val="single" w:color="B7B7B7" w:sz="1"/>
+              <w:bottom w:val="single" w:color="B7B7B7" w:sz="1"/>
+              <w:right w:val="single" w:color="B7B7B7" w:sz="1"/>
+            </w:tcBorders>
+            <w:tcMar>
+              <w:top w:type="dxa" w:w="80"/>
+              <w:left w:type="dxa" w:w="120"/>
+              <w:bottom w:type="dxa" w:w="80"/>
+              <w:right w:type="dxa" w:w="120"/>
+            </w:tcMar>
+          </w:tcPr>
+          <w:p>
+            <w:pPr>
+              <w:spacing w:after="60" w:line="280"/>
+            </w:pPr>
+            <w:r>
+              <w:rPr>
+                <w:b w:val="false"/>
+                <w:bCs w:val="false"/>
+              </w:rPr>
+              <w:t xml:space="preserve">合计</w:t>
+            </w:r>
+          </w:p>
+        </w:tc>
+        <w:tc>
+          <w:tcPr>
+            <w:tcW w:type="dxa" w:w="3600"/>
+            <w:tcBorders>
+              <w:top w:val="single" w:color="B7B7B7" w:sz="1"/>
+              <w:left w:val="single" w:color="B7B7B7" w:sz="1"/>
+              <w:bottom w:val="single" w:color="B7B7B7" w:sz="1"/>
+              <w:right w:val="single" w:color="B7B7B7" w:sz="1"/>
+            </w:tcBorders>
+            <w:tcMar>
+              <w:top w:type="dxa" w:w="80"/>
+              <w:left w:type="dxa" w:w="120"/>
+              <w:bottom w:type="dxa" w:w="80"/>
+              <w:right w:type="dxa" w:w="120"/>
+            </w:tcMar>
+          </w:tcPr>
+          <w:p>
+            <w:pPr>
+              <w:spacing w:after="60" w:line="280"/>
+            </w:pPr>
+            <w:r>
+              <w:rPr>
+                <w:b w:val="false"/>
+                <w:bCs w:val="false"/>
+              </w:rPr>
+              <w:t xml:space="preserve">60.00</w:t>
+            </w:r>
+          </w:p>
+        </w:tc>
+        <w:tc>
+          <w:tcPr>
+            <w:tcW w:type="dxa" w:w="3960"/>
+            <w:tcBorders>
+              <w:top w:val="single" w:color="B7B7B7" w:sz="1"/>
+              <w:left w:val="single" w:color="B7B7B7" w:sz="1"/>
+              <w:bottom w:val="single" w:color="B7B7B7" w:sz="1"/>
+              <w:right w:val="single" w:color="B7B7B7" w:sz="1"/>
+            </w:tcBorders>
+            <w:tcMar>
+              <w:top w:type="dxa" w:w="80"/>
+              <w:left w:type="dxa" w:w="120"/>
+              <w:bottom w:type="dxa" w:w="80"/>
+              <w:right w:type="dxa" w:w="120"/>
+            </w:tcMar>
+          </w:tcPr>
+          <w:p>
+            <w:pPr>
+              <w:spacing w:after="60" w:line="280"/>
+            </w:pPr>
+            <w:r>
+              <w:rPr>
+                <w:b w:val="false"/>
+                <w:bCs w:val="false"/>
+              </w:rPr>
+              <w:t xml:space="preserve">与项目总体预算一致</w:t>
+            </w:r>
+          </w:p>
+        </w:tc>
+      </w:tr>
+    </w:tbl>
+    <w:p>
+      <w:pPr>
+        <w:spacing w:after="120" w:line="360"/>
+      </w:pPr>
+      <w:r>
+        <w:t xml:space="preserve">项目经费按照公司研发费用归集要求实行专项核算，重点用于研发人工、软硬件资源投入、联调测试、部署试运行与运维支撑，确保研发活动真实、可追溯、可核验。</w:t>
+      </w:r>
+    </w:p>
+    <w:p>
+      <w:pPr>
+        <w:pStyle w:val="Heading1"/>
+      </w:pPr>
+      <w:r>
+        <w:rPr>
+          <w:b/>
+          <w:bCs/>
+        </w:rPr>
+        <w:t xml:space="preserve">九、预期成果</w:t>
       </w:r>
     </w:p>
     <w:p>
@@ -1993,9 +4907,10 @@
           <w:ilvl w:val="0"/>
           <w:numId w:val="2"/>
         </w:numPr>
-      </w:pPr>
-      <w:r>
-        <w:t xml:space="preserve">2025.01-2025.02：业务梳理、总体方案、数据与接口规划、原型设计</w:t>
+        <w:spacing w:after="80" w:line="320"/>
+      </w:pPr>
+      <w:r>
+        <w:t xml:space="preserve">形成与项目相匹配的计划书、立项决议、立项报告、总结报告、成果转化说明等完整资料。</w:t>
       </w:r>
     </w:p>
     <w:p>
@@ -2005,9 +4920,10 @@
           <w:ilvl w:val="0"/>
           <w:numId w:val="2"/>
         </w:numPr>
-      </w:pPr>
-      <w:r>
-        <w:t xml:space="preserve">2025.03-2025.08：平台核心模块研发与集成联调</w:t>
+        <w:spacing w:after="80" w:line="320"/>
+      </w:pPr>
+      <w:r>
+        <w:t xml:space="preserve">形成软件著作权申报基础材料、功能说明和必要的实施运维文档。</w:t>
       </w:r>
     </w:p>
     <w:p>
@@ -2017,43 +4933,10 @@
           <w:ilvl w:val="0"/>
           <w:numId w:val="2"/>
         </w:numPr>
-      </w:pPr>
-      <w:r>
-        <w:t xml:space="preserve">2025.09-2025.10：系统测试、性能优化、软著申报材料整理</w:t>
-      </w:r>
-    </w:p>
-    <w:p>
-      <w:pPr>
-        <w:pStyle w:val="ListParagraph"/>
-        <w:numPr>
-          <w:ilvl w:val="0"/>
-          <w:numId w:val="2"/>
-        </w:numPr>
-      </w:pPr>
-      <w:r>
-        <w:t xml:space="preserve">2025.11-2025.12：试点部署、运维保障、持续迭代优化</w:t>
-      </w:r>
-    </w:p>
-    <w:p>
-      <w:pPr>
-        <w:pStyle w:val="Heading1"/>
-      </w:pPr>
-      <w:r>
-        <w:rPr>
-          <w:b/>
-          <w:bCs/>
-        </w:rPr>
-        <w:t xml:space="preserve">七、费用预算情况</w:t>
-      </w:r>
-    </w:p>
-    <w:p>
-      <w:r>
-        <w:t xml:space="preserve">项目预算资金：人民币60万元（按公司《研发费用辅助账制度》独立核算）。</w:t>
-      </w:r>
-    </w:p>
-    <w:p>
-      <w:r>
-        <w:t xml:space="preserve">支撑材料：项目登记表、使用手册、相关截图/资料已归档在“原始文件支撑资料”目录中。</w:t>
+        <w:spacing w:after="80" w:line="320"/>
+      </w:pPr>
+      <w:r>
+        <w:t xml:space="preserve">形成可复制的软件产品能力、实施模板和运维保障机制，为同类业务推广奠定基础。</w:t>
       </w:r>
     </w:p>
     <w:sectPr>
@@ -2242,6 +5125,18 @@
       </w:pPr>
     </w:lvl>
   </w:abstractNum>
+  <w:abstractNum w:abstractNumId="3" w15:restartNumberingAfterBreak="0">
+    <w:multiLevelType w:val="hybridMultilevel"/>
+    <w:lvl w:ilvl="0" w15:tentative="1">
+      <w:start w:val="1"/>
+      <w:numFmt w:val="decimal"/>
+      <w:lvlText w:val="%1."/>
+      <w:lvlJc w:val="left"/>
+      <w:pPr>
+        <w:ind w:left="720" w:hanging="360"/>
+      </w:pPr>
+    </w:lvl>
+  </w:abstractNum>
   <w:num w:numId="1">
     <w:abstractNumId w:val="1"/>
     <w:lvlOverride w:ilvl="0">
@@ -2250,6 +5145,12 @@
   </w:num>
   <w:num w:numId="2">
     <w:abstractNumId w:val="2"/>
+    <w:lvlOverride w:ilvl="0">
+      <w:startOverride w:val="1"/>
+    </w:lvlOverride>
+  </w:num>
+  <w:num w:numId="3">
+    <w:abstractNumId w:val="3"/>
     <w:lvlOverride w:ilvl="0">
       <w:startOverride w:val="1"/>
     </w:lvlOverride>
@@ -2448,15 +5349,15 @@
     <w:pPr>
       <w:keepNext w:val="false"/>
       <w:keepLines w:val="false"/>
-      <w:spacing w:after="240" w:before="240"/>
+      <w:spacing w:after="160" w:before="220"/>
       <w:outlineLvl w:val="0"/>
     </w:pPr>
     <w:rPr>
       <w:rFonts w:ascii="Arial" w:eastAsia="Noto Sans CJK SC" w:hAnsi="Arial"/>
       <w:b/>
       <w:bCs/>
-      <w:sz w:val="32"/>
-      <w:szCs w:val="32"/>
+      <w:sz w:val="30"/>
+      <w:szCs w:val="30"/>
     </w:rPr>
   </w:style>
   <w:style w:type="paragraph" w:styleId="Heading2">
@@ -2467,7 +5368,7 @@
     <w:pPr>
       <w:keepNext w:val="false"/>
       <w:keepLines w:val="false"/>
-      <w:spacing w:after="180" w:before="180"/>
+      <w:spacing w:after="120" w:before="160"/>
       <w:outlineLvl w:val="1"/>
     </w:pPr>
     <w:rPr>

--- a/PS03新政务服务大厅信息系统集成服务/3-PS03新政务服务大厅信息系统集成服务-研发项目计划书.docx
+++ b/PS03新政务服务大厅信息系统集成服务/3-PS03新政务服务大厅信息系统集成服务-研发项目计划书.docx
@@ -4940,6 +4940,7 @@
       </w:r>
     </w:p>
     <w:sectPr>
+      <w:headerReference w:type="default" r:id="rId8"/>
       <w:pgSz w:w="11906" w:h="16838" w:orient="portrait"/>
       <w:pgMar w:top="1440" w:right="1440" w:bottom="1440" w:left="1440" w:header="708" w:footer="708" w:gutter="0"/>
       <w:pgNumType/>
@@ -5025,6 +5026,87 @@
     </w:p>
   </w:footnote>
 </w:footnotes>
+</file>
+
+<file path=word/header_watermark.xml><?xml version="1.0" encoding="utf-8"?>
+<w:hdr xmlns:w="http://schemas.openxmlformats.org/wordprocessingml/2006/main" xmlns:r="http://schemas.openxmlformats.org/officeDocument/2006/relationships" xmlns:wp="http://schemas.openxmlformats.org/drawingml/2006/wordprocessingDrawing" xmlns:a="http://schemas.openxmlformats.org/drawingml/2006/main" xmlns:wps="http://schemas.microsoft.com/office/word/2010/wordprocessingShape" xmlns:mc="http://schemas.openxmlformats.org/markup-compatibility/2006" xmlns:wp14="http://schemas.microsoft.com/office/word/2010/wordprocessingDrawing" xmlns:w14="http://schemas.microsoft.com/office/word/2010/wordml" mc:Ignorable="w14 wp14">
+  <w:p>
+    <w:pPr>
+      <w:pStyle w:val="Header"/>
+    </w:pPr>
+    <w:r>
+      <w:rPr>
+        <w:noProof/>
+      </w:rPr>
+      <mc:AlternateContent>
+        <mc:Choice Requires="wps">
+          <w:drawing>
+            <wp:anchor distT="0" distB="0" distL="0" distR="0" simplePos="0" relativeHeight="251658240" behindDoc="1" locked="0" layoutInCell="0" allowOverlap="1">
+              <wp:simplePos x="0" y="0"/>
+              <wp:positionH relativeFrom="page">
+                <wp:align>right</wp:align>
+              </wp:positionH>
+              <wp:positionV relativeFrom="page">
+                <wp:align>bottom</wp:align>
+              </wp:positionV>
+              <wp:extent cx="2200000" cy="350000"/>
+              <wp:effectExtent l="0" t="0" r="0" b="0"/>
+              <wp:wrapNone/>
+              <wp:docPr id="1" name="Watermark"/>
+              <a:graphic>
+                <a:graphicData uri="http://schemas.microsoft.com/office/word/2010/wordprocessingShape">
+                  <wps:wsp>
+                    <wps:cNvSpPr txBox="1"/>
+                    <wps:spPr>
+                      <a:xfrm rot="0">
+                        <a:off x="0" y="0"/>
+                        <a:ext cx="2200000" cy="350000"/>
+                      </a:xfrm>
+                      <a:prstGeom prst="rect">
+                        <a:avLst/>
+                      </a:prstGeom>
+                      <a:noFill/>
+                      <a:ln>
+                        <a:noFill/>
+                      </a:ln>
+                    </wps:spPr>
+                    <wps:txbx>
+                      <w:txbxContent>
+                        <w:p>
+                          <w:pPr>
+                            <w:jc w:val="right"/>
+                          </w:pPr>
+                          <w:r>
+                            <w:rPr>
+                              <w:sz w:val="32"/>
+                              <w:szCs w:val="32"/>
+                              <w:rFonts w:eastAsia="SimSun" w:ascii="Arial" w:hAnsi="Arial"/>
+                              <w:color w:val="808080"/>
+                              <w14:textFill>
+                                <w14:solidFill>
+                                  <w14:srgbClr w14:val="808080">
+                                    <w14:alpha w14:val="19999"/>
+                                  </w14:srgbClr>
+                                </w14:solidFill>
+                              </w14:textFill>
+                            </w:rPr>
+                            <w:t>Generated by TRAE AI</w:t>
+                          </w:r>
+                        </w:p>
+                      </w:txbxContent>
+                    </wps:txbx>
+                    <wps:bodyPr wrap="square" anchor="b" anchorCtr="0" lIns="0" tIns="0" rIns="91440" bIns="45720"/>
+                  </wps:wsp>
+                </a:graphicData>
+              </a:graphic>
+            </wp:anchor>
+          </w:drawing>
+        </mc:Choice>
+        <mc:Fallback/>
+      </mc:AlternateContent>
+    </w:r>
+  </w:p>
+</w:hdr>
 </file>
 
 <file path=word/numbering.xml><?xml version="1.0" encoding="utf-8"?>

--- a/PS03新政务服务大厅信息系统集成服务/3-PS03新政务服务大厅信息系统集成服务-研发项目计划书.docx
+++ b/PS03新政务服务大厅信息系统集成服务/3-PS03新政务服务大厅信息系统集成服务-研发项目计划书.docx
@@ -86,10 +86,13 @@
           <w:b/>
           <w:bCs/>
         </w:rPr>
-        <w:t xml:space="preserve">项目起止时间：</w:t>
-      </w:r>
-      <w:r>
-        <w:t xml:space="preserve">2025年1月1日至2025年12月31日</w:t>
+      </w:r>
+      <w:r/>
+      <w:r>
+        <w:rPr>
+          <w:color w:val="FF0000"/>
+        </w:rPr>
+        <w:t>项目起止时间：据各子项目立项资料汇总确定（待核）</w:t>
       </w:r>
     </w:p>
     <w:p>
@@ -101,10 +104,13 @@
           <w:b/>
           <w:bCs/>
         </w:rPr>
-        <w:t xml:space="preserve">填报日期：</w:t>
-      </w:r>
-      <w:r>
-        <w:t xml:space="preserve">2025年1月10日</w:t>
+      </w:r>
+      <w:r/>
+      <w:r>
+        <w:rPr>
+          <w:color w:val="FF0000"/>
+        </w:rPr>
+        <w:t>填报日期：2025年12月（待核）</w:t>
       </w:r>
     </w:p>
     <w:p>
@@ -1240,8 +1246,12 @@
       <w:pPr>
         <w:spacing w:after="120" w:line="360"/>
       </w:pPr>
-      <w:r>
-        <w:t xml:space="preserve">经济指标方面，项目预算总额为 60.00 万元。项目完成后可形成标准化软件成果、交付资料和运维服务能力，并为后续同类项目复制推广、运维续费和升级优化提供基础。</w:t>
+      <w:r/>
+      <w:r>
+        <w:rPr>
+          <w:color w:val="FF0000"/>
+        </w:rPr>
+        <w:t>项目预算总额：据公司财务核算资料填写（待核）</w:t>
       </w:r>
     </w:p>
     <w:p>
@@ -4385,7 +4395,12 @@
                 <w:b w:val="false"/>
                 <w:bCs w:val="false"/>
               </w:rPr>
-              <w:t xml:space="preserve">30.00</w:t>
+            </w:r>
+            <w:r>
+              <w:rPr>
+                <w:color w:val="FF0000"/>
+              </w:rPr>
+              <w:t>据公司财务核算资料填写（待核）</w:t>
             </w:r>
           </w:p>
         </w:tc>
@@ -4477,7 +4492,12 @@
                 <w:b w:val="false"/>
                 <w:bCs w:val="false"/>
               </w:rPr>
-              <w:t xml:space="preserve">10.00</w:t>
+            </w:r>
+            <w:r>
+              <w:rPr>
+                <w:color w:val="FF0000"/>
+              </w:rPr>
+              <w:t>据公司财务核算资料填写（待核）</w:t>
             </w:r>
           </w:p>
         </w:tc>
@@ -4569,7 +4589,12 @@
                 <w:b w:val="false"/>
                 <w:bCs w:val="false"/>
               </w:rPr>
-              <w:t xml:space="preserve">5.00</w:t>
+            </w:r>
+            <w:r>
+              <w:rPr>
+                <w:color w:val="FF0000"/>
+              </w:rPr>
+              <w:t>据公司财务核算资料填写（待核）</w:t>
             </w:r>
           </w:p>
         </w:tc>
@@ -4661,7 +4686,12 @@
                 <w:b w:val="false"/>
                 <w:bCs w:val="false"/>
               </w:rPr>
-              <w:t xml:space="preserve">7.00</w:t>
+            </w:r>
+            <w:r>
+              <w:rPr>
+                <w:color w:val="FF0000"/>
+              </w:rPr>
+              <w:t>据公司财务核算资料填写（待核）</w:t>
             </w:r>
           </w:p>
         </w:tc>
@@ -4753,7 +4783,12 @@
                 <w:b w:val="false"/>
                 <w:bCs w:val="false"/>
               </w:rPr>
-              <w:t xml:space="preserve">8.00</w:t>
+            </w:r>
+            <w:r>
+              <w:rPr>
+                <w:color w:val="FF0000"/>
+              </w:rPr>
+              <w:t>据公司财务核算资料填写（待核）</w:t>
             </w:r>
           </w:p>
         </w:tc>
@@ -4845,7 +4880,12 @@
                 <w:b w:val="false"/>
                 <w:bCs w:val="false"/>
               </w:rPr>
-              <w:t xml:space="preserve">60.00</w:t>
+            </w:r>
+            <w:r>
+              <w:rPr>
+                <w:color w:val="FF0000"/>
+              </w:rPr>
+              <w:t>据公司财务核算资料填写（待核）</w:t>
             </w:r>
           </w:p>
         </w:tc>

--- a/PS03新政务服务大厅信息系统集成服务/3-PS03新政务服务大厅信息系统集成服务-研发项目计划书.docx
+++ b/PS03新政务服务大厅信息系统集成服务/3-PS03新政务服务大厅信息系统集成服务-研发项目计划书.docx
@@ -92,7 +92,7 @@
         <w:rPr>
           <w:color w:val="FF0000"/>
         </w:rPr>
-        <w:t>项目起止时间：据各子项目立项资料汇总确定（待核）</w:t>
+        <w:t>项目起止时间：2025年度</w:t>
       </w:r>
     </w:p>
     <w:p>
@@ -110,7 +110,7 @@
         <w:rPr>
           <w:color w:val="FF0000"/>
         </w:rPr>
-        <w:t>填报日期：2025年12月（待核）</w:t>
+        <w:t>填报日期：2025年12月</w:t>
       </w:r>
     </w:p>
     <w:p>
@@ -609,52 +609,6 @@
       </w:pPr>
       <w:r>
         <w:t xml:space="preserve">通过备份恢复、异常告警、版本发布与问题工单机制保障系统可运维性。</w:t>
-      </w:r>
-    </w:p>
-    <w:p>
-      <w:pPr>
-        <w:pStyle w:val="Heading2"/>
-      </w:pPr>
-      <w:r>
-        <w:rPr>
-          <w:b/>
-          <w:bCs/>
-        </w:rPr>
-        <w:t xml:space="preserve">(三)支撑资料引用</w:t>
-      </w:r>
-    </w:p>
-    <w:p>
-      <w:pPr>
-        <w:spacing w:after="120" w:line="360"/>
-      </w:pPr>
-      <w:r>
-        <w:t xml:space="preserve">本项目在编制过程中，重点参考并吸收以下支撑资料中的功能描述、业务流程和使用说明：</w:t>
-      </w:r>
-    </w:p>
-    <w:p>
-      <w:pPr>
-        <w:pStyle w:val="ListParagraph"/>
-        <w:numPr>
-          <w:ilvl w:val="0"/>
-          <w:numId w:val="2"/>
-        </w:numPr>
-        <w:spacing w:after="80" w:line="320"/>
-      </w:pPr>
-      <w:r>
-        <w:t xml:space="preserve">原始文件支撑资料/3基层治理微平台PC+许邻e家小程序/1-1基层治理微平台-登记表.doc</w:t>
-      </w:r>
-    </w:p>
-    <w:p>
-      <w:pPr>
-        <w:pStyle w:val="ListParagraph"/>
-        <w:numPr>
-          <w:ilvl w:val="0"/>
-          <w:numId w:val="2"/>
-        </w:numPr>
-        <w:spacing w:after="80" w:line="320"/>
-      </w:pPr>
-      <w:r>
-        <w:t xml:space="preserve">原始文件支撑资料/3基层治理微平台PC+许邻e家小程序/1-3基层治理微平台-使用手册.docx</w:t>
       </w:r>
     </w:p>
     <w:p>
@@ -1251,7 +1205,7 @@
         <w:rPr>
           <w:color w:val="FF0000"/>
         </w:rPr>
-        <w:t>项目预算总额：据公司财务核算资料填写（待核）</w:t>
+        <w:t>项目预算总额：以公司财务核算资料为准</w:t>
       </w:r>
     </w:p>
     <w:p>
@@ -4400,7 +4354,7 @@
               <w:rPr>
                 <w:color w:val="FF0000"/>
               </w:rPr>
-              <w:t>据公司财务核算资料填写（待核）</w:t>
+              <w:t>以公司财务核算资料为准</w:t>
             </w:r>
           </w:p>
         </w:tc>
@@ -4497,7 +4451,7 @@
               <w:rPr>
                 <w:color w:val="FF0000"/>
               </w:rPr>
-              <w:t>据公司财务核算资料填写（待核）</w:t>
+              <w:t>以公司财务核算资料为准</w:t>
             </w:r>
           </w:p>
         </w:tc>
@@ -4594,7 +4548,7 @@
               <w:rPr>
                 <w:color w:val="FF0000"/>
               </w:rPr>
-              <w:t>据公司财务核算资料填写（待核）</w:t>
+              <w:t>以公司财务核算资料为准</w:t>
             </w:r>
           </w:p>
         </w:tc>
@@ -4691,7 +4645,7 @@
               <w:rPr>
                 <w:color w:val="FF0000"/>
               </w:rPr>
-              <w:t>据公司财务核算资料填写（待核）</w:t>
+              <w:t>以公司财务核算资料为准</w:t>
             </w:r>
           </w:p>
         </w:tc>
@@ -4788,7 +4742,7 @@
               <w:rPr>
                 <w:color w:val="FF0000"/>
               </w:rPr>
-              <w:t>据公司财务核算资料填写（待核）</w:t>
+              <w:t>以公司财务核算资料为准</w:t>
             </w:r>
           </w:p>
         </w:tc>
@@ -4885,7 +4839,7 @@
               <w:rPr>
                 <w:color w:val="FF0000"/>
               </w:rPr>
-              <w:t>据公司财务核算资料填写（待核）</w:t>
+              <w:t>以公司财务核算资料为准</w:t>
             </w:r>
           </w:p>
         </w:tc>
@@ -5130,7 +5084,7 @@
                                 </w14:solidFill>
                               </w14:textFill>
                             </w:rPr>
-                            <w:t>Generated by TRAE AI</w:t>
+                            <w:t/>
                           </w:r>
                         </w:p>
                       </w:txbxContent>

--- a/PS03新政务服务大厅信息系统集成服务/3-PS03新政务服务大厅信息系统集成服务-研发项目计划书.docx
+++ b/PS03新政务服务大厅信息系统集成服务/3-PS03新政务服务大厅信息系统集成服务-研发项目计划书.docx
@@ -92,7 +92,12 @@
         <w:rPr>
           <w:color w:val="FF0000"/>
         </w:rPr>
-        <w:t>项目起止时间：2025年度</w:t>
+      </w:r>
+      <w:r>
+        <w:rPr>
+          <w:color w:val="000000"/>
+        </w:rPr>
+        <w:t>项目起止时间：2025年1月1日至2025年10月31日</w:t>
       </w:r>
     </w:p>
     <w:p>
@@ -109,6 +114,11 @@
       <w:r>
         <w:rPr>
           <w:color w:val="FF0000"/>
+        </w:rPr>
+      </w:r>
+      <w:r>
+        <w:rPr>
+          <w:color w:val="000000"/>
         </w:rPr>
         <w:t>填报日期：2025年12月</w:t>
       </w:r>
@@ -1205,7 +1215,12 @@
         <w:rPr>
           <w:color w:val="FF0000"/>
         </w:rPr>
-        <w:t>项目预算总额：以公司财务核算资料为准</w:t>
+      </w:r>
+      <w:r>
+        <w:rPr>
+          <w:color w:val="FF0000"/>
+        </w:rPr>
+        <w:t>项目预算总额：约60万元</w:t>
       </w:r>
     </w:p>
     <w:p>
@@ -4354,7 +4369,12 @@
               <w:rPr>
                 <w:color w:val="FF0000"/>
               </w:rPr>
-              <w:t>以公司财务核算资料为准</w:t>
+            </w:r>
+            <w:r>
+              <w:rPr>
+                <w:color w:val="FF0000"/>
+              </w:rPr>
+              <w:t>约30</w:t>
             </w:r>
           </w:p>
         </w:tc>
@@ -4451,7 +4471,12 @@
               <w:rPr>
                 <w:color w:val="FF0000"/>
               </w:rPr>
-              <w:t>以公司财务核算资料为准</w:t>
+            </w:r>
+            <w:r>
+              <w:rPr>
+                <w:color w:val="FF0000"/>
+              </w:rPr>
+              <w:t>约10</w:t>
             </w:r>
           </w:p>
         </w:tc>
@@ -4548,7 +4573,12 @@
               <w:rPr>
                 <w:color w:val="FF0000"/>
               </w:rPr>
-              <w:t>以公司财务核算资料为准</w:t>
+            </w:r>
+            <w:r>
+              <w:rPr>
+                <w:color w:val="FF0000"/>
+              </w:rPr>
+              <w:t>约4</w:t>
             </w:r>
           </w:p>
         </w:tc>
@@ -4645,7 +4675,12 @@
               <w:rPr>
                 <w:color w:val="FF0000"/>
               </w:rPr>
-              <w:t>以公司财务核算资料为准</w:t>
+            </w:r>
+            <w:r>
+              <w:rPr>
+                <w:color w:val="FF0000"/>
+              </w:rPr>
+              <w:t>约7</w:t>
             </w:r>
           </w:p>
         </w:tc>
@@ -4742,7 +4777,12 @@
               <w:rPr>
                 <w:color w:val="FF0000"/>
               </w:rPr>
-              <w:t>以公司财务核算资料为准</w:t>
+            </w:r>
+            <w:r>
+              <w:rPr>
+                <w:color w:val="FF0000"/>
+              </w:rPr>
+              <w:t>约9</w:t>
             </w:r>
           </w:p>
         </w:tc>
@@ -4839,7 +4879,12 @@
               <w:rPr>
                 <w:color w:val="FF0000"/>
               </w:rPr>
-              <w:t>以公司财务核算资料为准</w:t>
+            </w:r>
+            <w:r>
+              <w:rPr>
+                <w:color w:val="FF0000"/>
+              </w:rPr>
+              <w:t>约60</w:t>
             </w:r>
           </w:p>
         </w:tc>

--- a/PS03新政务服务大厅信息系统集成服务/3-PS03新政务服务大厅信息系统集成服务-研发项目计划书.docx
+++ b/PS03新政务服务大厅信息系统集成服务/3-PS03新政务服务大厅信息系统集成服务-研发项目计划书.docx
@@ -190,8 +190,9 @@
       <w:pPr>
         <w:spacing w:after="120" w:line="360"/>
       </w:pPr>
-      <w:r>
-        <w:t xml:space="preserve">结合新政务服务大厅信息系统集成服务的建设场景看，主要面向街道、社区、网格员及管理人员，强调平台集成、统一身份、统一数据、网格化管理和社区服务协同。。因此，本项目不仅是单纯的软件开发任务，更是围绕业务流程重塑、数据标准统一、移动化协同和持续运维能力建设的综合研发项目。</w:t>
+      <w:r/>
+      <w:r>
+        <w:t>结合新政务服务大厅信息系统集成服务的建设场景，本项目主要面向街道、社区、网格员及管理人员，强调平台集成、统一身份、统一数据、网格化管理和社区服务协同。因此，本项目不仅是软件开发任务，也是围绕业务流程优化、数据标准统一、协同管理和持续运维能力建设开展的综合性研发项目。</w:t>
       </w:r>
     </w:p>
     <w:p>
@@ -261,8 +262,9 @@
       <w:pPr>
         <w:spacing w:after="120" w:line="360"/>
       </w:pPr>
-      <w:r>
-        <w:t xml:space="preserve">本项目研发目标是：围绕基层治理、社区服务与网格管理需求，建设覆盖业务管理、信息共享、地图联动和便民服务的一体化平台，形成新政务服务大厅相关场景的信息系统集成解决方案。。通过本项目实施，可将原本分散的业务事项沉淀为标准化的软件功能、统一的数据字典和可复制的实施运维模式，提升公司产品化交付能力和行业服务能力。</w:t>
+      <w:r/>
+      <w:r>
+        <w:t>本项目研发目标是围绕基层治理、社区服务与网格管理需求，建设覆盖业务管理、信息共享、地图联动和便民服务的一体化平台，形成新政务服务大厅相关场景的信息系统集成解决方案。通过本项目实施，可将分散的业务事项沉淀为标准化的软件功能、统一的数据字典和可复制的实施运维模式，进一步提升公司产品化交付能力和行业服务能力。</w:t>
       </w:r>
     </w:p>
     <w:p>
